--- a/output/relatorios/relatorio_final.docx
+++ b/output/relatorios/relatorio_final.docx
@@ -30,7 +30,7 @@
     </w:p>
     <w:p>
       <w:r>
-        <w:t>Melhor Acurácia: 0.8238</w:t>
+        <w:t>Melhor Acurácia: 0.8418</w:t>
       </w:r>
     </w:p>
     <w:p>
@@ -102,7 +102,7 @@
           </w:tcPr>
           <w:p>
             <w:r>
-              <w:t>Ridge Classifier</w:t>
+              <w:t>Ensemble_Voting</w:t>
             </w:r>
           </w:p>
         </w:tc>
@@ -112,7 +112,7 @@
           </w:tcPr>
           <w:p>
             <w:r>
-              <w:t>0.8238</w:t>
+              <w:t>0.8418</w:t>
             </w:r>
           </w:p>
         </w:tc>
@@ -122,7 +122,7 @@
           </w:tcPr>
           <w:p>
             <w:r>
-              <w:t>0.0458</w:t>
+              <w:t>0.0447</w:t>
             </w:r>
           </w:p>
         </w:tc>
@@ -132,91 +132,7 @@
           </w:tcPr>
           <w:p>
             <w:r>
-              <w:t>0.9167</w:t>
-            </w:r>
-          </w:p>
-        </w:tc>
-      </w:tr>
-      <w:tr>
-        <w:tc>
-          <w:tcPr>
-            <w:tcW w:type="dxa" w:w="2160"/>
-          </w:tcPr>
-          <w:p>
-            <w:r>
-              <w:t>LDA</w:t>
-            </w:r>
-          </w:p>
-        </w:tc>
-        <w:tc>
-          <w:tcPr>
-            <w:tcW w:type="dxa" w:w="2160"/>
-          </w:tcPr>
-          <w:p>
-            <w:r>
-              <w:t>0.8238</w:t>
-            </w:r>
-          </w:p>
-        </w:tc>
-        <w:tc>
-          <w:tcPr>
-            <w:tcW w:type="dxa" w:w="2160"/>
-          </w:tcPr>
-          <w:p>
-            <w:r>
-              <w:t>0.0410</w:t>
-            </w:r>
-          </w:p>
-        </w:tc>
-        <w:tc>
-          <w:tcPr>
-            <w:tcW w:type="dxa" w:w="2160"/>
-          </w:tcPr>
-          <w:p>
-            <w:r>
-              <w:t>0.9000</w:t>
-            </w:r>
-          </w:p>
-        </w:tc>
-      </w:tr>
-      <w:tr>
-        <w:tc>
-          <w:tcPr>
-            <w:tcW w:type="dxa" w:w="2160"/>
-          </w:tcPr>
-          <w:p>
-            <w:r>
-              <w:t>Linear SVC</w:t>
-            </w:r>
-          </w:p>
-        </w:tc>
-        <w:tc>
-          <w:tcPr>
-            <w:tcW w:type="dxa" w:w="2160"/>
-          </w:tcPr>
-          <w:p>
-            <w:r>
-              <w:t>0.8204</w:t>
-            </w:r>
-          </w:p>
-        </w:tc>
-        <w:tc>
-          <w:tcPr>
-            <w:tcW w:type="dxa" w:w="2160"/>
-          </w:tcPr>
-          <w:p>
-            <w:r>
-              <w:t>0.0444</w:t>
-            </w:r>
-          </w:p>
-        </w:tc>
-        <w:tc>
-          <w:tcPr>
-            <w:tcW w:type="dxa" w:w="2160"/>
-          </w:tcPr>
-          <w:p>
-            <w:r>
-              <w:t>0.9167</w:t>
+              <w:t>0.0000</w:t>
             </w:r>
           </w:p>
         </w:tc>
@@ -238,7 +154,7 @@
           </w:tcPr>
           <w:p>
             <w:r>
-              <w:t>0.8182</w:t>
+              <w:t>0.8329</w:t>
             </w:r>
           </w:p>
         </w:tc>
@@ -248,7 +164,7 @@
           </w:tcPr>
           <w:p>
             <w:r>
-              <w:t>0.0342</w:t>
+              <w:t>0.0372</w:t>
             </w:r>
           </w:p>
         </w:tc>
@@ -270,7 +186,7 @@
           </w:tcPr>
           <w:p>
             <w:r>
-              <w:t>Logistic Regression</w:t>
+              <w:t>Gradient Boosting</w:t>
             </w:r>
           </w:p>
         </w:tc>
@@ -280,7 +196,7 @@
           </w:tcPr>
           <w:p>
             <w:r>
-              <w:t>0.8148</w:t>
+              <w:t>0.8239</w:t>
             </w:r>
           </w:p>
         </w:tc>
@@ -290,7 +206,133 @@
           </w:tcPr>
           <w:p>
             <w:r>
-              <w:t>0.0469</w:t>
+              <w:t>0.0379</w:t>
+            </w:r>
+          </w:p>
+        </w:tc>
+        <w:tc>
+          <w:tcPr>
+            <w:tcW w:type="dxa" w:w="2160"/>
+          </w:tcPr>
+          <w:p>
+            <w:r>
+              <w:t>0.8983</w:t>
+            </w:r>
+          </w:p>
+        </w:tc>
+      </w:tr>
+      <w:tr>
+        <w:tc>
+          <w:tcPr>
+            <w:tcW w:type="dxa" w:w="2160"/>
+          </w:tcPr>
+          <w:p>
+            <w:r>
+              <w:t>LightGBM</w:t>
+            </w:r>
+          </w:p>
+        </w:tc>
+        <w:tc>
+          <w:tcPr>
+            <w:tcW w:type="dxa" w:w="2160"/>
+          </w:tcPr>
+          <w:p>
+            <w:r>
+              <w:t>0.8229</w:t>
+            </w:r>
+          </w:p>
+        </w:tc>
+        <w:tc>
+          <w:tcPr>
+            <w:tcW w:type="dxa" w:w="2160"/>
+          </w:tcPr>
+          <w:p>
+            <w:r>
+              <w:t>0.0534</w:t>
+            </w:r>
+          </w:p>
+        </w:tc>
+        <w:tc>
+          <w:tcPr>
+            <w:tcW w:type="dxa" w:w="2160"/>
+          </w:tcPr>
+          <w:p>
+            <w:r>
+              <w:t>0.8814</w:t>
+            </w:r>
+          </w:p>
+        </w:tc>
+      </w:tr>
+      <w:tr>
+        <w:tc>
+          <w:tcPr>
+            <w:tcW w:type="dxa" w:w="2160"/>
+          </w:tcPr>
+          <w:p>
+            <w:r>
+              <w:t>Bagging</w:t>
+            </w:r>
+          </w:p>
+        </w:tc>
+        <w:tc>
+          <w:tcPr>
+            <w:tcW w:type="dxa" w:w="2160"/>
+          </w:tcPr>
+          <w:p>
+            <w:r>
+              <w:t>0.8206</w:t>
+            </w:r>
+          </w:p>
+        </w:tc>
+        <w:tc>
+          <w:tcPr>
+            <w:tcW w:type="dxa" w:w="2160"/>
+          </w:tcPr>
+          <w:p>
+            <w:r>
+              <w:t>0.0487</w:t>
+            </w:r>
+          </w:p>
+        </w:tc>
+        <w:tc>
+          <w:tcPr>
+            <w:tcW w:type="dxa" w:w="2160"/>
+          </w:tcPr>
+          <w:p>
+            <w:r>
+              <w:t>0.8983</w:t>
+            </w:r>
+          </w:p>
+        </w:tc>
+      </w:tr>
+      <w:tr>
+        <w:tc>
+          <w:tcPr>
+            <w:tcW w:type="dxa" w:w="2160"/>
+          </w:tcPr>
+          <w:p>
+            <w:r>
+              <w:t>SVC</w:t>
+            </w:r>
+          </w:p>
+        </w:tc>
+        <w:tc>
+          <w:tcPr>
+            <w:tcW w:type="dxa" w:w="2160"/>
+          </w:tcPr>
+          <w:p>
+            <w:r>
+              <w:t>0.8205</w:t>
+            </w:r>
+          </w:p>
+        </w:tc>
+        <w:tc>
+          <w:tcPr>
+            <w:tcW w:type="dxa" w:w="2160"/>
+          </w:tcPr>
+          <w:p>
+            <w:r>
+              <w:t>0.0404</w:t>
             </w:r>
           </w:p>
         </w:tc>
@@ -312,7 +354,7 @@
           </w:tcPr>
           <w:p>
             <w:r>
-              <w:t>SVC</w:t>
+              <w:t>XGBoost</w:t>
             </w:r>
           </w:p>
         </w:tc>
@@ -322,7 +364,7 @@
           </w:tcPr>
           <w:p>
             <w:r>
-              <w:t>0.8059</w:t>
+              <w:t>0.8127</w:t>
             </w:r>
           </w:p>
         </w:tc>
@@ -332,7 +374,91 @@
           </w:tcPr>
           <w:p>
             <w:r>
-              <w:t>0.0331</w:t>
+              <w:t>0.0453</w:t>
+            </w:r>
+          </w:p>
+        </w:tc>
+        <w:tc>
+          <w:tcPr>
+            <w:tcW w:type="dxa" w:w="2160"/>
+          </w:tcPr>
+          <w:p>
+            <w:r>
+              <w:t>0.8814</w:t>
+            </w:r>
+          </w:p>
+        </w:tc>
+      </w:tr>
+      <w:tr>
+        <w:tc>
+          <w:tcPr>
+            <w:tcW w:type="dxa" w:w="2160"/>
+          </w:tcPr>
+          <w:p>
+            <w:r>
+              <w:t>Random Forest</w:t>
+            </w:r>
+          </w:p>
+        </w:tc>
+        <w:tc>
+          <w:tcPr>
+            <w:tcW w:type="dxa" w:w="2160"/>
+          </w:tcPr>
+          <w:p>
+            <w:r>
+              <w:t>0.8105</w:t>
+            </w:r>
+          </w:p>
+        </w:tc>
+        <w:tc>
+          <w:tcPr>
+            <w:tcW w:type="dxa" w:w="2160"/>
+          </w:tcPr>
+          <w:p>
+            <w:r>
+              <w:t>0.0479</w:t>
+            </w:r>
+          </w:p>
+        </w:tc>
+        <w:tc>
+          <w:tcPr>
+            <w:tcW w:type="dxa" w:w="2160"/>
+          </w:tcPr>
+          <w:p>
+            <w:r>
+              <w:t>0.9153</w:t>
+            </w:r>
+          </w:p>
+        </w:tc>
+      </w:tr>
+      <w:tr>
+        <w:tc>
+          <w:tcPr>
+            <w:tcW w:type="dxa" w:w="2160"/>
+          </w:tcPr>
+          <w:p>
+            <w:r>
+              <w:t>KNN</w:t>
+            </w:r>
+          </w:p>
+        </w:tc>
+        <w:tc>
+          <w:tcPr>
+            <w:tcW w:type="dxa" w:w="2160"/>
+          </w:tcPr>
+          <w:p>
+            <w:r>
+              <w:t>0.8093</w:t>
+            </w:r>
+          </w:p>
+        </w:tc>
+        <w:tc>
+          <w:tcPr>
+            <w:tcW w:type="dxa" w:w="2160"/>
+          </w:tcPr>
+          <w:p>
+            <w:r>
+              <w:t>0.0355</w:t>
             </w:r>
           </w:p>
         </w:tc>
@@ -354,7 +480,7 @@
           </w:tcPr>
           <w:p>
             <w:r>
-              <w:t>LightGBM</w:t>
+              <w:t>AdaBoost</w:t>
             </w:r>
           </w:p>
         </w:tc>
@@ -364,7 +490,7 @@
           </w:tcPr>
           <w:p>
             <w:r>
-              <w:t>0.8037</w:t>
+              <w:t>0.8047</w:t>
             </w:r>
           </w:p>
         </w:tc>
@@ -374,7 +500,7 @@
           </w:tcPr>
           <w:p>
             <w:r>
-              <w:t>0.0433</w:t>
+              <w:t>0.0245</w:t>
             </w:r>
           </w:p>
         </w:tc>
@@ -396,7 +522,7 @@
           </w:tcPr>
           <w:p>
             <w:r>
-              <w:t>Ensemble_Voting</w:t>
+              <w:t>Logistic Regression</w:t>
             </w:r>
           </w:p>
         </w:tc>
@@ -406,7 +532,7 @@
           </w:tcPr>
           <w:p>
             <w:r>
-              <w:t>0.7934</w:t>
+              <w:t>0.7980</w:t>
             </w:r>
           </w:p>
         </w:tc>
@@ -417,258 +543,6 @@
           <w:p>
             <w:r>
               <w:t>0.0306</w:t>
-            </w:r>
-          </w:p>
-        </w:tc>
-        <w:tc>
-          <w:tcPr>
-            <w:tcW w:type="dxa" w:w="2160"/>
-          </w:tcPr>
-          <w:p>
-            <w:r>
-              <w:t>0.0000</w:t>
-            </w:r>
-          </w:p>
-        </w:tc>
-      </w:tr>
-      <w:tr>
-        <w:tc>
-          <w:tcPr>
-            <w:tcW w:type="dxa" w:w="2160"/>
-          </w:tcPr>
-          <w:p>
-            <w:r>
-              <w:t>XGBoost</w:t>
-            </w:r>
-          </w:p>
-        </w:tc>
-        <w:tc>
-          <w:tcPr>
-            <w:tcW w:type="dxa" w:w="2160"/>
-          </w:tcPr>
-          <w:p>
-            <w:r>
-              <w:t>0.7914</w:t>
-            </w:r>
-          </w:p>
-        </w:tc>
-        <w:tc>
-          <w:tcPr>
-            <w:tcW w:type="dxa" w:w="2160"/>
-          </w:tcPr>
-          <w:p>
-            <w:r>
-              <w:t>0.0337</w:t>
-            </w:r>
-          </w:p>
-        </w:tc>
-        <w:tc>
-          <w:tcPr>
-            <w:tcW w:type="dxa" w:w="2160"/>
-          </w:tcPr>
-          <w:p>
-            <w:r>
-              <w:t>0.8644</w:t>
-            </w:r>
-          </w:p>
-        </w:tc>
-      </w:tr>
-      <w:tr>
-        <w:tc>
-          <w:tcPr>
-            <w:tcW w:type="dxa" w:w="2160"/>
-          </w:tcPr>
-          <w:p>
-            <w:r>
-              <w:t>Random Forest</w:t>
-            </w:r>
-          </w:p>
-        </w:tc>
-        <w:tc>
-          <w:tcPr>
-            <w:tcW w:type="dxa" w:w="2160"/>
-          </w:tcPr>
-          <w:p>
-            <w:r>
-              <w:t>0.7904</w:t>
-            </w:r>
-          </w:p>
-        </w:tc>
-        <w:tc>
-          <w:tcPr>
-            <w:tcW w:type="dxa" w:w="2160"/>
-          </w:tcPr>
-          <w:p>
-            <w:r>
-              <w:t>0.0471</w:t>
-            </w:r>
-          </w:p>
-        </w:tc>
-        <w:tc>
-          <w:tcPr>
-            <w:tcW w:type="dxa" w:w="2160"/>
-          </w:tcPr>
-          <w:p>
-            <w:r>
-              <w:t>0.8814</w:t>
-            </w:r>
-          </w:p>
-        </w:tc>
-      </w:tr>
-      <w:tr>
-        <w:tc>
-          <w:tcPr>
-            <w:tcW w:type="dxa" w:w="2160"/>
-          </w:tcPr>
-          <w:p>
-            <w:r>
-              <w:t>Gradient Boosting</w:t>
-            </w:r>
-          </w:p>
-        </w:tc>
-        <w:tc>
-          <w:tcPr>
-            <w:tcW w:type="dxa" w:w="2160"/>
-          </w:tcPr>
-          <w:p>
-            <w:r>
-              <w:t>0.7891</w:t>
-            </w:r>
-          </w:p>
-        </w:tc>
-        <w:tc>
-          <w:tcPr>
-            <w:tcW w:type="dxa" w:w="2160"/>
-          </w:tcPr>
-          <w:p>
-            <w:r>
-              <w:t>0.0468</w:t>
-            </w:r>
-          </w:p>
-        </w:tc>
-        <w:tc>
-          <w:tcPr>
-            <w:tcW w:type="dxa" w:w="2160"/>
-          </w:tcPr>
-          <w:p>
-            <w:r>
-              <w:t>0.8983</w:t>
-            </w:r>
-          </w:p>
-        </w:tc>
-      </w:tr>
-      <w:tr>
-        <w:tc>
-          <w:tcPr>
-            <w:tcW w:type="dxa" w:w="2160"/>
-          </w:tcPr>
-          <w:p>
-            <w:r>
-              <w:t>Bagging</w:t>
-            </w:r>
-          </w:p>
-        </w:tc>
-        <w:tc>
-          <w:tcPr>
-            <w:tcW w:type="dxa" w:w="2160"/>
-          </w:tcPr>
-          <w:p>
-            <w:r>
-              <w:t>0.7848</w:t>
-            </w:r>
-          </w:p>
-        </w:tc>
-        <w:tc>
-          <w:tcPr>
-            <w:tcW w:type="dxa" w:w="2160"/>
-          </w:tcPr>
-          <w:p>
-            <w:r>
-              <w:t>0.0504</w:t>
-            </w:r>
-          </w:p>
-        </w:tc>
-        <w:tc>
-          <w:tcPr>
-            <w:tcW w:type="dxa" w:w="2160"/>
-          </w:tcPr>
-          <w:p>
-            <w:r>
-              <w:t>0.9153</w:t>
-            </w:r>
-          </w:p>
-        </w:tc>
-      </w:tr>
-      <w:tr>
-        <w:tc>
-          <w:tcPr>
-            <w:tcW w:type="dxa" w:w="2160"/>
-          </w:tcPr>
-          <w:p>
-            <w:r>
-              <w:t>AdaBoost</w:t>
-            </w:r>
-          </w:p>
-        </w:tc>
-        <w:tc>
-          <w:tcPr>
-            <w:tcW w:type="dxa" w:w="2160"/>
-          </w:tcPr>
-          <w:p>
-            <w:r>
-              <w:t>0.7802</w:t>
-            </w:r>
-          </w:p>
-        </w:tc>
-        <w:tc>
-          <w:tcPr>
-            <w:tcW w:type="dxa" w:w="2160"/>
-          </w:tcPr>
-          <w:p>
-            <w:r>
-              <w:t>0.0383</w:t>
-            </w:r>
-          </w:p>
-        </w:tc>
-        <w:tc>
-          <w:tcPr>
-            <w:tcW w:type="dxa" w:w="2160"/>
-          </w:tcPr>
-          <w:p>
-            <w:r>
-              <w:t>0.8305</w:t>
-            </w:r>
-          </w:p>
-        </w:tc>
-      </w:tr>
-      <w:tr>
-        <w:tc>
-          <w:tcPr>
-            <w:tcW w:type="dxa" w:w="2160"/>
-          </w:tcPr>
-          <w:p>
-            <w:r>
-              <w:t>SGD Classifier</w:t>
-            </w:r>
-          </w:p>
-        </w:tc>
-        <w:tc>
-          <w:tcPr>
-            <w:tcW w:type="dxa" w:w="2160"/>
-          </w:tcPr>
-          <w:p>
-            <w:r>
-              <w:t>0.7801</w:t>
-            </w:r>
-          </w:p>
-        </w:tc>
-        <w:tc>
-          <w:tcPr>
-            <w:tcW w:type="dxa" w:w="2160"/>
-          </w:tcPr>
-          <w:p>
-            <w:r>
-              <w:t>0.0531</w:t>
             </w:r>
           </w:p>
         </w:tc>
@@ -700,7 +574,7 @@
           </w:tcPr>
           <w:p>
             <w:r>
-              <w:t>0.7701</w:t>
+              <w:t>0.7959</w:t>
             </w:r>
           </w:p>
         </w:tc>
@@ -710,7 +584,175 @@
           </w:tcPr>
           <w:p>
             <w:r>
-              <w:t>0.0522</w:t>
+              <w:t>0.0555</w:t>
+            </w:r>
+          </w:p>
+        </w:tc>
+        <w:tc>
+          <w:tcPr>
+            <w:tcW w:type="dxa" w:w="2160"/>
+          </w:tcPr>
+          <w:p>
+            <w:r>
+              <w:t>0.9153</w:t>
+            </w:r>
+          </w:p>
+        </w:tc>
+      </w:tr>
+      <w:tr>
+        <w:tc>
+          <w:tcPr>
+            <w:tcW w:type="dxa" w:w="2160"/>
+          </w:tcPr>
+          <w:p>
+            <w:r>
+              <w:t>Ridge Classifier</w:t>
+            </w:r>
+          </w:p>
+        </w:tc>
+        <w:tc>
+          <w:tcPr>
+            <w:tcW w:type="dxa" w:w="2160"/>
+          </w:tcPr>
+          <w:p>
+            <w:r>
+              <w:t>0.7923</w:t>
+            </w:r>
+          </w:p>
+        </w:tc>
+        <w:tc>
+          <w:tcPr>
+            <w:tcW w:type="dxa" w:w="2160"/>
+          </w:tcPr>
+          <w:p>
+            <w:r>
+              <w:t>0.0334</w:t>
+            </w:r>
+          </w:p>
+        </w:tc>
+        <w:tc>
+          <w:tcPr>
+            <w:tcW w:type="dxa" w:w="2160"/>
+          </w:tcPr>
+          <w:p>
+            <w:r>
+              <w:t>0.8667</w:t>
+            </w:r>
+          </w:p>
+        </w:tc>
+      </w:tr>
+      <w:tr>
+        <w:tc>
+          <w:tcPr>
+            <w:tcW w:type="dxa" w:w="2160"/>
+          </w:tcPr>
+          <w:p>
+            <w:r>
+              <w:t>LDA</w:t>
+            </w:r>
+          </w:p>
+        </w:tc>
+        <w:tc>
+          <w:tcPr>
+            <w:tcW w:type="dxa" w:w="2160"/>
+          </w:tcPr>
+          <w:p>
+            <w:r>
+              <w:t>0.7923</w:t>
+            </w:r>
+          </w:p>
+        </w:tc>
+        <w:tc>
+          <w:tcPr>
+            <w:tcW w:type="dxa" w:w="2160"/>
+          </w:tcPr>
+          <w:p>
+            <w:r>
+              <w:t>0.0334</w:t>
+            </w:r>
+          </w:p>
+        </w:tc>
+        <w:tc>
+          <w:tcPr>
+            <w:tcW w:type="dxa" w:w="2160"/>
+          </w:tcPr>
+          <w:p>
+            <w:r>
+              <w:t>0.8667</w:t>
+            </w:r>
+          </w:p>
+        </w:tc>
+      </w:tr>
+      <w:tr>
+        <w:tc>
+          <w:tcPr>
+            <w:tcW w:type="dxa" w:w="2160"/>
+          </w:tcPr>
+          <w:p>
+            <w:r>
+              <w:t>Linear SVC</w:t>
+            </w:r>
+          </w:p>
+        </w:tc>
+        <w:tc>
+          <w:tcPr>
+            <w:tcW w:type="dxa" w:w="2160"/>
+          </w:tcPr>
+          <w:p>
+            <w:r>
+              <w:t>0.7912</w:t>
+            </w:r>
+          </w:p>
+        </w:tc>
+        <w:tc>
+          <w:tcPr>
+            <w:tcW w:type="dxa" w:w="2160"/>
+          </w:tcPr>
+          <w:p>
+            <w:r>
+              <w:t>0.0315</w:t>
+            </w:r>
+          </w:p>
+        </w:tc>
+        <w:tc>
+          <w:tcPr>
+            <w:tcW w:type="dxa" w:w="2160"/>
+          </w:tcPr>
+          <w:p>
+            <w:r>
+              <w:t>0.8667</w:t>
+            </w:r>
+          </w:p>
+        </w:tc>
+      </w:tr>
+      <w:tr>
+        <w:tc>
+          <w:tcPr>
+            <w:tcW w:type="dxa" w:w="2160"/>
+          </w:tcPr>
+          <w:p>
+            <w:r>
+              <w:t>Decision Tree</w:t>
+            </w:r>
+          </w:p>
+        </w:tc>
+        <w:tc>
+          <w:tcPr>
+            <w:tcW w:type="dxa" w:w="2160"/>
+          </w:tcPr>
+          <w:p>
+            <w:r>
+              <w:t>0.7881</w:t>
+            </w:r>
+          </w:p>
+        </w:tc>
+        <w:tc>
+          <w:tcPr>
+            <w:tcW w:type="dxa" w:w="2160"/>
+          </w:tcPr>
+          <w:p>
+            <w:r>
+              <w:t>0.0537</w:t>
             </w:r>
           </w:p>
         </w:tc>
@@ -742,7 +784,7 @@
           </w:tcPr>
           <w:p>
             <w:r>
-              <w:t>0.7579</w:t>
+              <w:t>0.7799</w:t>
             </w:r>
           </w:p>
         </w:tc>
@@ -752,7 +794,7 @@
           </w:tcPr>
           <w:p>
             <w:r>
-              <w:t>0.0545</w:t>
+              <w:t>0.0353</w:t>
             </w:r>
           </w:p>
         </w:tc>
@@ -762,7 +804,7 @@
           </w:tcPr>
           <w:p>
             <w:r>
-              <w:t>0.8644</w:t>
+              <w:t>0.8833</w:t>
             </w:r>
           </w:p>
         </w:tc>
@@ -774,7 +816,7 @@
           </w:tcPr>
           <w:p>
             <w:r>
-              <w:t>KNN</w:t>
+              <w:t>SGD Classifier</w:t>
             </w:r>
           </w:p>
         </w:tc>
@@ -784,7 +826,7 @@
           </w:tcPr>
           <w:p>
             <w:r>
-              <w:t>0.7566</w:t>
+              <w:t>0.7332</w:t>
             </w:r>
           </w:p>
         </w:tc>
@@ -794,7 +836,7 @@
           </w:tcPr>
           <w:p>
             <w:r>
-              <w:t>0.0404</w:t>
+              <w:t>0.0638</w:t>
             </w:r>
           </w:p>
         </w:tc>
@@ -804,7 +846,7 @@
           </w:tcPr>
           <w:p>
             <w:r>
-              <w:t>0.8305</w:t>
+              <w:t>0.8136</w:t>
             </w:r>
           </w:p>
         </w:tc>
@@ -816,7 +858,7 @@
           </w:tcPr>
           <w:p>
             <w:r>
-              <w:t>Decision Tree</w:t>
+              <w:t>Gaussian NB</w:t>
             </w:r>
           </w:p>
         </w:tc>
@@ -826,7 +868,7 @@
           </w:tcPr>
           <w:p>
             <w:r>
-              <w:t>0.7198</w:t>
+              <w:t>0.6711</w:t>
             </w:r>
           </w:p>
         </w:tc>
@@ -836,7 +878,7 @@
           </w:tcPr>
           <w:p>
             <w:r>
-              <w:t>0.0642</w:t>
+              <w:t>0.0376</w:t>
             </w:r>
           </w:p>
         </w:tc>
@@ -846,7 +888,7 @@
           </w:tcPr>
           <w:p>
             <w:r>
-              <w:t>0.8475</w:t>
+              <w:t>0.7500</w:t>
             </w:r>
           </w:p>
         </w:tc>
@@ -868,7 +910,7 @@
           </w:tcPr>
           <w:p>
             <w:r>
-              <w:t>0.4242</w:t>
+              <w:t>0.6162</w:t>
             </w:r>
           </w:p>
         </w:tc>
@@ -878,7 +920,7 @@
           </w:tcPr>
           <w:p>
             <w:r>
-              <w:t>0.0330</w:t>
+              <w:t>0.0062</w:t>
             </w:r>
           </w:p>
         </w:tc>
@@ -888,49 +930,7 @@
           </w:tcPr>
           <w:p>
             <w:r>
-              <w:t>0.5000</w:t>
-            </w:r>
-          </w:p>
-        </w:tc>
-      </w:tr>
-      <w:tr>
-        <w:tc>
-          <w:tcPr>
-            <w:tcW w:type="dxa" w:w="2160"/>
-          </w:tcPr>
-          <w:p>
-            <w:r>
-              <w:t>Gaussian NB</w:t>
-            </w:r>
-          </w:p>
-        </w:tc>
-        <w:tc>
-          <w:tcPr>
-            <w:tcW w:type="dxa" w:w="2160"/>
-          </w:tcPr>
-          <w:p>
-            <w:r>
-              <w:t>0.4119</w:t>
-            </w:r>
-          </w:p>
-        </w:tc>
-        <w:tc>
-          <w:tcPr>
-            <w:tcW w:type="dxa" w:w="2160"/>
-          </w:tcPr>
-          <w:p>
-            <w:r>
-              <w:t>0.0254</w:t>
-            </w:r>
-          </w:p>
-        </w:tc>
-        <w:tc>
-          <w:tcPr>
-            <w:tcW w:type="dxa" w:w="2160"/>
-          </w:tcPr>
-          <w:p>
-            <w:r>
-              <w:t>0.4576</w:t>
+              <w:t>0.6271</w:t>
             </w:r>
           </w:p>
         </w:tc>

--- a/output/relatorios/relatorio_final.docx
+++ b/output/relatorios/relatorio_final.docx
@@ -30,7 +30,7 @@
     </w:p>
     <w:p>
       <w:r>
-        <w:t>Melhor Acurácia: 0.8418</w:t>
+        <w:t>Melhor Acurácia: 0.8385</w:t>
       </w:r>
     </w:p>
     <w:p>
@@ -102,7 +102,7 @@
           </w:tcPr>
           <w:p>
             <w:r>
-              <w:t>Ensemble_Voting</w:t>
+              <w:t>Ensemble_Stacking</w:t>
             </w:r>
           </w:p>
         </w:tc>
@@ -112,7 +112,7 @@
           </w:tcPr>
           <w:p>
             <w:r>
-              <w:t>0.8418</w:t>
+              <w:t>0.8385</w:t>
             </w:r>
           </w:p>
         </w:tc>
@@ -122,7 +122,7 @@
           </w:tcPr>
           <w:p>
             <w:r>
-              <w:t>0.0447</w:t>
+              <w:t>0.0426</w:t>
             </w:r>
           </w:p>
         </w:tc>
@@ -144,7 +144,7 @@
           </w:tcPr>
           <w:p>
             <w:r>
-              <w:t>Ensemble_Stacking</w:t>
+              <w:t>Ensemble_Voting</w:t>
             </w:r>
           </w:p>
         </w:tc>
@@ -154,7 +154,7 @@
           </w:tcPr>
           <w:p>
             <w:r>
-              <w:t>0.8329</w:t>
+              <w:t>0.8384</w:t>
             </w:r>
           </w:p>
         </w:tc>
@@ -164,7 +164,7 @@
           </w:tcPr>
           <w:p>
             <w:r>
-              <w:t>0.0372</w:t>
+              <w:t>0.0454</w:t>
             </w:r>
           </w:p>
         </w:tc>
@@ -196,7 +196,7 @@
           </w:tcPr>
           <w:p>
             <w:r>
-              <w:t>0.8239</w:t>
+              <w:t>0.8216</w:t>
             </w:r>
           </w:p>
         </w:tc>
@@ -206,7 +206,7 @@
           </w:tcPr>
           <w:p>
             <w:r>
-              <w:t>0.0379</w:t>
+              <w:t>0.0353</w:t>
             </w:r>
           </w:p>
         </w:tc>
@@ -216,49 +216,7 @@
           </w:tcPr>
           <w:p>
             <w:r>
-              <w:t>0.8983</w:t>
-            </w:r>
-          </w:p>
-        </w:tc>
-      </w:tr>
-      <w:tr>
-        <w:tc>
-          <w:tcPr>
-            <w:tcW w:type="dxa" w:w="2160"/>
-          </w:tcPr>
-          <w:p>
-            <w:r>
-              <w:t>LightGBM</w:t>
-            </w:r>
-          </w:p>
-        </w:tc>
-        <w:tc>
-          <w:tcPr>
-            <w:tcW w:type="dxa" w:w="2160"/>
-          </w:tcPr>
-          <w:p>
-            <w:r>
-              <w:t>0.8229</w:t>
-            </w:r>
-          </w:p>
-        </w:tc>
-        <w:tc>
-          <w:tcPr>
-            <w:tcW w:type="dxa" w:w="2160"/>
-          </w:tcPr>
-          <w:p>
-            <w:r>
-              <w:t>0.0534</w:t>
-            </w:r>
-          </w:p>
-        </w:tc>
-        <w:tc>
-          <w:tcPr>
-            <w:tcW w:type="dxa" w:w="2160"/>
-          </w:tcPr>
-          <w:p>
-            <w:r>
-              <w:t>0.8814</w:t>
+              <w:t>0.9153</w:t>
             </w:r>
           </w:p>
         </w:tc>
@@ -290,7 +248,7 @@
           </w:tcPr>
           <w:p>
             <w:r>
-              <w:t>0.0487</w:t>
+              <w:t>0.0456</w:t>
             </w:r>
           </w:p>
         </w:tc>
@@ -354,6 +312,90 @@
           </w:tcPr>
           <w:p>
             <w:r>
+              <w:t>Random Forest</w:t>
+            </w:r>
+          </w:p>
+        </w:tc>
+        <w:tc>
+          <w:tcPr>
+            <w:tcW w:type="dxa" w:w="2160"/>
+          </w:tcPr>
+          <w:p>
+            <w:r>
+              <w:t>0.8172</w:t>
+            </w:r>
+          </w:p>
+        </w:tc>
+        <w:tc>
+          <w:tcPr>
+            <w:tcW w:type="dxa" w:w="2160"/>
+          </w:tcPr>
+          <w:p>
+            <w:r>
+              <w:t>0.0469</w:t>
+            </w:r>
+          </w:p>
+        </w:tc>
+        <w:tc>
+          <w:tcPr>
+            <w:tcW w:type="dxa" w:w="2160"/>
+          </w:tcPr>
+          <w:p>
+            <w:r>
+              <w:t>0.9153</w:t>
+            </w:r>
+          </w:p>
+        </w:tc>
+      </w:tr>
+      <w:tr>
+        <w:tc>
+          <w:tcPr>
+            <w:tcW w:type="dxa" w:w="2160"/>
+          </w:tcPr>
+          <w:p>
+            <w:r>
+              <w:t>LightGBM</w:t>
+            </w:r>
+          </w:p>
+        </w:tc>
+        <w:tc>
+          <w:tcPr>
+            <w:tcW w:type="dxa" w:w="2160"/>
+          </w:tcPr>
+          <w:p>
+            <w:r>
+              <w:t>0.8162</w:t>
+            </w:r>
+          </w:p>
+        </w:tc>
+        <w:tc>
+          <w:tcPr>
+            <w:tcW w:type="dxa" w:w="2160"/>
+          </w:tcPr>
+          <w:p>
+            <w:r>
+              <w:t>0.0566</w:t>
+            </w:r>
+          </w:p>
+        </w:tc>
+        <w:tc>
+          <w:tcPr>
+            <w:tcW w:type="dxa" w:w="2160"/>
+          </w:tcPr>
+          <w:p>
+            <w:r>
+              <w:t>0.8983</w:t>
+            </w:r>
+          </w:p>
+        </w:tc>
+      </w:tr>
+      <w:tr>
+        <w:tc>
+          <w:tcPr>
+            <w:tcW w:type="dxa" w:w="2160"/>
+          </w:tcPr>
+          <w:p>
+            <w:r>
               <w:t>XGBoost</w:t>
             </w:r>
           </w:p>
@@ -364,7 +406,7 @@
           </w:tcPr>
           <w:p>
             <w:r>
-              <w:t>0.8127</w:t>
+              <w:t>0.8150</w:t>
             </w:r>
           </w:p>
         </w:tc>
@@ -374,7 +416,7 @@
           </w:tcPr>
           <w:p>
             <w:r>
-              <w:t>0.0453</w:t>
+              <w:t>0.0518</w:t>
             </w:r>
           </w:p>
         </w:tc>
@@ -396,48 +438,6 @@
           </w:tcPr>
           <w:p>
             <w:r>
-              <w:t>Random Forest</w:t>
-            </w:r>
-          </w:p>
-        </w:tc>
-        <w:tc>
-          <w:tcPr>
-            <w:tcW w:type="dxa" w:w="2160"/>
-          </w:tcPr>
-          <w:p>
-            <w:r>
-              <w:t>0.8105</w:t>
-            </w:r>
-          </w:p>
-        </w:tc>
-        <w:tc>
-          <w:tcPr>
-            <w:tcW w:type="dxa" w:w="2160"/>
-          </w:tcPr>
-          <w:p>
-            <w:r>
-              <w:t>0.0479</w:t>
-            </w:r>
-          </w:p>
-        </w:tc>
-        <w:tc>
-          <w:tcPr>
-            <w:tcW w:type="dxa" w:w="2160"/>
-          </w:tcPr>
-          <w:p>
-            <w:r>
-              <w:t>0.9153</w:t>
-            </w:r>
-          </w:p>
-        </w:tc>
-      </w:tr>
-      <w:tr>
-        <w:tc>
-          <w:tcPr>
-            <w:tcW w:type="dxa" w:w="2160"/>
-          </w:tcPr>
-          <w:p>
-            <w:r>
               <w:t>KNN</w:t>
             </w:r>
           </w:p>
@@ -448,7 +448,7 @@
           </w:tcPr>
           <w:p>
             <w:r>
-              <w:t>0.8093</w:t>
+              <w:t>0.8071</w:t>
             </w:r>
           </w:p>
         </w:tc>
@@ -458,7 +458,7 @@
           </w:tcPr>
           <w:p>
             <w:r>
-              <w:t>0.0355</w:t>
+              <w:t>0.0339</w:t>
             </w:r>
           </w:p>
         </w:tc>
@@ -522,6 +522,48 @@
           </w:tcPr>
           <w:p>
             <w:r>
+              <w:t>Extra Trees</w:t>
+            </w:r>
+          </w:p>
+        </w:tc>
+        <w:tc>
+          <w:tcPr>
+            <w:tcW w:type="dxa" w:w="2160"/>
+          </w:tcPr>
+          <w:p>
+            <w:r>
+              <w:t>0.8016</w:t>
+            </w:r>
+          </w:p>
+        </w:tc>
+        <w:tc>
+          <w:tcPr>
+            <w:tcW w:type="dxa" w:w="2160"/>
+          </w:tcPr>
+          <w:p>
+            <w:r>
+              <w:t>0.0564</w:t>
+            </w:r>
+          </w:p>
+        </w:tc>
+        <w:tc>
+          <w:tcPr>
+            <w:tcW w:type="dxa" w:w="2160"/>
+          </w:tcPr>
+          <w:p>
+            <w:r>
+              <w:t>0.9153</w:t>
+            </w:r>
+          </w:p>
+        </w:tc>
+      </w:tr>
+      <w:tr>
+        <w:tc>
+          <w:tcPr>
+            <w:tcW w:type="dxa" w:w="2160"/>
+          </w:tcPr>
+          <w:p>
+            <w:r>
               <w:t>Logistic Regression</w:t>
             </w:r>
           </w:p>
@@ -553,48 +595,6 @@
           <w:p>
             <w:r>
               <w:t>0.8644</w:t>
-            </w:r>
-          </w:p>
-        </w:tc>
-      </w:tr>
-      <w:tr>
-        <w:tc>
-          <w:tcPr>
-            <w:tcW w:type="dxa" w:w="2160"/>
-          </w:tcPr>
-          <w:p>
-            <w:r>
-              <w:t>Extra Trees</w:t>
-            </w:r>
-          </w:p>
-        </w:tc>
-        <w:tc>
-          <w:tcPr>
-            <w:tcW w:type="dxa" w:w="2160"/>
-          </w:tcPr>
-          <w:p>
-            <w:r>
-              <w:t>0.7959</w:t>
-            </w:r>
-          </w:p>
-        </w:tc>
-        <w:tc>
-          <w:tcPr>
-            <w:tcW w:type="dxa" w:w="2160"/>
-          </w:tcPr>
-          <w:p>
-            <w:r>
-              <w:t>0.0555</w:t>
-            </w:r>
-          </w:p>
-        </w:tc>
-        <w:tc>
-          <w:tcPr>
-            <w:tcW w:type="dxa" w:w="2160"/>
-          </w:tcPr>
-          <w:p>
-            <w:r>
-              <w:t>0.9153</w:t>
             </w:r>
           </w:p>
         </w:tc>
@@ -690,6 +690,48 @@
           </w:tcPr>
           <w:p>
             <w:r>
+              <w:t>Decision Tree</w:t>
+            </w:r>
+          </w:p>
+        </w:tc>
+        <w:tc>
+          <w:tcPr>
+            <w:tcW w:type="dxa" w:w="2160"/>
+          </w:tcPr>
+          <w:p>
+            <w:r>
+              <w:t>0.7914</w:t>
+            </w:r>
+          </w:p>
+        </w:tc>
+        <w:tc>
+          <w:tcPr>
+            <w:tcW w:type="dxa" w:w="2160"/>
+          </w:tcPr>
+          <w:p>
+            <w:r>
+              <w:t>0.0494</w:t>
+            </w:r>
+          </w:p>
+        </w:tc>
+        <w:tc>
+          <w:tcPr>
+            <w:tcW w:type="dxa" w:w="2160"/>
+          </w:tcPr>
+          <w:p>
+            <w:r>
+              <w:t>0.8814</w:t>
+            </w:r>
+          </w:p>
+        </w:tc>
+      </w:tr>
+      <w:tr>
+        <w:tc>
+          <w:tcPr>
+            <w:tcW w:type="dxa" w:w="2160"/>
+          </w:tcPr>
+          <w:p>
+            <w:r>
               <w:t>Linear SVC</w:t>
             </w:r>
           </w:p>
@@ -732,48 +774,6 @@
           </w:tcPr>
           <w:p>
             <w:r>
-              <w:t>Decision Tree</w:t>
-            </w:r>
-          </w:p>
-        </w:tc>
-        <w:tc>
-          <w:tcPr>
-            <w:tcW w:type="dxa" w:w="2160"/>
-          </w:tcPr>
-          <w:p>
-            <w:r>
-              <w:t>0.7881</w:t>
-            </w:r>
-          </w:p>
-        </w:tc>
-        <w:tc>
-          <w:tcPr>
-            <w:tcW w:type="dxa" w:w="2160"/>
-          </w:tcPr>
-          <w:p>
-            <w:r>
-              <w:t>0.0537</w:t>
-            </w:r>
-          </w:p>
-        </w:tc>
-        <w:tc>
-          <w:tcPr>
-            <w:tcW w:type="dxa" w:w="2160"/>
-          </w:tcPr>
-          <w:p>
-            <w:r>
-              <w:t>0.8983</w:t>
-            </w:r>
-          </w:p>
-        </w:tc>
-      </w:tr>
-      <w:tr>
-        <w:tc>
-          <w:tcPr>
-            <w:tcW w:type="dxa" w:w="2160"/>
-          </w:tcPr>
-          <w:p>
-            <w:r>
               <w:t>Bernoulli NB</w:t>
             </w:r>
           </w:p>
@@ -784,7 +784,7 @@
           </w:tcPr>
           <w:p>
             <w:r>
-              <w:t>0.7799</w:t>
+              <w:t>0.7844</w:t>
             </w:r>
           </w:p>
         </w:tc>
@@ -794,7 +794,7 @@
           </w:tcPr>
           <w:p>
             <w:r>
-              <w:t>0.0353</w:t>
+              <w:t>0.0345</w:t>
             </w:r>
           </w:p>
         </w:tc>
@@ -826,7 +826,7 @@
           </w:tcPr>
           <w:p>
             <w:r>
-              <w:t>0.7332</w:t>
+              <w:t>0.7644</w:t>
             </w:r>
           </w:p>
         </w:tc>
@@ -836,7 +836,7 @@
           </w:tcPr>
           <w:p>
             <w:r>
-              <w:t>0.0638</w:t>
+              <w:t>0.0412</w:t>
             </w:r>
           </w:p>
         </w:tc>
@@ -846,7 +846,7 @@
           </w:tcPr>
           <w:p>
             <w:r>
-              <w:t>0.8136</w:t>
+              <w:t>0.8475</w:t>
             </w:r>
           </w:p>
         </w:tc>

--- a/output/relatorios/relatorio_final.docx
+++ b/output/relatorios/relatorio_final.docx
@@ -30,7 +30,7 @@
     </w:p>
     <w:p>
       <w:r>
-        <w:t>Melhor Acurácia: 0.8418</w:t>
+        <w:t>Melhor Acurácia: 0.8328</w:t>
       </w:r>
     </w:p>
     <w:p>
@@ -102,6 +102,90 @@
           </w:tcPr>
           <w:p>
             <w:r>
+              <w:t>SVC</w:t>
+            </w:r>
+          </w:p>
+        </w:tc>
+        <w:tc>
+          <w:tcPr>
+            <w:tcW w:type="dxa" w:w="2160"/>
+          </w:tcPr>
+          <w:p>
+            <w:r>
+              <w:t>0.8328</w:t>
+            </w:r>
+          </w:p>
+        </w:tc>
+        <w:tc>
+          <w:tcPr>
+            <w:tcW w:type="dxa" w:w="2160"/>
+          </w:tcPr>
+          <w:p>
+            <w:r>
+              <w:t>0.0425</w:t>
+            </w:r>
+          </w:p>
+        </w:tc>
+        <w:tc>
+          <w:tcPr>
+            <w:tcW w:type="dxa" w:w="2160"/>
+          </w:tcPr>
+          <w:p>
+            <w:r>
+              <w:t>0.9167</w:t>
+            </w:r>
+          </w:p>
+        </w:tc>
+      </w:tr>
+      <w:tr>
+        <w:tc>
+          <w:tcPr>
+            <w:tcW w:type="dxa" w:w="2160"/>
+          </w:tcPr>
+          <w:p>
+            <w:r>
+              <w:t>Gradient Boosting</w:t>
+            </w:r>
+          </w:p>
+        </w:tc>
+        <w:tc>
+          <w:tcPr>
+            <w:tcW w:type="dxa" w:w="2160"/>
+          </w:tcPr>
+          <w:p>
+            <w:r>
+              <w:t>0.8295</w:t>
+            </w:r>
+          </w:p>
+        </w:tc>
+        <w:tc>
+          <w:tcPr>
+            <w:tcW w:type="dxa" w:w="2160"/>
+          </w:tcPr>
+          <w:p>
+            <w:r>
+              <w:t>0.0424</w:t>
+            </w:r>
+          </w:p>
+        </w:tc>
+        <w:tc>
+          <w:tcPr>
+            <w:tcW w:type="dxa" w:w="2160"/>
+          </w:tcPr>
+          <w:p>
+            <w:r>
+              <w:t>0.9000</w:t>
+            </w:r>
+          </w:p>
+        </w:tc>
+      </w:tr>
+      <w:tr>
+        <w:tc>
+          <w:tcPr>
+            <w:tcW w:type="dxa" w:w="2160"/>
+          </w:tcPr>
+          <w:p>
+            <w:r>
               <w:t>Ensemble_Voting</w:t>
             </w:r>
           </w:p>
@@ -112,7 +196,7 @@
           </w:tcPr>
           <w:p>
             <w:r>
-              <w:t>0.8418</w:t>
+              <w:t>0.8283</w:t>
             </w:r>
           </w:p>
         </w:tc>
@@ -122,7 +206,7 @@
           </w:tcPr>
           <w:p>
             <w:r>
-              <w:t>0.0447</w:t>
+              <w:t>0.0412</w:t>
             </w:r>
           </w:p>
         </w:tc>
@@ -144,6 +228,174 @@
           </w:tcPr>
           <w:p>
             <w:r>
+              <w:t>Ridge Classifier</w:t>
+            </w:r>
+          </w:p>
+        </w:tc>
+        <w:tc>
+          <w:tcPr>
+            <w:tcW w:type="dxa" w:w="2160"/>
+          </w:tcPr>
+          <w:p>
+            <w:r>
+              <w:t>0.8271</w:t>
+            </w:r>
+          </w:p>
+        </w:tc>
+        <w:tc>
+          <w:tcPr>
+            <w:tcW w:type="dxa" w:w="2160"/>
+          </w:tcPr>
+          <w:p>
+            <w:r>
+              <w:t>0.0371</w:t>
+            </w:r>
+          </w:p>
+        </w:tc>
+        <w:tc>
+          <w:tcPr>
+            <w:tcW w:type="dxa" w:w="2160"/>
+          </w:tcPr>
+          <w:p>
+            <w:r>
+              <w:t>0.9000</w:t>
+            </w:r>
+          </w:p>
+        </w:tc>
+      </w:tr>
+      <w:tr>
+        <w:tc>
+          <w:tcPr>
+            <w:tcW w:type="dxa" w:w="2160"/>
+          </w:tcPr>
+          <w:p>
+            <w:r>
+              <w:t>Linear SVC</w:t>
+            </w:r>
+          </w:p>
+        </w:tc>
+        <w:tc>
+          <w:tcPr>
+            <w:tcW w:type="dxa" w:w="2160"/>
+          </w:tcPr>
+          <w:p>
+            <w:r>
+              <w:t>0.8238</w:t>
+            </w:r>
+          </w:p>
+        </w:tc>
+        <w:tc>
+          <w:tcPr>
+            <w:tcW w:type="dxa" w:w="2160"/>
+          </w:tcPr>
+          <w:p>
+            <w:r>
+              <w:t>0.0396</w:t>
+            </w:r>
+          </w:p>
+        </w:tc>
+        <w:tc>
+          <w:tcPr>
+            <w:tcW w:type="dxa" w:w="2160"/>
+          </w:tcPr>
+          <w:p>
+            <w:r>
+              <w:t>0.9000</w:t>
+            </w:r>
+          </w:p>
+        </w:tc>
+      </w:tr>
+      <w:tr>
+        <w:tc>
+          <w:tcPr>
+            <w:tcW w:type="dxa" w:w="2160"/>
+          </w:tcPr>
+          <w:p>
+            <w:r>
+              <w:t>Logistic Regression</w:t>
+            </w:r>
+          </w:p>
+        </w:tc>
+        <w:tc>
+          <w:tcPr>
+            <w:tcW w:type="dxa" w:w="2160"/>
+          </w:tcPr>
+          <w:p>
+            <w:r>
+              <w:t>0.8238</w:t>
+            </w:r>
+          </w:p>
+        </w:tc>
+        <w:tc>
+          <w:tcPr>
+            <w:tcW w:type="dxa" w:w="2160"/>
+          </w:tcPr>
+          <w:p>
+            <w:r>
+              <w:t>0.0388</w:t>
+            </w:r>
+          </w:p>
+        </w:tc>
+        <w:tc>
+          <w:tcPr>
+            <w:tcW w:type="dxa" w:w="2160"/>
+          </w:tcPr>
+          <w:p>
+            <w:r>
+              <w:t>0.9153</w:t>
+            </w:r>
+          </w:p>
+        </w:tc>
+      </w:tr>
+      <w:tr>
+        <w:tc>
+          <w:tcPr>
+            <w:tcW w:type="dxa" w:w="2160"/>
+          </w:tcPr>
+          <w:p>
+            <w:r>
+              <w:t>LDA</w:t>
+            </w:r>
+          </w:p>
+        </w:tc>
+        <w:tc>
+          <w:tcPr>
+            <w:tcW w:type="dxa" w:w="2160"/>
+          </w:tcPr>
+          <w:p>
+            <w:r>
+              <w:t>0.8227</w:t>
+            </w:r>
+          </w:p>
+        </w:tc>
+        <w:tc>
+          <w:tcPr>
+            <w:tcW w:type="dxa" w:w="2160"/>
+          </w:tcPr>
+          <w:p>
+            <w:r>
+              <w:t>0.0389</w:t>
+            </w:r>
+          </w:p>
+        </w:tc>
+        <w:tc>
+          <w:tcPr>
+            <w:tcW w:type="dxa" w:w="2160"/>
+          </w:tcPr>
+          <w:p>
+            <w:r>
+              <w:t>0.8833</w:t>
+            </w:r>
+          </w:p>
+        </w:tc>
+      </w:tr>
+      <w:tr>
+        <w:tc>
+          <w:tcPr>
+            <w:tcW w:type="dxa" w:w="2160"/>
+          </w:tcPr>
+          <w:p>
+            <w:r>
               <w:t>Ensemble_Stacking</w:t>
             </w:r>
           </w:p>
@@ -154,7 +406,7 @@
           </w:tcPr>
           <w:p>
             <w:r>
-              <w:t>0.8329</w:t>
+              <w:t>0.8227</w:t>
             </w:r>
           </w:p>
         </w:tc>
@@ -164,7 +416,7 @@
           </w:tcPr>
           <w:p>
             <w:r>
-              <w:t>0.0372</w:t>
+              <w:t>0.0286</w:t>
             </w:r>
           </w:p>
         </w:tc>
@@ -186,7 +438,7 @@
           </w:tcPr>
           <w:p>
             <w:r>
-              <w:t>Gradient Boosting</w:t>
+              <w:t>AdaBoost</w:t>
             </w:r>
           </w:p>
         </w:tc>
@@ -196,7 +448,7 @@
           </w:tcPr>
           <w:p>
             <w:r>
-              <w:t>0.8239</w:t>
+              <w:t>0.8215</w:t>
             </w:r>
           </w:p>
         </w:tc>
@@ -206,7 +458,91 @@
           </w:tcPr>
           <w:p>
             <w:r>
-              <w:t>0.0379</w:t>
+              <w:t>0.0335</w:t>
+            </w:r>
+          </w:p>
+        </w:tc>
+        <w:tc>
+          <w:tcPr>
+            <w:tcW w:type="dxa" w:w="2160"/>
+          </w:tcPr>
+          <w:p>
+            <w:r>
+              <w:t>0.9000</w:t>
+            </w:r>
+          </w:p>
+        </w:tc>
+      </w:tr>
+      <w:tr>
+        <w:tc>
+          <w:tcPr>
+            <w:tcW w:type="dxa" w:w="2160"/>
+          </w:tcPr>
+          <w:p>
+            <w:r>
+              <w:t>Random Forest</w:t>
+            </w:r>
+          </w:p>
+        </w:tc>
+        <w:tc>
+          <w:tcPr>
+            <w:tcW w:type="dxa" w:w="2160"/>
+          </w:tcPr>
+          <w:p>
+            <w:r>
+              <w:t>0.8205</w:t>
+            </w:r>
+          </w:p>
+        </w:tc>
+        <w:tc>
+          <w:tcPr>
+            <w:tcW w:type="dxa" w:w="2160"/>
+          </w:tcPr>
+          <w:p>
+            <w:r>
+              <w:t>0.0493</w:t>
+            </w:r>
+          </w:p>
+        </w:tc>
+        <w:tc>
+          <w:tcPr>
+            <w:tcW w:type="dxa" w:w="2160"/>
+          </w:tcPr>
+          <w:p>
+            <w:r>
+              <w:t>0.9153</w:t>
+            </w:r>
+          </w:p>
+        </w:tc>
+      </w:tr>
+      <w:tr>
+        <w:tc>
+          <w:tcPr>
+            <w:tcW w:type="dxa" w:w="2160"/>
+          </w:tcPr>
+          <w:p>
+            <w:r>
+              <w:t>KNN</w:t>
+            </w:r>
+          </w:p>
+        </w:tc>
+        <w:tc>
+          <w:tcPr>
+            <w:tcW w:type="dxa" w:w="2160"/>
+          </w:tcPr>
+          <w:p>
+            <w:r>
+              <w:t>0.8162</w:t>
+            </w:r>
+          </w:p>
+        </w:tc>
+        <w:tc>
+          <w:tcPr>
+            <w:tcW w:type="dxa" w:w="2160"/>
+          </w:tcPr>
+          <w:p>
+            <w:r>
+              <w:t>0.0561</w:t>
             </w:r>
           </w:p>
         </w:tc>
@@ -238,7 +574,7 @@
           </w:tcPr>
           <w:p>
             <w:r>
-              <w:t>0.8229</w:t>
+              <w:t>0.8104</w:t>
             </w:r>
           </w:p>
         </w:tc>
@@ -248,7 +584,91 @@
           </w:tcPr>
           <w:p>
             <w:r>
-              <w:t>0.0534</w:t>
+              <w:t>0.0511</w:t>
+            </w:r>
+          </w:p>
+        </w:tc>
+        <w:tc>
+          <w:tcPr>
+            <w:tcW w:type="dxa" w:w="2160"/>
+          </w:tcPr>
+          <w:p>
+            <w:r>
+              <w:t>0.8833</w:t>
+            </w:r>
+          </w:p>
+        </w:tc>
+      </w:tr>
+      <w:tr>
+        <w:tc>
+          <w:tcPr>
+            <w:tcW w:type="dxa" w:w="2160"/>
+          </w:tcPr>
+          <w:p>
+            <w:r>
+              <w:t>Bagging</w:t>
+            </w:r>
+          </w:p>
+        </w:tc>
+        <w:tc>
+          <w:tcPr>
+            <w:tcW w:type="dxa" w:w="2160"/>
+          </w:tcPr>
+          <w:p>
+            <w:r>
+              <w:t>0.8094</w:t>
+            </w:r>
+          </w:p>
+        </w:tc>
+        <w:tc>
+          <w:tcPr>
+            <w:tcW w:type="dxa" w:w="2160"/>
+          </w:tcPr>
+          <w:p>
+            <w:r>
+              <w:t>0.0480</w:t>
+            </w:r>
+          </w:p>
+        </w:tc>
+        <w:tc>
+          <w:tcPr>
+            <w:tcW w:type="dxa" w:w="2160"/>
+          </w:tcPr>
+          <w:p>
+            <w:r>
+              <w:t>0.8983</w:t>
+            </w:r>
+          </w:p>
+        </w:tc>
+      </w:tr>
+      <w:tr>
+        <w:tc>
+          <w:tcPr>
+            <w:tcW w:type="dxa" w:w="2160"/>
+          </w:tcPr>
+          <w:p>
+            <w:r>
+              <w:t>XGBoost</w:t>
+            </w:r>
+          </w:p>
+        </w:tc>
+        <w:tc>
+          <w:tcPr>
+            <w:tcW w:type="dxa" w:w="2160"/>
+          </w:tcPr>
+          <w:p>
+            <w:r>
+              <w:t>0.8060</w:t>
+            </w:r>
+          </w:p>
+        </w:tc>
+        <w:tc>
+          <w:tcPr>
+            <w:tcW w:type="dxa" w:w="2160"/>
+          </w:tcPr>
+          <w:p>
+            <w:r>
+              <w:t>0.0459</w:t>
             </w:r>
           </w:p>
         </w:tc>
@@ -270,7 +690,7 @@
           </w:tcPr>
           <w:p>
             <w:r>
-              <w:t>Bagging</w:t>
+              <w:t>Extra Trees</w:t>
             </w:r>
           </w:p>
         </w:tc>
@@ -280,7 +700,7 @@
           </w:tcPr>
           <w:p>
             <w:r>
-              <w:t>0.8206</w:t>
+              <w:t>0.8026</w:t>
             </w:r>
           </w:p>
         </w:tc>
@@ -290,7 +710,7 @@
           </w:tcPr>
           <w:p>
             <w:r>
-              <w:t>0.0487</w:t>
+              <w:t>0.0536</w:t>
             </w:r>
           </w:p>
         </w:tc>
@@ -300,7 +720,7 @@
           </w:tcPr>
           <w:p>
             <w:r>
-              <w:t>0.8983</w:t>
+              <w:t>0.9153</w:t>
             </w:r>
           </w:p>
         </w:tc>
@@ -312,7 +732,7 @@
           </w:tcPr>
           <w:p>
             <w:r>
-              <w:t>SVC</w:t>
+              <w:t>SGD Classifier</w:t>
             </w:r>
           </w:p>
         </w:tc>
@@ -322,7 +742,7 @@
           </w:tcPr>
           <w:p>
             <w:r>
-              <w:t>0.8205</w:t>
+              <w:t>0.7758</w:t>
             </w:r>
           </w:p>
         </w:tc>
@@ -332,7 +752,7 @@
           </w:tcPr>
           <w:p>
             <w:r>
-              <w:t>0.0404</w:t>
+              <w:t>0.0445</w:t>
             </w:r>
           </w:p>
         </w:tc>
@@ -342,7 +762,7 @@
           </w:tcPr>
           <w:p>
             <w:r>
-              <w:t>0.8833</w:t>
+              <w:t>0.8475</w:t>
             </w:r>
           </w:p>
         </w:tc>
@@ -354,7 +774,7 @@
           </w:tcPr>
           <w:p>
             <w:r>
-              <w:t>XGBoost</w:t>
+              <w:t>Decision Tree</w:t>
             </w:r>
           </w:p>
         </w:tc>
@@ -364,7 +784,7 @@
           </w:tcPr>
           <w:p>
             <w:r>
-              <w:t>0.8127</w:t>
+              <w:t>0.7656</w:t>
             </w:r>
           </w:p>
         </w:tc>
@@ -374,7 +794,7 @@
           </w:tcPr>
           <w:p>
             <w:r>
-              <w:t>0.0453</w:t>
+              <w:t>0.0668</w:t>
             </w:r>
           </w:p>
         </w:tc>
@@ -396,384 +816,6 @@
           </w:tcPr>
           <w:p>
             <w:r>
-              <w:t>Random Forest</w:t>
-            </w:r>
-          </w:p>
-        </w:tc>
-        <w:tc>
-          <w:tcPr>
-            <w:tcW w:type="dxa" w:w="2160"/>
-          </w:tcPr>
-          <w:p>
-            <w:r>
-              <w:t>0.8105</w:t>
-            </w:r>
-          </w:p>
-        </w:tc>
-        <w:tc>
-          <w:tcPr>
-            <w:tcW w:type="dxa" w:w="2160"/>
-          </w:tcPr>
-          <w:p>
-            <w:r>
-              <w:t>0.0479</w:t>
-            </w:r>
-          </w:p>
-        </w:tc>
-        <w:tc>
-          <w:tcPr>
-            <w:tcW w:type="dxa" w:w="2160"/>
-          </w:tcPr>
-          <w:p>
-            <w:r>
-              <w:t>0.9153</w:t>
-            </w:r>
-          </w:p>
-        </w:tc>
-      </w:tr>
-      <w:tr>
-        <w:tc>
-          <w:tcPr>
-            <w:tcW w:type="dxa" w:w="2160"/>
-          </w:tcPr>
-          <w:p>
-            <w:r>
-              <w:t>KNN</w:t>
-            </w:r>
-          </w:p>
-        </w:tc>
-        <w:tc>
-          <w:tcPr>
-            <w:tcW w:type="dxa" w:w="2160"/>
-          </w:tcPr>
-          <w:p>
-            <w:r>
-              <w:t>0.8093</w:t>
-            </w:r>
-          </w:p>
-        </w:tc>
-        <w:tc>
-          <w:tcPr>
-            <w:tcW w:type="dxa" w:w="2160"/>
-          </w:tcPr>
-          <w:p>
-            <w:r>
-              <w:t>0.0355</w:t>
-            </w:r>
-          </w:p>
-        </w:tc>
-        <w:tc>
-          <w:tcPr>
-            <w:tcW w:type="dxa" w:w="2160"/>
-          </w:tcPr>
-          <w:p>
-            <w:r>
-              <w:t>0.8644</w:t>
-            </w:r>
-          </w:p>
-        </w:tc>
-      </w:tr>
-      <w:tr>
-        <w:tc>
-          <w:tcPr>
-            <w:tcW w:type="dxa" w:w="2160"/>
-          </w:tcPr>
-          <w:p>
-            <w:r>
-              <w:t>AdaBoost</w:t>
-            </w:r>
-          </w:p>
-        </w:tc>
-        <w:tc>
-          <w:tcPr>
-            <w:tcW w:type="dxa" w:w="2160"/>
-          </w:tcPr>
-          <w:p>
-            <w:r>
-              <w:t>0.8047</w:t>
-            </w:r>
-          </w:p>
-        </w:tc>
-        <w:tc>
-          <w:tcPr>
-            <w:tcW w:type="dxa" w:w="2160"/>
-          </w:tcPr>
-          <w:p>
-            <w:r>
-              <w:t>0.0245</w:t>
-            </w:r>
-          </w:p>
-        </w:tc>
-        <w:tc>
-          <w:tcPr>
-            <w:tcW w:type="dxa" w:w="2160"/>
-          </w:tcPr>
-          <w:p>
-            <w:r>
-              <w:t>0.8667</w:t>
-            </w:r>
-          </w:p>
-        </w:tc>
-      </w:tr>
-      <w:tr>
-        <w:tc>
-          <w:tcPr>
-            <w:tcW w:type="dxa" w:w="2160"/>
-          </w:tcPr>
-          <w:p>
-            <w:r>
-              <w:t>Logistic Regression</w:t>
-            </w:r>
-          </w:p>
-        </w:tc>
-        <w:tc>
-          <w:tcPr>
-            <w:tcW w:type="dxa" w:w="2160"/>
-          </w:tcPr>
-          <w:p>
-            <w:r>
-              <w:t>0.7980</w:t>
-            </w:r>
-          </w:p>
-        </w:tc>
-        <w:tc>
-          <w:tcPr>
-            <w:tcW w:type="dxa" w:w="2160"/>
-          </w:tcPr>
-          <w:p>
-            <w:r>
-              <w:t>0.0306</w:t>
-            </w:r>
-          </w:p>
-        </w:tc>
-        <w:tc>
-          <w:tcPr>
-            <w:tcW w:type="dxa" w:w="2160"/>
-          </w:tcPr>
-          <w:p>
-            <w:r>
-              <w:t>0.8644</w:t>
-            </w:r>
-          </w:p>
-        </w:tc>
-      </w:tr>
-      <w:tr>
-        <w:tc>
-          <w:tcPr>
-            <w:tcW w:type="dxa" w:w="2160"/>
-          </w:tcPr>
-          <w:p>
-            <w:r>
-              <w:t>Extra Trees</w:t>
-            </w:r>
-          </w:p>
-        </w:tc>
-        <w:tc>
-          <w:tcPr>
-            <w:tcW w:type="dxa" w:w="2160"/>
-          </w:tcPr>
-          <w:p>
-            <w:r>
-              <w:t>0.7959</w:t>
-            </w:r>
-          </w:p>
-        </w:tc>
-        <w:tc>
-          <w:tcPr>
-            <w:tcW w:type="dxa" w:w="2160"/>
-          </w:tcPr>
-          <w:p>
-            <w:r>
-              <w:t>0.0555</w:t>
-            </w:r>
-          </w:p>
-        </w:tc>
-        <w:tc>
-          <w:tcPr>
-            <w:tcW w:type="dxa" w:w="2160"/>
-          </w:tcPr>
-          <w:p>
-            <w:r>
-              <w:t>0.9153</w:t>
-            </w:r>
-          </w:p>
-        </w:tc>
-      </w:tr>
-      <w:tr>
-        <w:tc>
-          <w:tcPr>
-            <w:tcW w:type="dxa" w:w="2160"/>
-          </w:tcPr>
-          <w:p>
-            <w:r>
-              <w:t>Ridge Classifier</w:t>
-            </w:r>
-          </w:p>
-        </w:tc>
-        <w:tc>
-          <w:tcPr>
-            <w:tcW w:type="dxa" w:w="2160"/>
-          </w:tcPr>
-          <w:p>
-            <w:r>
-              <w:t>0.7923</w:t>
-            </w:r>
-          </w:p>
-        </w:tc>
-        <w:tc>
-          <w:tcPr>
-            <w:tcW w:type="dxa" w:w="2160"/>
-          </w:tcPr>
-          <w:p>
-            <w:r>
-              <w:t>0.0334</w:t>
-            </w:r>
-          </w:p>
-        </w:tc>
-        <w:tc>
-          <w:tcPr>
-            <w:tcW w:type="dxa" w:w="2160"/>
-          </w:tcPr>
-          <w:p>
-            <w:r>
-              <w:t>0.8667</w:t>
-            </w:r>
-          </w:p>
-        </w:tc>
-      </w:tr>
-      <w:tr>
-        <w:tc>
-          <w:tcPr>
-            <w:tcW w:type="dxa" w:w="2160"/>
-          </w:tcPr>
-          <w:p>
-            <w:r>
-              <w:t>LDA</w:t>
-            </w:r>
-          </w:p>
-        </w:tc>
-        <w:tc>
-          <w:tcPr>
-            <w:tcW w:type="dxa" w:w="2160"/>
-          </w:tcPr>
-          <w:p>
-            <w:r>
-              <w:t>0.7923</w:t>
-            </w:r>
-          </w:p>
-        </w:tc>
-        <w:tc>
-          <w:tcPr>
-            <w:tcW w:type="dxa" w:w="2160"/>
-          </w:tcPr>
-          <w:p>
-            <w:r>
-              <w:t>0.0334</w:t>
-            </w:r>
-          </w:p>
-        </w:tc>
-        <w:tc>
-          <w:tcPr>
-            <w:tcW w:type="dxa" w:w="2160"/>
-          </w:tcPr>
-          <w:p>
-            <w:r>
-              <w:t>0.8667</w:t>
-            </w:r>
-          </w:p>
-        </w:tc>
-      </w:tr>
-      <w:tr>
-        <w:tc>
-          <w:tcPr>
-            <w:tcW w:type="dxa" w:w="2160"/>
-          </w:tcPr>
-          <w:p>
-            <w:r>
-              <w:t>Linear SVC</w:t>
-            </w:r>
-          </w:p>
-        </w:tc>
-        <w:tc>
-          <w:tcPr>
-            <w:tcW w:type="dxa" w:w="2160"/>
-          </w:tcPr>
-          <w:p>
-            <w:r>
-              <w:t>0.7912</w:t>
-            </w:r>
-          </w:p>
-        </w:tc>
-        <w:tc>
-          <w:tcPr>
-            <w:tcW w:type="dxa" w:w="2160"/>
-          </w:tcPr>
-          <w:p>
-            <w:r>
-              <w:t>0.0315</w:t>
-            </w:r>
-          </w:p>
-        </w:tc>
-        <w:tc>
-          <w:tcPr>
-            <w:tcW w:type="dxa" w:w="2160"/>
-          </w:tcPr>
-          <w:p>
-            <w:r>
-              <w:t>0.8667</w:t>
-            </w:r>
-          </w:p>
-        </w:tc>
-      </w:tr>
-      <w:tr>
-        <w:tc>
-          <w:tcPr>
-            <w:tcW w:type="dxa" w:w="2160"/>
-          </w:tcPr>
-          <w:p>
-            <w:r>
-              <w:t>Decision Tree</w:t>
-            </w:r>
-          </w:p>
-        </w:tc>
-        <w:tc>
-          <w:tcPr>
-            <w:tcW w:type="dxa" w:w="2160"/>
-          </w:tcPr>
-          <w:p>
-            <w:r>
-              <w:t>0.7881</w:t>
-            </w:r>
-          </w:p>
-        </w:tc>
-        <w:tc>
-          <w:tcPr>
-            <w:tcW w:type="dxa" w:w="2160"/>
-          </w:tcPr>
-          <w:p>
-            <w:r>
-              <w:t>0.0537</w:t>
-            </w:r>
-          </w:p>
-        </w:tc>
-        <w:tc>
-          <w:tcPr>
-            <w:tcW w:type="dxa" w:w="2160"/>
-          </w:tcPr>
-          <w:p>
-            <w:r>
-              <w:t>0.8983</w:t>
-            </w:r>
-          </w:p>
-        </w:tc>
-      </w:tr>
-      <w:tr>
-        <w:tc>
-          <w:tcPr>
-            <w:tcW w:type="dxa" w:w="2160"/>
-          </w:tcPr>
-          <w:p>
-            <w:r>
               <w:t>Bernoulli NB</w:t>
             </w:r>
           </w:p>
@@ -784,7 +826,7 @@
           </w:tcPr>
           <w:p>
             <w:r>
-              <w:t>0.7799</w:t>
+              <w:t>0.7533</w:t>
             </w:r>
           </w:p>
         </w:tc>
@@ -794,49 +836,7 @@
           </w:tcPr>
           <w:p>
             <w:r>
-              <w:t>0.0353</w:t>
-            </w:r>
-          </w:p>
-        </w:tc>
-        <w:tc>
-          <w:tcPr>
-            <w:tcW w:type="dxa" w:w="2160"/>
-          </w:tcPr>
-          <w:p>
-            <w:r>
-              <w:t>0.8833</w:t>
-            </w:r>
-          </w:p>
-        </w:tc>
-      </w:tr>
-      <w:tr>
-        <w:tc>
-          <w:tcPr>
-            <w:tcW w:type="dxa" w:w="2160"/>
-          </w:tcPr>
-          <w:p>
-            <w:r>
-              <w:t>SGD Classifier</w:t>
-            </w:r>
-          </w:p>
-        </w:tc>
-        <w:tc>
-          <w:tcPr>
-            <w:tcW w:type="dxa" w:w="2160"/>
-          </w:tcPr>
-          <w:p>
-            <w:r>
-              <w:t>0.7332</w:t>
-            </w:r>
-          </w:p>
-        </w:tc>
-        <w:tc>
-          <w:tcPr>
-            <w:tcW w:type="dxa" w:w="2160"/>
-          </w:tcPr>
-          <w:p>
-            <w:r>
-              <w:t>0.0638</w:t>
+              <w:t>0.0518</w:t>
             </w:r>
           </w:p>
         </w:tc>
@@ -868,7 +868,7 @@
           </w:tcPr>
           <w:p>
             <w:r>
-              <w:t>0.6711</w:t>
+              <w:t>0.4512</w:t>
             </w:r>
           </w:p>
         </w:tc>
@@ -878,7 +878,7 @@
           </w:tcPr>
           <w:p>
             <w:r>
-              <w:t>0.0376</w:t>
+              <w:t>0.0193</w:t>
             </w:r>
           </w:p>
         </w:tc>
@@ -888,7 +888,7 @@
           </w:tcPr>
           <w:p>
             <w:r>
-              <w:t>0.7500</w:t>
+              <w:t>0.5000</w:t>
             </w:r>
           </w:p>
         </w:tc>
@@ -910,7 +910,7 @@
           </w:tcPr>
           <w:p>
             <w:r>
-              <w:t>0.6162</w:t>
+              <w:t>0.4097</w:t>
             </w:r>
           </w:p>
         </w:tc>
@@ -920,7 +920,7 @@
           </w:tcPr>
           <w:p>
             <w:r>
-              <w:t>0.0062</w:t>
+              <w:t>0.0154</w:t>
             </w:r>
           </w:p>
         </w:tc>
@@ -930,7 +930,7 @@
           </w:tcPr>
           <w:p>
             <w:r>
-              <w:t>0.6271</w:t>
+              <w:t>0.4333</w:t>
             </w:r>
           </w:p>
         </w:tc>

--- a/output/relatorios/relatorio_final.docx
+++ b/output/relatorios/relatorio_final.docx
@@ -20,17 +20,17 @@
     </w:p>
     <w:p>
       <w:r>
-        <w:t>Total de Modelos Treinados: 20</w:t>
+        <w:t>Total de Modelos Treinados: 15</w:t>
       </w:r>
     </w:p>
     <w:p>
       <w:r>
-        <w:t>Total de Features: 7</w:t>
+        <w:t>Total de Features: 23</w:t>
       </w:r>
     </w:p>
     <w:p>
       <w:r>
-        <w:t>Melhor Acurácia: 0.8328</w:t>
+        <w:t>Melhor Acurácia: 0.8283</w:t>
       </w:r>
     </w:p>
     <w:p>
@@ -112,7 +112,7 @@
           </w:tcPr>
           <w:p>
             <w:r>
-              <w:t>0.8328</w:t>
+              <w:t>0.8283</w:t>
             </w:r>
           </w:p>
         </w:tc>
@@ -122,7 +122,7 @@
           </w:tcPr>
           <w:p>
             <w:r>
-              <w:t>0.0425</w:t>
+              <w:t>0.0120</w:t>
             </w:r>
           </w:p>
         </w:tc>
@@ -132,7 +132,7 @@
           </w:tcPr>
           <w:p>
             <w:r>
-              <w:t>0.9167</w:t>
+              <w:t>0.8384</w:t>
             </w:r>
           </w:p>
         </w:tc>
@@ -144,217 +144,7 @@
           </w:tcPr>
           <w:p>
             <w:r>
-              <w:t>Gradient Boosting</w:t>
-            </w:r>
-          </w:p>
-        </w:tc>
-        <w:tc>
-          <w:tcPr>
-            <w:tcW w:type="dxa" w:w="2160"/>
-          </w:tcPr>
-          <w:p>
-            <w:r>
-              <w:t>0.8295</w:t>
-            </w:r>
-          </w:p>
-        </w:tc>
-        <w:tc>
-          <w:tcPr>
-            <w:tcW w:type="dxa" w:w="2160"/>
-          </w:tcPr>
-          <w:p>
-            <w:r>
-              <w:t>0.0424</w:t>
-            </w:r>
-          </w:p>
-        </w:tc>
-        <w:tc>
-          <w:tcPr>
-            <w:tcW w:type="dxa" w:w="2160"/>
-          </w:tcPr>
-          <w:p>
-            <w:r>
-              <w:t>0.9000</w:t>
-            </w:r>
-          </w:p>
-        </w:tc>
-      </w:tr>
-      <w:tr>
-        <w:tc>
-          <w:tcPr>
-            <w:tcW w:type="dxa" w:w="2160"/>
-          </w:tcPr>
-          <w:p>
-            <w:r>
-              <w:t>Ensemble_Voting</w:t>
-            </w:r>
-          </w:p>
-        </w:tc>
-        <w:tc>
-          <w:tcPr>
-            <w:tcW w:type="dxa" w:w="2160"/>
-          </w:tcPr>
-          <w:p>
-            <w:r>
-              <w:t>0.8283</w:t>
-            </w:r>
-          </w:p>
-        </w:tc>
-        <w:tc>
-          <w:tcPr>
-            <w:tcW w:type="dxa" w:w="2160"/>
-          </w:tcPr>
-          <w:p>
-            <w:r>
-              <w:t>0.0412</w:t>
-            </w:r>
-          </w:p>
-        </w:tc>
-        <w:tc>
-          <w:tcPr>
-            <w:tcW w:type="dxa" w:w="2160"/>
-          </w:tcPr>
-          <w:p>
-            <w:r>
-              <w:t>0.0000</w:t>
-            </w:r>
-          </w:p>
-        </w:tc>
-      </w:tr>
-      <w:tr>
-        <w:tc>
-          <w:tcPr>
-            <w:tcW w:type="dxa" w:w="2160"/>
-          </w:tcPr>
-          <w:p>
-            <w:r>
-              <w:t>Ridge Classifier</w:t>
-            </w:r>
-          </w:p>
-        </w:tc>
-        <w:tc>
-          <w:tcPr>
-            <w:tcW w:type="dxa" w:w="2160"/>
-          </w:tcPr>
-          <w:p>
-            <w:r>
-              <w:t>0.8271</w:t>
-            </w:r>
-          </w:p>
-        </w:tc>
-        <w:tc>
-          <w:tcPr>
-            <w:tcW w:type="dxa" w:w="2160"/>
-          </w:tcPr>
-          <w:p>
-            <w:r>
-              <w:t>0.0371</w:t>
-            </w:r>
-          </w:p>
-        </w:tc>
-        <w:tc>
-          <w:tcPr>
-            <w:tcW w:type="dxa" w:w="2160"/>
-          </w:tcPr>
-          <w:p>
-            <w:r>
-              <w:t>0.9000</w:t>
-            </w:r>
-          </w:p>
-        </w:tc>
-      </w:tr>
-      <w:tr>
-        <w:tc>
-          <w:tcPr>
-            <w:tcW w:type="dxa" w:w="2160"/>
-          </w:tcPr>
-          <w:p>
-            <w:r>
-              <w:t>Linear SVC</w:t>
-            </w:r>
-          </w:p>
-        </w:tc>
-        <w:tc>
-          <w:tcPr>
-            <w:tcW w:type="dxa" w:w="2160"/>
-          </w:tcPr>
-          <w:p>
-            <w:r>
-              <w:t>0.8238</w:t>
-            </w:r>
-          </w:p>
-        </w:tc>
-        <w:tc>
-          <w:tcPr>
-            <w:tcW w:type="dxa" w:w="2160"/>
-          </w:tcPr>
-          <w:p>
-            <w:r>
-              <w:t>0.0396</w:t>
-            </w:r>
-          </w:p>
-        </w:tc>
-        <w:tc>
-          <w:tcPr>
-            <w:tcW w:type="dxa" w:w="2160"/>
-          </w:tcPr>
-          <w:p>
-            <w:r>
-              <w:t>0.9000</w:t>
-            </w:r>
-          </w:p>
-        </w:tc>
-      </w:tr>
-      <w:tr>
-        <w:tc>
-          <w:tcPr>
-            <w:tcW w:type="dxa" w:w="2160"/>
-          </w:tcPr>
-          <w:p>
-            <w:r>
-              <w:t>Logistic Regression</w:t>
-            </w:r>
-          </w:p>
-        </w:tc>
-        <w:tc>
-          <w:tcPr>
-            <w:tcW w:type="dxa" w:w="2160"/>
-          </w:tcPr>
-          <w:p>
-            <w:r>
-              <w:t>0.8238</w:t>
-            </w:r>
-          </w:p>
-        </w:tc>
-        <w:tc>
-          <w:tcPr>
-            <w:tcW w:type="dxa" w:w="2160"/>
-          </w:tcPr>
-          <w:p>
-            <w:r>
-              <w:t>0.0388</w:t>
-            </w:r>
-          </w:p>
-        </w:tc>
-        <w:tc>
-          <w:tcPr>
-            <w:tcW w:type="dxa" w:w="2160"/>
-          </w:tcPr>
-          <w:p>
-            <w:r>
-              <w:t>0.9153</w:t>
-            </w:r>
-          </w:p>
-        </w:tc>
-      </w:tr>
-      <w:tr>
-        <w:tc>
-          <w:tcPr>
-            <w:tcW w:type="dxa" w:w="2160"/>
-          </w:tcPr>
-          <w:p>
-            <w:r>
-              <w:t>LDA</w:t>
+              <w:t>RidgeClassifier</w:t>
             </w:r>
           </w:p>
         </w:tc>
@@ -374,7 +164,7 @@
           </w:tcPr>
           <w:p>
             <w:r>
-              <w:t>0.0389</w:t>
+              <w:t>0.0032</w:t>
             </w:r>
           </w:p>
         </w:tc>
@@ -384,49 +174,7 @@
           </w:tcPr>
           <w:p>
             <w:r>
-              <w:t>0.8833</w:t>
-            </w:r>
-          </w:p>
-        </w:tc>
-      </w:tr>
-      <w:tr>
-        <w:tc>
-          <w:tcPr>
-            <w:tcW w:type="dxa" w:w="2160"/>
-          </w:tcPr>
-          <w:p>
-            <w:r>
-              <w:t>Ensemble_Stacking</w:t>
-            </w:r>
-          </w:p>
-        </w:tc>
-        <w:tc>
-          <w:tcPr>
-            <w:tcW w:type="dxa" w:w="2160"/>
-          </w:tcPr>
-          <w:p>
-            <w:r>
-              <w:t>0.8227</w:t>
-            </w:r>
-          </w:p>
-        </w:tc>
-        <w:tc>
-          <w:tcPr>
-            <w:tcW w:type="dxa" w:w="2160"/>
-          </w:tcPr>
-          <w:p>
-            <w:r>
-              <w:t>0.0286</w:t>
-            </w:r>
-          </w:p>
-        </w:tc>
-        <w:tc>
-          <w:tcPr>
-            <w:tcW w:type="dxa" w:w="2160"/>
-          </w:tcPr>
-          <w:p>
-            <w:r>
-              <w:t>0.0000</w:t>
+              <w:t>0.8249</w:t>
             </w:r>
           </w:p>
         </w:tc>
@@ -448,7 +196,7 @@
           </w:tcPr>
           <w:p>
             <w:r>
-              <w:t>0.8215</w:t>
+              <w:t>0.8182</w:t>
             </w:r>
           </w:p>
         </w:tc>
@@ -458,7 +206,7 @@
           </w:tcPr>
           <w:p>
             <w:r>
-              <w:t>0.0335</w:t>
+              <w:t>0.0126</w:t>
             </w:r>
           </w:p>
         </w:tc>
@@ -468,7 +216,7 @@
           </w:tcPr>
           <w:p>
             <w:r>
-              <w:t>0.9000</w:t>
+              <w:t>0.8316</w:t>
             </w:r>
           </w:p>
         </w:tc>
@@ -480,7 +228,7 @@
           </w:tcPr>
           <w:p>
             <w:r>
-              <w:t>Random Forest</w:t>
+              <w:t>LinearSVC</w:t>
             </w:r>
           </w:p>
         </w:tc>
@@ -490,7 +238,7 @@
           </w:tcPr>
           <w:p>
             <w:r>
-              <w:t>0.8205</w:t>
+              <w:t>0.8171</w:t>
             </w:r>
           </w:p>
         </w:tc>
@@ -500,7 +248,7 @@
           </w:tcPr>
           <w:p>
             <w:r>
-              <w:t>0.0493</w:t>
+              <w:t>0.0151</w:t>
             </w:r>
           </w:p>
         </w:tc>
@@ -510,7 +258,7 @@
           </w:tcPr>
           <w:p>
             <w:r>
-              <w:t>0.9153</w:t>
+              <w:t>0.8350</w:t>
             </w:r>
           </w:p>
         </w:tc>
@@ -522,7 +270,7 @@
           </w:tcPr>
           <w:p>
             <w:r>
-              <w:t>KNN</w:t>
+              <w:t>LogisticRegression</w:t>
             </w:r>
           </w:p>
         </w:tc>
@@ -532,7 +280,7 @@
           </w:tcPr>
           <w:p>
             <w:r>
-              <w:t>0.8162</w:t>
+              <w:t>0.8159</w:t>
             </w:r>
           </w:p>
         </w:tc>
@@ -542,7 +290,7 @@
           </w:tcPr>
           <w:p>
             <w:r>
-              <w:t>0.0561</w:t>
+              <w:t>0.0151</w:t>
             </w:r>
           </w:p>
         </w:tc>
@@ -552,7 +300,133 @@
           </w:tcPr>
           <w:p>
             <w:r>
-              <w:t>0.8983</w:t>
+              <w:t>0.8350</w:t>
+            </w:r>
+          </w:p>
+        </w:tc>
+      </w:tr>
+      <w:tr>
+        <w:tc>
+          <w:tcPr>
+            <w:tcW w:type="dxa" w:w="2160"/>
+          </w:tcPr>
+          <w:p>
+            <w:r>
+              <w:t>CatBoost</w:t>
+            </w:r>
+          </w:p>
+        </w:tc>
+        <w:tc>
+          <w:tcPr>
+            <w:tcW w:type="dxa" w:w="2160"/>
+          </w:tcPr>
+          <w:p>
+            <w:r>
+              <w:t>0.8103</w:t>
+            </w:r>
+          </w:p>
+        </w:tc>
+        <w:tc>
+          <w:tcPr>
+            <w:tcW w:type="dxa" w:w="2160"/>
+          </w:tcPr>
+          <w:p>
+            <w:r>
+              <w:t>0.0278</w:t>
+            </w:r>
+          </w:p>
+        </w:tc>
+        <w:tc>
+          <w:tcPr>
+            <w:tcW w:type="dxa" w:w="2160"/>
+          </w:tcPr>
+          <w:p>
+            <w:r>
+              <w:t>0.8316</w:t>
+            </w:r>
+          </w:p>
+        </w:tc>
+      </w:tr>
+      <w:tr>
+        <w:tc>
+          <w:tcPr>
+            <w:tcW w:type="dxa" w:w="2160"/>
+          </w:tcPr>
+          <w:p>
+            <w:r>
+              <w:t>MLPClassifier</w:t>
+            </w:r>
+          </w:p>
+        </w:tc>
+        <w:tc>
+          <w:tcPr>
+            <w:tcW w:type="dxa" w:w="2160"/>
+          </w:tcPr>
+          <w:p>
+            <w:r>
+              <w:t>0.8092</w:t>
+            </w:r>
+          </w:p>
+        </w:tc>
+        <w:tc>
+          <w:tcPr>
+            <w:tcW w:type="dxa" w:w="2160"/>
+          </w:tcPr>
+          <w:p>
+            <w:r>
+              <w:t>0.0199</w:t>
+            </w:r>
+          </w:p>
+        </w:tc>
+        <w:tc>
+          <w:tcPr>
+            <w:tcW w:type="dxa" w:w="2160"/>
+          </w:tcPr>
+          <w:p>
+            <w:r>
+              <w:t>0.8249</w:t>
+            </w:r>
+          </w:p>
+        </w:tc>
+      </w:tr>
+      <w:tr>
+        <w:tc>
+          <w:tcPr>
+            <w:tcW w:type="dxa" w:w="2160"/>
+          </w:tcPr>
+          <w:p>
+            <w:r>
+              <w:t>RandomForest</w:t>
+            </w:r>
+          </w:p>
+        </w:tc>
+        <w:tc>
+          <w:tcPr>
+            <w:tcW w:type="dxa" w:w="2160"/>
+          </w:tcPr>
+          <w:p>
+            <w:r>
+              <w:t>0.8047</w:t>
+            </w:r>
+          </w:p>
+        </w:tc>
+        <w:tc>
+          <w:tcPr>
+            <w:tcW w:type="dxa" w:w="2160"/>
+          </w:tcPr>
+          <w:p>
+            <w:r>
+              <w:t>0.0291</w:t>
+            </w:r>
+          </w:p>
+        </w:tc>
+        <w:tc>
+          <w:tcPr>
+            <w:tcW w:type="dxa" w:w="2160"/>
+          </w:tcPr>
+          <w:p>
+            <w:r>
+              <w:t>0.8316</w:t>
             </w:r>
           </w:p>
         </w:tc>
@@ -574,7 +448,7 @@
           </w:tcPr>
           <w:p>
             <w:r>
-              <w:t>0.8104</w:t>
+              <w:t>0.8047</w:t>
             </w:r>
           </w:p>
         </w:tc>
@@ -584,7 +458,7 @@
           </w:tcPr>
           <w:p>
             <w:r>
-              <w:t>0.0511</w:t>
+              <w:t>0.0153</w:t>
             </w:r>
           </w:p>
         </w:tc>
@@ -594,7 +468,91 @@
           </w:tcPr>
           <w:p>
             <w:r>
-              <w:t>0.8833</w:t>
+              <w:t>0.8215</w:t>
+            </w:r>
+          </w:p>
+        </w:tc>
+      </w:tr>
+      <w:tr>
+        <w:tc>
+          <w:tcPr>
+            <w:tcW w:type="dxa" w:w="2160"/>
+          </w:tcPr>
+          <w:p>
+            <w:r>
+              <w:t>GradientBoosting</w:t>
+            </w:r>
+          </w:p>
+        </w:tc>
+        <w:tc>
+          <w:tcPr>
+            <w:tcW w:type="dxa" w:w="2160"/>
+          </w:tcPr>
+          <w:p>
+            <w:r>
+              <w:t>0.8025</w:t>
+            </w:r>
+          </w:p>
+        </w:tc>
+        <w:tc>
+          <w:tcPr>
+            <w:tcW w:type="dxa" w:w="2160"/>
+          </w:tcPr>
+          <w:p>
+            <w:r>
+              <w:t>0.0177</w:t>
+            </w:r>
+          </w:p>
+        </w:tc>
+        <w:tc>
+          <w:tcPr>
+            <w:tcW w:type="dxa" w:w="2160"/>
+          </w:tcPr>
+          <w:p>
+            <w:r>
+              <w:t>0.8182</w:t>
+            </w:r>
+          </w:p>
+        </w:tc>
+      </w:tr>
+      <w:tr>
+        <w:tc>
+          <w:tcPr>
+            <w:tcW w:type="dxa" w:w="2160"/>
+          </w:tcPr>
+          <w:p>
+            <w:r>
+              <w:t>XGBoost</w:t>
+            </w:r>
+          </w:p>
+        </w:tc>
+        <w:tc>
+          <w:tcPr>
+            <w:tcW w:type="dxa" w:w="2160"/>
+          </w:tcPr>
+          <w:p>
+            <w:r>
+              <w:t>0.7980</w:t>
+            </w:r>
+          </w:p>
+        </w:tc>
+        <w:tc>
+          <w:tcPr>
+            <w:tcW w:type="dxa" w:w="2160"/>
+          </w:tcPr>
+          <w:p>
+            <w:r>
+              <w:t>0.0167</w:t>
+            </w:r>
+          </w:p>
+        </w:tc>
+        <w:tc>
+          <w:tcPr>
+            <w:tcW w:type="dxa" w:w="2160"/>
+          </w:tcPr>
+          <w:p>
+            <w:r>
+              <w:t>0.8114</w:t>
             </w:r>
           </w:p>
         </w:tc>
@@ -616,7 +574,7 @@
           </w:tcPr>
           <w:p>
             <w:r>
-              <w:t>0.8094</w:t>
+              <w:t>0.7957</w:t>
             </w:r>
           </w:p>
         </w:tc>
@@ -626,7 +584,7 @@
           </w:tcPr>
           <w:p>
             <w:r>
-              <w:t>0.0480</w:t>
+              <w:t>0.0297</w:t>
             </w:r>
           </w:p>
         </w:tc>
@@ -636,7 +594,7 @@
           </w:tcPr>
           <w:p>
             <w:r>
-              <w:t>0.8983</w:t>
+              <w:t>0.8215</w:t>
             </w:r>
           </w:p>
         </w:tc>
@@ -648,7 +606,7 @@
           </w:tcPr>
           <w:p>
             <w:r>
-              <w:t>XGBoost</w:t>
+              <w:t>ExtraTrees</w:t>
             </w:r>
           </w:p>
         </w:tc>
@@ -658,7 +616,7 @@
           </w:tcPr>
           <w:p>
             <w:r>
-              <w:t>0.8060</w:t>
+              <w:t>0.7823</w:t>
             </w:r>
           </w:p>
         </w:tc>
@@ -668,7 +626,7 @@
           </w:tcPr>
           <w:p>
             <w:r>
-              <w:t>0.0459</w:t>
+              <w:t>0.0231</w:t>
             </w:r>
           </w:p>
         </w:tc>
@@ -678,7 +636,7 @@
           </w:tcPr>
           <w:p>
             <w:r>
-              <w:t>0.8814</w:t>
+              <w:t>0.8148</w:t>
             </w:r>
           </w:p>
         </w:tc>
@@ -690,7 +648,7 @@
           </w:tcPr>
           <w:p>
             <w:r>
-              <w:t>Extra Trees</w:t>
+              <w:t>DecisionTree</w:t>
             </w:r>
           </w:p>
         </w:tc>
@@ -700,7 +658,7 @@
           </w:tcPr>
           <w:p>
             <w:r>
-              <w:t>0.8026</w:t>
+              <w:t>0.7609</w:t>
             </w:r>
           </w:p>
         </w:tc>
@@ -710,7 +668,7 @@
           </w:tcPr>
           <w:p>
             <w:r>
-              <w:t>0.0536</w:t>
+              <w:t>0.0055</w:t>
             </w:r>
           </w:p>
         </w:tc>
@@ -720,7 +678,7 @@
           </w:tcPr>
           <w:p>
             <w:r>
-              <w:t>0.9153</w:t>
+              <w:t>0.7677</w:t>
             </w:r>
           </w:p>
         </w:tc>
@@ -732,7 +690,7 @@
           </w:tcPr>
           <w:p>
             <w:r>
-              <w:t>SGD Classifier</w:t>
+              <w:t>SGDClassifier</w:t>
             </w:r>
           </w:p>
         </w:tc>
@@ -742,7 +700,7 @@
           </w:tcPr>
           <w:p>
             <w:r>
-              <w:t>0.7758</w:t>
+              <w:t>0.7508</w:t>
             </w:r>
           </w:p>
         </w:tc>
@@ -752,7 +710,7 @@
           </w:tcPr>
           <w:p>
             <w:r>
-              <w:t>0.0445</w:t>
+              <w:t>0.0795</w:t>
             </w:r>
           </w:p>
         </w:tc>
@@ -762,175 +720,7 @@
           </w:tcPr>
           <w:p>
             <w:r>
-              <w:t>0.8475</w:t>
-            </w:r>
-          </w:p>
-        </w:tc>
-      </w:tr>
-      <w:tr>
-        <w:tc>
-          <w:tcPr>
-            <w:tcW w:type="dxa" w:w="2160"/>
-          </w:tcPr>
-          <w:p>
-            <w:r>
-              <w:t>Decision Tree</w:t>
-            </w:r>
-          </w:p>
-        </w:tc>
-        <w:tc>
-          <w:tcPr>
-            <w:tcW w:type="dxa" w:w="2160"/>
-          </w:tcPr>
-          <w:p>
-            <w:r>
-              <w:t>0.7656</w:t>
-            </w:r>
-          </w:p>
-        </w:tc>
-        <w:tc>
-          <w:tcPr>
-            <w:tcW w:type="dxa" w:w="2160"/>
-          </w:tcPr>
-          <w:p>
-            <w:r>
-              <w:t>0.0668</w:t>
-            </w:r>
-          </w:p>
-        </w:tc>
-        <w:tc>
-          <w:tcPr>
-            <w:tcW w:type="dxa" w:w="2160"/>
-          </w:tcPr>
-          <w:p>
-            <w:r>
-              <w:t>0.8814</w:t>
-            </w:r>
-          </w:p>
-        </w:tc>
-      </w:tr>
-      <w:tr>
-        <w:tc>
-          <w:tcPr>
-            <w:tcW w:type="dxa" w:w="2160"/>
-          </w:tcPr>
-          <w:p>
-            <w:r>
-              <w:t>Bernoulli NB</w:t>
-            </w:r>
-          </w:p>
-        </w:tc>
-        <w:tc>
-          <w:tcPr>
-            <w:tcW w:type="dxa" w:w="2160"/>
-          </w:tcPr>
-          <w:p>
-            <w:r>
-              <w:t>0.7533</w:t>
-            </w:r>
-          </w:p>
-        </w:tc>
-        <w:tc>
-          <w:tcPr>
-            <w:tcW w:type="dxa" w:w="2160"/>
-          </w:tcPr>
-          <w:p>
-            <w:r>
-              <w:t>0.0518</w:t>
-            </w:r>
-          </w:p>
-        </w:tc>
-        <w:tc>
-          <w:tcPr>
-            <w:tcW w:type="dxa" w:w="2160"/>
-          </w:tcPr>
-          <w:p>
-            <w:r>
-              <w:t>0.8136</w:t>
-            </w:r>
-          </w:p>
-        </w:tc>
-      </w:tr>
-      <w:tr>
-        <w:tc>
-          <w:tcPr>
-            <w:tcW w:type="dxa" w:w="2160"/>
-          </w:tcPr>
-          <w:p>
-            <w:r>
-              <w:t>Gaussian NB</w:t>
-            </w:r>
-          </w:p>
-        </w:tc>
-        <w:tc>
-          <w:tcPr>
-            <w:tcW w:type="dxa" w:w="2160"/>
-          </w:tcPr>
-          <w:p>
-            <w:r>
-              <w:t>0.4512</w:t>
-            </w:r>
-          </w:p>
-        </w:tc>
-        <w:tc>
-          <w:tcPr>
-            <w:tcW w:type="dxa" w:w="2160"/>
-          </w:tcPr>
-          <w:p>
-            <w:r>
-              <w:t>0.0193</w:t>
-            </w:r>
-          </w:p>
-        </w:tc>
-        <w:tc>
-          <w:tcPr>
-            <w:tcW w:type="dxa" w:w="2160"/>
-          </w:tcPr>
-          <w:p>
-            <w:r>
-              <w:t>0.5000</w:t>
-            </w:r>
-          </w:p>
-        </w:tc>
-      </w:tr>
-      <w:tr>
-        <w:tc>
-          <w:tcPr>
-            <w:tcW w:type="dxa" w:w="2160"/>
-          </w:tcPr>
-          <w:p>
-            <w:r>
-              <w:t>QDA</w:t>
-            </w:r>
-          </w:p>
-        </w:tc>
-        <w:tc>
-          <w:tcPr>
-            <w:tcW w:type="dxa" w:w="2160"/>
-          </w:tcPr>
-          <w:p>
-            <w:r>
-              <w:t>0.4097</w:t>
-            </w:r>
-          </w:p>
-        </w:tc>
-        <w:tc>
-          <w:tcPr>
-            <w:tcW w:type="dxa" w:w="2160"/>
-          </w:tcPr>
-          <w:p>
-            <w:r>
-              <w:t>0.0154</w:t>
-            </w:r>
-          </w:p>
-        </w:tc>
-        <w:tc>
-          <w:tcPr>
-            <w:tcW w:type="dxa" w:w="2160"/>
-          </w:tcPr>
-          <w:p>
-            <w:r>
-              <w:t>0.4333</w:t>
+              <w:t>0.8215</w:t>
             </w:r>
           </w:p>
         </w:tc>

--- a/output/relatorios/relatorio_final.docx
+++ b/output/relatorios/relatorio_final.docx
@@ -7,38 +7,328 @@
         <w:pStyle w:val="Title"/>
       </w:pPr>
       <w:r>
-        <w:t>Titanic ML Pipeline - Relatório Final</w:t>
-      </w:r>
-    </w:p>
-    <w:p>
-      <w:pPr>
-        <w:pStyle w:val="Heading1"/>
-      </w:pPr>
-      <w:r>
-        <w:t>Resumo Executivo</w:t>
+        <w:t>ATIVIDADE PRÁTICA: MACHINE LEARNING - TITANIC</w:t>
       </w:r>
     </w:p>
     <w:p>
       <w:r>
-        <w:t>Total de Modelos Treinados: 15</w:t>
+        <w:t>Dagoberto Candeias de Moraes</w:t>
       </w:r>
     </w:p>
     <w:p>
       <w:r>
-        <w:t>Total de Features: 23</w:t>
+        <w:t>UFV – ELT 579 – Aprendizado de Máquina</w:t>
       </w:r>
     </w:p>
     <w:p>
       <w:r>
-        <w:t>Melhor Acurácia: 0.8283</w:t>
+        <w:t>Matrícula: 118550 – Semana Final</w:t>
       </w:r>
     </w:p>
     <w:p>
+      <w:r>
+        <w:t>dagoberto.moraes@ufv.br</w:t>
+      </w:r>
+    </w:p>
+    <w:p>
+      <w:r>
+        <w:br w:type="page"/>
+      </w:r>
+    </w:p>
+    <w:p>
       <w:pPr>
         <w:pStyle w:val="Heading1"/>
       </w:pPr>
       <w:r>
-        <w:t>Resultados dos Modelos</w:t>
+        <w:t>Resumo</w:t>
+      </w:r>
+    </w:p>
+    <w:p>
+      <w:r>
+        <w:t>Este relatório apresenta uma análise completa do desenvolvimento de um pipeline de machine learning para a predição de sobrevivência no desastre do Titanic. Foram treinados 15 modelos de classificação diferentes, utilizando 23 features engenheiradas a partir dos dados originais. O melhor modelo alcançou uma acurácia de 0.8283 na validação cruzada. A análise inclui pré-processamento avançado, seleção de features, comparação de algoritmos e geração de insights sobre os fatores que influenciaram a sobrevivência dos passageiros.</w:t>
+      </w:r>
+    </w:p>
+    <w:p>
+      <w:pPr>
+        <w:pStyle w:val="Heading1"/>
+      </w:pPr>
+      <w:r>
+        <w:t>Introdução</w:t>
+      </w:r>
+    </w:p>
+    <w:p>
+      <w:r>
+        <w:t>O desastre do Titanic representa um dos eventos mais marcantes da história moderna, tornando-se um caso de estudo clássico em análise de dados e machine learning. O conjunto de dados do Titanic, disponível no Kaggle, contém informações sobre 891 passageiros, incluindo características demográficas, socioeconômicas e de viagem.</w:t>
+      </w:r>
+    </w:p>
+    <w:p>
+      <w:r>
+        <w:t>Este trabalho tem como objetivos:</w:t>
+      </w:r>
+    </w:p>
+    <w:p>
+      <w:pPr>
+        <w:pStyle w:val="ListNumber"/>
+      </w:pPr>
+      <w:r>
+        <w:t>1. Desenvolver um pipeline completo de ML: Desde a ingestão de dados até a predição final</w:t>
+      </w:r>
+    </w:p>
+    <w:p>
+      <w:pPr>
+        <w:pStyle w:val="ListNumber"/>
+      </w:pPr>
+      <w:r>
+        <w:t>2. Comparar diferentes algoritmos: Avaliar o desempenho de 15+ modelos de classificação</w:t>
+      </w:r>
+    </w:p>
+    <w:p>
+      <w:pPr>
+        <w:pStyle w:val="ListNumber"/>
+      </w:pPr>
+      <w:r>
+        <w:t>3. Realizar engenharia de features: Criar variáveis preditivas a partir dos dados brutos</w:t>
+      </w:r>
+    </w:p>
+    <w:p>
+      <w:pPr>
+        <w:pStyle w:val="ListNumber"/>
+      </w:pPr>
+      <w:r>
+        <w:t>4. Otimizar e validar: Usar validação cruzada e métricas robustas de avaliação</w:t>
+      </w:r>
+    </w:p>
+    <w:p>
+      <w:pPr>
+        <w:pStyle w:val="ListNumber"/>
+      </w:pPr>
+      <w:r>
+        <w:t>5. Gerar insights acionáveis: Identificar os fatores mais importantes para sobrevivência</w:t>
+      </w:r>
+    </w:p>
+    <w:p>
+      <w:r>
+        <w:t>A metodologia empregada segue as melhores práticas de ML, incluindo divisão estratificada dos dados, pré-processamento adequado, engenharia de features avançada e avaliação rigorosa dos modelos.</w:t>
+      </w:r>
+    </w:p>
+    <w:p>
+      <w:pPr>
+        <w:pStyle w:val="Heading1"/>
+      </w:pPr>
+      <w:r>
+        <w:t>Metodologia</w:t>
+      </w:r>
+    </w:p>
+    <w:p>
+      <w:pPr>
+        <w:pStyle w:val="Heading2"/>
+      </w:pPr>
+      <w:r>
+        <w:t>Pré-processamento de Dados</w:t>
+      </w:r>
+    </w:p>
+    <w:p>
+      <w:r>
+        <w:t>Os dados foram submetidos a um pipeline de pré-processamento completo:</w:t>
+      </w:r>
+    </w:p>
+    <w:p>
+      <w:pPr>
+        <w:pStyle w:val="ListNumber"/>
+      </w:pPr>
+      <w:r>
+        <w:t>1. Tratamento de Valores Faltantes: Imputação baseada em estatísticas descritivas e algoritmos avançados</w:t>
+      </w:r>
+    </w:p>
+    <w:p>
+      <w:pPr>
+        <w:pStyle w:val="ListNumber"/>
+      </w:pPr>
+      <w:r>
+        <w:t>2. Codificação de Variáveis Categóricas: One-hot encoding e ordinal encoding conforme apropriado</w:t>
+      </w:r>
+    </w:p>
+    <w:p>
+      <w:pPr>
+        <w:pStyle w:val="ListNumber"/>
+      </w:pPr>
+      <w:r>
+        <w:t>3. Escalonamento: StandardScaler para variáveis numéricas</w:t>
+      </w:r>
+    </w:p>
+    <w:p>
+      <w:pPr>
+        <w:pStyle w:val="ListNumber"/>
+      </w:pPr>
+      <w:r>
+        <w:t>4. Engenharia de Features: Criação de variáveis derivadas como FamilySize, Title, Age bins</w:t>
+      </w:r>
+    </w:p>
+    <w:p>
+      <w:pPr>
+        <w:pStyle w:val="Heading2"/>
+      </w:pPr>
+      <w:r>
+        <w:t>Algoritmos Avaliados</w:t>
+      </w:r>
+    </w:p>
+    <w:p>
+      <w:r>
+        <w:t>Foram comparados os seguintes algoritmos de classificação:</w:t>
+      </w:r>
+    </w:p>
+    <w:p>
+      <w:pPr>
+        <w:pStyle w:val="ListNumber"/>
+      </w:pPr>
+      <w:r>
+        <w:t>1. RandomForest</w:t>
+      </w:r>
+    </w:p>
+    <w:p>
+      <w:pPr>
+        <w:pStyle w:val="ListNumber"/>
+      </w:pPr>
+      <w:r>
+        <w:t>2. LogisticRegression</w:t>
+      </w:r>
+    </w:p>
+    <w:p>
+      <w:pPr>
+        <w:pStyle w:val="ListNumber"/>
+      </w:pPr>
+      <w:r>
+        <w:t>3. SVC</w:t>
+      </w:r>
+    </w:p>
+    <w:p>
+      <w:pPr>
+        <w:pStyle w:val="ListNumber"/>
+      </w:pPr>
+      <w:r>
+        <w:t>4. MLPClassifier</w:t>
+      </w:r>
+    </w:p>
+    <w:p>
+      <w:pPr>
+        <w:pStyle w:val="ListNumber"/>
+      </w:pPr>
+      <w:r>
+        <w:t>5. GradientBoosting</w:t>
+      </w:r>
+    </w:p>
+    <w:p>
+      <w:pPr>
+        <w:pStyle w:val="ListNumber"/>
+      </w:pPr>
+      <w:r>
+        <w:t>6. ExtraTrees</w:t>
+      </w:r>
+    </w:p>
+    <w:p>
+      <w:pPr>
+        <w:pStyle w:val="ListNumber"/>
+      </w:pPr>
+      <w:r>
+        <w:t>7. AdaBoost</w:t>
+      </w:r>
+    </w:p>
+    <w:p>
+      <w:pPr>
+        <w:pStyle w:val="ListNumber"/>
+      </w:pPr>
+      <w:r>
+        <w:t>8. Bagging</w:t>
+      </w:r>
+    </w:p>
+    <w:p>
+      <w:pPr>
+        <w:pStyle w:val="ListNumber"/>
+      </w:pPr>
+      <w:r>
+        <w:t>9. SGDClassifier</w:t>
+      </w:r>
+    </w:p>
+    <w:p>
+      <w:pPr>
+        <w:pStyle w:val="ListNumber"/>
+      </w:pPr>
+      <w:r>
+        <w:t>10. RidgeClassifier</w:t>
+      </w:r>
+    </w:p>
+    <w:p>
+      <w:pPr>
+        <w:pStyle w:val="ListNumber"/>
+      </w:pPr>
+      <w:r>
+        <w:t>11. LinearSVC</w:t>
+      </w:r>
+    </w:p>
+    <w:p>
+      <w:pPr>
+        <w:pStyle w:val="ListNumber"/>
+      </w:pPr>
+      <w:r>
+        <w:t>12. DecisionTree</w:t>
+      </w:r>
+    </w:p>
+    <w:p>
+      <w:pPr>
+        <w:pStyle w:val="ListNumber"/>
+      </w:pPr>
+      <w:r>
+        <w:t>13. XGBoost</w:t>
+      </w:r>
+    </w:p>
+    <w:p>
+      <w:pPr>
+        <w:pStyle w:val="ListNumber"/>
+      </w:pPr>
+      <w:r>
+        <w:t>14. LightGBM</w:t>
+      </w:r>
+    </w:p>
+    <w:p>
+      <w:pPr>
+        <w:pStyle w:val="ListNumber"/>
+      </w:pPr>
+      <w:r>
+        <w:t>15. CatBoost</w:t>
+      </w:r>
+    </w:p>
+    <w:p>
+      <w:pPr>
+        <w:pStyle w:val="Heading2"/>
+      </w:pPr>
+      <w:r>
+        <w:t>Validação Cruzada</w:t>
+      </w:r>
+    </w:p>
+    <w:p>
+      <w:r>
+        <w:t>Todos os modelos foram avaliados usando validação cruzada estratificada com 5 folds, garantindo que a distribuição da variável alvo fosse mantida em cada fold. As métricas calculadas incluem acurácia, precisão, recall, F1-score e AUC-ROC.</w:t>
+      </w:r>
+    </w:p>
+    <w:p>
+      <w:pPr>
+        <w:pStyle w:val="Heading1"/>
+      </w:pPr>
+      <w:r>
+        <w:t>Resultados</w:t>
+      </w:r>
+    </w:p>
+    <w:p>
+      <w:pPr>
+        <w:pStyle w:val="Heading2"/>
+      </w:pPr>
+      <w:r>
+        <w:t>Desempenho dos Modelos</w:t>
+      </w:r>
+    </w:p>
+    <w:p>
+      <w:r>
+        <w:t>A Tabela 1 apresenta os resultados da validação cruzada para todos os modelos testados:</w:t>
       </w:r>
     </w:p>
     <w:tbl>
@@ -726,6 +1016,1189 @@
         </w:tc>
       </w:tr>
     </w:tbl>
+    <w:p>
+      <w:r>
+        <w:t>Tabela 1: Resultados da validação cruzada (média ± desvio padrão)</w:t>
+      </w:r>
+    </w:p>
+    <w:p>
+      <w:pPr>
+        <w:pStyle w:val="Heading2"/>
+      </w:pPr>
+      <w:r>
+        <w:t>Análise dos Resultados</w:t>
+      </w:r>
+    </w:p>
+    <w:p>
+      <w:r>
+        <w:t>O modelo com melhor desempenho foi o SVC, alcançando uma acurácia média de 0.8283 com desvio padrão de 0.0120.</w:t>
+      </w:r>
+    </w:p>
+    <w:p>
+      <w:pPr>
+        <w:pStyle w:val="Heading3"/>
+      </w:pPr>
+      <w:r>
+        <w:t>Fatores de Sobrevivência Identificados</w:t>
+      </w:r>
+    </w:p>
+    <w:p>
+      <w:r>
+        <w:t>A análise dos modelos revelou os seguintes fatores mais importantes para a sobrevivência:</w:t>
+      </w:r>
+    </w:p>
+    <w:p>
+      <w:pPr>
+        <w:pStyle w:val="ListNumber"/>
+      </w:pPr>
+      <w:r>
+        <w:t>1. Classe Social (Pclass): Passageiros de primeira classe tiveram maior chance de sobrevivência</w:t>
+      </w:r>
+    </w:p>
+    <w:p>
+      <w:pPr>
+        <w:pStyle w:val="ListNumber"/>
+      </w:pPr>
+      <w:r>
+        <w:t>2. Gênero (Sex): Mulheres tiveram prioridade no resgate</w:t>
+      </w:r>
+    </w:p>
+    <w:p>
+      <w:pPr>
+        <w:pStyle w:val="ListNumber"/>
+      </w:pPr>
+      <w:r>
+        <w:t>3. Idade: Crianças tiveram maior prioridade</w:t>
+      </w:r>
+    </w:p>
+    <w:p>
+      <w:pPr>
+        <w:pStyle w:val="ListNumber"/>
+      </w:pPr>
+      <w:r>
+        <w:t>4. Tamanho da Família: Famílias pequenas tiveram melhor prognóstico</w:t>
+      </w:r>
+    </w:p>
+    <w:p>
+      <w:pPr>
+        <w:pStyle w:val="ListNumber"/>
+      </w:pPr>
+      <w:r>
+        <w:t>5. Título Social: Títulos como 'Miss' e 'Mrs' indicaram maior chance de sobrevivência</w:t>
+      </w:r>
+    </w:p>
+    <w:p>
+      <w:pPr>
+        <w:pStyle w:val="Heading2"/>
+      </w:pPr>
+      <w:r>
+        <w:t>Features Engenhariaadas</w:t>
+      </w:r>
+    </w:p>
+    <w:p>
+      <w:r>
+        <w:t>Foram criadas 23 features a partir dos dados originais:</w:t>
+      </w:r>
+    </w:p>
+    <w:p>
+      <w:pPr>
+        <w:pStyle w:val="ListNumber"/>
+      </w:pPr>
+      <w:r>
+        <w:t>1. Pclass</w:t>
+      </w:r>
+    </w:p>
+    <w:p>
+      <w:pPr>
+        <w:pStyle w:val="ListNumber"/>
+      </w:pPr>
+      <w:r>
+        <w:t>2. Sex</w:t>
+      </w:r>
+    </w:p>
+    <w:p>
+      <w:pPr>
+        <w:pStyle w:val="ListNumber"/>
+      </w:pPr>
+      <w:r>
+        <w:t>3. Age</w:t>
+      </w:r>
+    </w:p>
+    <w:p>
+      <w:pPr>
+        <w:pStyle w:val="ListNumber"/>
+      </w:pPr>
+      <w:r>
+        <w:t>4. SibSp</w:t>
+      </w:r>
+    </w:p>
+    <w:p>
+      <w:pPr>
+        <w:pStyle w:val="ListNumber"/>
+      </w:pPr>
+      <w:r>
+        <w:t>5. Parch</w:t>
+      </w:r>
+    </w:p>
+    <w:p>
+      <w:pPr>
+        <w:pStyle w:val="ListNumber"/>
+      </w:pPr>
+      <w:r>
+        <w:t>6. Fare</w:t>
+      </w:r>
+    </w:p>
+    <w:p>
+      <w:pPr>
+        <w:pStyle w:val="ListNumber"/>
+      </w:pPr>
+      <w:r>
+        <w:t>7. Embarked</w:t>
+      </w:r>
+    </w:p>
+    <w:p>
+      <w:pPr>
+        <w:pStyle w:val="ListNumber"/>
+      </w:pPr>
+      <w:r>
+        <w:t>8. FamilySize</w:t>
+      </w:r>
+    </w:p>
+    <w:p>
+      <w:pPr>
+        <w:pStyle w:val="ListNumber"/>
+      </w:pPr>
+      <w:r>
+        <w:t>9. IsAlone</w:t>
+      </w:r>
+    </w:p>
+    <w:p>
+      <w:pPr>
+        <w:pStyle w:val="ListNumber"/>
+      </w:pPr>
+      <w:r>
+        <w:t>10. TicketPrefix</w:t>
+      </w:r>
+    </w:p>
+    <w:p>
+      <w:pPr>
+        <w:pStyle w:val="ListNumber"/>
+      </w:pPr>
+      <w:r>
+        <w:t>11. feat_AgeBin</w:t>
+      </w:r>
+    </w:p>
+    <w:p>
+      <w:pPr>
+        <w:pStyle w:val="ListNumber"/>
+      </w:pPr>
+      <w:r>
+        <w:t>12. feat_FareBin</w:t>
+      </w:r>
+    </w:p>
+    <w:p>
+      <w:pPr>
+        <w:pStyle w:val="ListNumber"/>
+      </w:pPr>
+      <w:r>
+        <w:t>13. feat_AgeCategory_v2</w:t>
+      </w:r>
+    </w:p>
+    <w:p>
+      <w:pPr>
+        <w:pStyle w:val="ListNumber"/>
+      </w:pPr>
+      <w:r>
+        <w:t>14. feat_FareCategory_v2</w:t>
+      </w:r>
+    </w:p>
+    <w:p>
+      <w:pPr>
+        <w:pStyle w:val="ListNumber"/>
+      </w:pPr>
+      <w:r>
+        <w:t>15. feat_Age_missing</w:t>
+      </w:r>
+    </w:p>
+    <w:p>
+      <w:pPr>
+        <w:pStyle w:val="ListNumber"/>
+      </w:pPr>
+      <w:r>
+        <w:t>16. feat_Cabin_missing</w:t>
+      </w:r>
+    </w:p>
+    <w:p>
+      <w:pPr>
+        <w:pStyle w:val="ListNumber"/>
+      </w:pPr>
+      <w:r>
+        <w:t>17. feat_Embarked_missing</w:t>
+      </w:r>
+    </w:p>
+    <w:p>
+      <w:pPr>
+        <w:pStyle w:val="ListNumber"/>
+      </w:pPr>
+      <w:r>
+        <w:t>18. feat_Fare_missing</w:t>
+      </w:r>
+    </w:p>
+    <w:p>
+      <w:pPr>
+        <w:pStyle w:val="ListNumber"/>
+      </w:pPr>
+      <w:r>
+        <w:t>19. feat_Pclass_te</w:t>
+      </w:r>
+    </w:p>
+    <w:p>
+      <w:pPr>
+        <w:pStyle w:val="ListNumber"/>
+      </w:pPr>
+      <w:r>
+        <w:t>20. feat_Sex_te</w:t>
+      </w:r>
+    </w:p>
+    <w:p>
+      <w:pPr>
+        <w:pStyle w:val="ListNumber"/>
+      </w:pPr>
+      <w:r>
+        <w:t>21. feat_Embarked_te</w:t>
+      </w:r>
+    </w:p>
+    <w:p>
+      <w:pPr>
+        <w:pStyle w:val="ListNumber"/>
+      </w:pPr>
+      <w:r>
+        <w:t>22. feat_Title_te</w:t>
+      </w:r>
+    </w:p>
+    <w:p>
+      <w:pPr>
+        <w:pStyle w:val="ListNumber"/>
+      </w:pPr>
+      <w:r>
+        <w:t>23. feat_TicketPrefix_te</w:t>
+      </w:r>
+    </w:p>
+    <w:p>
+      <w:pPr>
+        <w:pStyle w:val="Heading1"/>
+      </w:pPr>
+      <w:r>
+        <w:t>Discussão</w:t>
+      </w:r>
+    </w:p>
+    <w:p>
+      <w:pPr>
+        <w:pStyle w:val="Heading2"/>
+      </w:pPr>
+      <w:r>
+        <w:t>Limitações do Estudo</w:t>
+      </w:r>
+    </w:p>
+    <w:p>
+      <w:r>
+        <w:t>Apesar dos resultados promissores, o estudo apresenta algumas limitações:</w:t>
+      </w:r>
+    </w:p>
+    <w:p>
+      <w:pPr>
+        <w:pStyle w:val="ListNumber"/>
+      </w:pPr>
+      <w:r>
+        <w:t>1. Tamanho da Amostra: Apenas 891 passageiros, o que pode limitar a generalização</w:t>
+      </w:r>
+    </w:p>
+    <w:p>
+      <w:pPr>
+        <w:pStyle w:val="ListNumber"/>
+      </w:pPr>
+      <w:r>
+        <w:t>2. Dados Faltantes: Informações como idade e cabine não estavam completas para todos os passageiros</w:t>
+      </w:r>
+    </w:p>
+    <w:p>
+      <w:pPr>
+        <w:pStyle w:val="ListNumber"/>
+      </w:pPr>
+      <w:r>
+        <w:t>3. Viés Histórico: O conjunto de dados reflete apenas os passageiros registrados</w:t>
+      </w:r>
+    </w:p>
+    <w:p>
+      <w:pPr>
+        <w:pStyle w:val="Heading2"/>
+      </w:pPr>
+      <w:r>
+        <w:t>Implicações Práticas</w:t>
+      </w:r>
+    </w:p>
+    <w:p>
+      <w:r>
+        <w:t>Os insights gerados podem ser aplicados em:</w:t>
+      </w:r>
+    </w:p>
+    <w:p>
+      <w:pPr>
+        <w:pStyle w:val="ListBullet"/>
+      </w:pPr>
+      <w:r>
+        <w:t>- Planejamento de Emergências: Priorização de grupos vulneráveis</w:t>
+      </w:r>
+    </w:p>
+    <w:p>
+      <w:pPr>
+        <w:pStyle w:val="ListBullet"/>
+      </w:pPr>
+      <w:r>
+        <w:t>- Análise de Risco: Identificação de fatores de risco em situações críticas</w:t>
+      </w:r>
+    </w:p>
+    <w:p>
+      <w:pPr>
+        <w:pStyle w:val="ListBullet"/>
+      </w:pPr>
+      <w:r>
+        <w:t>- Políticas Públicas: Desenvolvimento de protocolos de evacuação</w:t>
+      </w:r>
+    </w:p>
+    <w:p>
+      <w:pPr>
+        <w:pStyle w:val="Heading1"/>
+      </w:pPr>
+      <w:r>
+        <w:t>Conclusão</w:t>
+      </w:r>
+    </w:p>
+    <w:p>
+      <w:r>
+        <w:t>Este trabalho demonstrou a aplicação bem-sucedida de técnicas de machine learning para análise do desastre do Titanic. O pipeline desenvolvido alcançou uma acurácia de 0.8215, identificando fatores-chave para a sobrevivência.</w:t>
+      </w:r>
+    </w:p>
+    <w:p>
+      <w:r>
+        <w:t>Os resultados confirmam a importância de variáveis socioeconômicas e demográficas na determinação do prognóstico em situações de emergência. A metodologia empregada, baseada em validação cruzada e engenharia de features, garante a robustez das conclusões obtidas.</w:t>
+      </w:r>
+    </w:p>
+    <w:p>
+      <w:r>
+        <w:t>Este estudo contribui para o campo da análise de dados aplicada a contextos históricos, demonstrando como técnicas modernas de ML podem extrair insights valiosos de conjuntos de dados limitados. As lições aprendidas com o Titanic continuam relevantes para o planejamento de segurança contemporâneo.</w:t>
+      </w:r>
+    </w:p>
+    <w:p>
+      <w:pPr>
+        <w:pStyle w:val="Heading1"/>
+      </w:pPr>
+      <w:r>
+        <w:t>Configuração Técnica</w:t>
+      </w:r>
+    </w:p>
+    <w:p>
+      <w:pPr>
+        <w:pStyle w:val="Heading2"/>
+      </w:pPr>
+      <w:r>
+        <w:t>Ambiente de Desenvolvimento</w:t>
+      </w:r>
+    </w:p>
+    <w:p>
+      <w:pPr>
+        <w:pStyle w:val="ListBullet"/>
+      </w:pPr>
+      <w:r>
+        <w:t>- Linguagem: Python 3.8+</w:t>
+      </w:r>
+    </w:p>
+    <w:p>
+      <w:pPr>
+        <w:pStyle w:val="ListBullet"/>
+      </w:pPr>
+      <w:r>
+        <w:t>- Bibliotecas Principais: scikit-learn, pandas, numpy, matplotlib</w:t>
+      </w:r>
+    </w:p>
+    <w:p>
+      <w:pPr>
+        <w:pStyle w:val="ListBullet"/>
+      </w:pPr>
+      <w:r>
+        <w:t>- Validação: 5-fold cross-validation estratificada</w:t>
+      </w:r>
+    </w:p>
+    <w:p>
+      <w:pPr>
+        <w:pStyle w:val="ListBullet"/>
+      </w:pPr>
+      <w:r>
+        <w:t>- Métricas: Acurácia, AUC-ROC, precisão, recall, F1-score</w:t>
+      </w:r>
+    </w:p>
+    <w:p>
+      <w:pPr>
+        <w:pStyle w:val="Heading2"/>
+      </w:pPr>
+      <w:r>
+        <w:t>Configuração do Pipeline</w:t>
+      </w:r>
+    </w:p>
+    <w:p>
+      <w:r>
+        <w:t>```</w:t>
+        <w:br/>
+        <w:t>{}</w:t>
+        <w:br/>
+        <w:t>```</w:t>
+      </w:r>
+    </w:p>
+    <w:p>
+      <w:pPr>
+        <w:pStyle w:val="Heading1"/>
+      </w:pPr>
+      <w:r>
+        <w:t>Comparação com o Script Original</w:t>
+      </w:r>
+    </w:p>
+    <w:p>
+      <w:pPr>
+        <w:pStyle w:val="Heading2"/>
+      </w:pPr>
+      <w:r>
+        <w:t>Principais Diferenças</w:t>
+      </w:r>
+    </w:p>
+    <w:p>
+      <w:r>
+        <w:t>O script original representa uma implementação básica, enquanto o pipeline atual incorpora técnicas avançadas de ML e engenharia de software.</w:t>
+      </w:r>
+    </w:p>
+    <w:p>
+      <w:pPr>
+        <w:pStyle w:val="Heading3"/>
+      </w:pPr>
+      <w:r>
+        <w:t>Arquitetura e Organização</w:t>
+      </w:r>
+    </w:p>
+    <w:p>
+      <w:r>
+        <w:t>Original: Código procedural em arquivo único (~200 linhas)</w:t>
+      </w:r>
+    </w:p>
+    <w:p>
+      <w:r>
+        <w:t>Atual: Pipeline modular com 15+ módulos especializados</w:t>
+      </w:r>
+    </w:p>
+    <w:p>
+      <w:r>
+        <w:t>Melhoria: Separação de responsabilidades, reutilização, manutenção facilitada</w:t>
+      </w:r>
+    </w:p>
+    <w:p>
+      <w:pPr>
+        <w:pStyle w:val="Heading3"/>
+      </w:pPr>
+      <w:r>
+        <w:t>Engenharia de Features</w:t>
+      </w:r>
+    </w:p>
+    <w:p>
+      <w:r>
+        <w:t>Original: 8 features básicas</w:t>
+      </w:r>
+    </w:p>
+    <w:p>
+      <w:r>
+        <w:t>Atual: 23+ features avançadas</w:t>
+      </w:r>
+    </w:p>
+    <w:p>
+      <w:r>
+        <w:t>Melhoria: Features derivadas, interações, bins, target encoding</w:t>
+      </w:r>
+    </w:p>
+    <w:p>
+      <w:pPr>
+        <w:pStyle w:val="Heading3"/>
+      </w:pPr>
+      <w:r>
+        <w:t>Pré-processamento</w:t>
+      </w:r>
+    </w:p>
+    <w:p>
+      <w:r>
+        <w:t>Original: Imputação simples, StandardScaler básico</w:t>
+      </w:r>
+    </w:p>
+    <w:p>
+      <w:r>
+        <w:t>Atual: Imputação KNN/Iterative, encodings apropriados, pipeline completo</w:t>
+      </w:r>
+    </w:p>
+    <w:p>
+      <w:r>
+        <w:t>Melhoria: Tratamento robusto de missing values, codificação otimizada</w:t>
+      </w:r>
+    </w:p>
+    <w:p>
+      <w:pPr>
+        <w:pStyle w:val="Heading3"/>
+      </w:pPr>
+      <w:r>
+        <w:t>Modelos e Validação</w:t>
+      </w:r>
+    </w:p>
+    <w:p>
+      <w:r>
+        <w:t>Original: 6 modelos básicos, CV simples</w:t>
+      </w:r>
+    </w:p>
+    <w:p>
+      <w:r>
+        <w:t>Atual: 15+ modelos state-of-the-art, validação estratificada</w:t>
+      </w:r>
+    </w:p>
+    <w:p>
+      <w:r>
+        <w:t>Melhoria: Algoritmos modernos, métricas completas</w:t>
+      </w:r>
+    </w:p>
+    <w:p>
+      <w:pPr>
+        <w:pStyle w:val="Heading3"/>
+      </w:pPr>
+      <w:r>
+        <w:t>Otimização</w:t>
+      </w:r>
+    </w:p>
+    <w:p>
+      <w:r>
+        <w:t>Original: skopt manual (30 chamadas)</w:t>
+      </w:r>
+    </w:p>
+    <w:p>
+      <w:r>
+        <w:t>Atual: Optuna automática com trials configuráveis</w:t>
+      </w:r>
+    </w:p>
+    <w:p>
+      <w:r>
+        <w:t>Melhoria: Framework moderno, melhor convergência</w:t>
+      </w:r>
+    </w:p>
+    <w:p>
+      <w:pPr>
+        <w:pStyle w:val="Heading3"/>
+      </w:pPr>
+      <w:r>
+        <w:t>Ensembles</w:t>
+      </w:r>
+    </w:p>
+    <w:p>
+      <w:r>
+        <w:t>Original: Voting simples com 4 modelos</w:t>
+      </w:r>
+    </w:p>
+    <w:p>
+      <w:r>
+        <w:t>Atual: Voting e Stacking com pesos dinâmicos</w:t>
+      </w:r>
+    </w:p>
+    <w:p>
+      <w:r>
+        <w:t>Melhoria: Combinação superior de modelos</w:t>
+      </w:r>
+    </w:p>
+    <w:p>
+      <w:pPr>
+        <w:pStyle w:val="Heading3"/>
+      </w:pPr>
+      <w:r>
+        <w:t>Relatórios</w:t>
+      </w:r>
+    </w:p>
+    <w:p>
+      <w:r>
+        <w:t>Original: Sem relatórios estruturados</w:t>
+      </w:r>
+    </w:p>
+    <w:p>
+      <w:r>
+        <w:t>Atual: Markdown, DOCX, PDF; gráficos; métricas JSON</w:t>
+      </w:r>
+    </w:p>
+    <w:p>
+      <w:r>
+        <w:t>Melhoria: Documentação acadêmica completa</w:t>
+      </w:r>
+    </w:p>
+    <w:p>
+      <w:pPr>
+        <w:pStyle w:val="Heading3"/>
+      </w:pPr>
+      <w:r>
+        <w:t>Robustez</w:t>
+      </w:r>
+    </w:p>
+    <w:p>
+      <w:r>
+        <w:t>Original: Sem testes, cache, logging</w:t>
+      </w:r>
+    </w:p>
+    <w:p>
+      <w:r>
+        <w:t>Atual: Testes automatizados, cache inteligente, logging detalhado</w:t>
+      </w:r>
+    </w:p>
+    <w:p>
+      <w:r>
+        <w:t>Melhoria: Código confiável, reprodutibilidade</w:t>
+      </w:r>
+    </w:p>
+    <w:p>
+      <w:pPr>
+        <w:pStyle w:val="Heading2"/>
+      </w:pPr>
+      <w:r>
+        <w:t>Métricas de Comparação Quantitativa</w:t>
+      </w:r>
+    </w:p>
+    <w:tbl>
+      <w:tblPr>
+        <w:tblStyle w:val="TableGrid"/>
+        <w:tblW w:type="auto" w:w="0"/>
+        <w:tblLook w:firstColumn="1" w:firstRow="1" w:lastColumn="0" w:lastRow="0" w:noHBand="0" w:noVBand="1" w:val="04A0"/>
+      </w:tblPr>
+      <w:tblGrid>
+        <w:gridCol w:w="2160"/>
+        <w:gridCol w:w="2160"/>
+        <w:gridCol w:w="2160"/>
+        <w:gridCol w:w="2160"/>
+      </w:tblGrid>
+      <w:tr>
+        <w:tc>
+          <w:tcPr>
+            <w:tcW w:type="dxa" w:w="2160"/>
+          </w:tcPr>
+          <w:p>
+            <w:r>
+              <w:t>Aspecto</w:t>
+            </w:r>
+          </w:p>
+        </w:tc>
+        <w:tc>
+          <w:tcPr>
+            <w:tcW w:type="dxa" w:w="2160"/>
+          </w:tcPr>
+          <w:p>
+            <w:r>
+              <w:t>Original</w:t>
+            </w:r>
+          </w:p>
+        </w:tc>
+        <w:tc>
+          <w:tcPr>
+            <w:tcW w:type="dxa" w:w="2160"/>
+          </w:tcPr>
+          <w:p>
+            <w:r>
+              <w:t>Atual</w:t>
+            </w:r>
+          </w:p>
+        </w:tc>
+        <w:tc>
+          <w:tcPr>
+            <w:tcW w:type="dxa" w:w="2160"/>
+          </w:tcPr>
+          <w:p>
+            <w:r>
+              <w:t>Melhoria</w:t>
+            </w:r>
+          </w:p>
+        </w:tc>
+      </w:tr>
+      <w:tr>
+        <w:tc>
+          <w:tcPr>
+            <w:tcW w:type="dxa" w:w="2160"/>
+          </w:tcPr>
+          <w:p>
+            <w:r>
+              <w:t>Acurácia</w:t>
+            </w:r>
+          </w:p>
+        </w:tc>
+        <w:tc>
+          <w:tcPr>
+            <w:tcW w:type="dxa" w:w="2160"/>
+          </w:tcPr>
+          <w:p>
+            <w:r>
+              <w:t>76.7%</w:t>
+            </w:r>
+          </w:p>
+        </w:tc>
+        <w:tc>
+          <w:tcPr>
+            <w:tcW w:type="dxa" w:w="2160"/>
+          </w:tcPr>
+          <w:p>
+            <w:r>
+              <w:t>0.8%</w:t>
+            </w:r>
+          </w:p>
+        </w:tc>
+        <w:tc>
+          <w:tcPr>
+            <w:tcW w:type="dxa" w:w="2160"/>
+          </w:tcPr>
+          <w:p>
+            <w:r>
+              <w:t>+0.1%</w:t>
+            </w:r>
+          </w:p>
+        </w:tc>
+      </w:tr>
+      <w:tr>
+        <w:tc>
+          <w:tcPr>
+            <w:tcW w:type="dxa" w:w="2160"/>
+          </w:tcPr>
+          <w:p>
+            <w:r>
+              <w:t>Features</w:t>
+            </w:r>
+          </w:p>
+        </w:tc>
+        <w:tc>
+          <w:tcPr>
+            <w:tcW w:type="dxa" w:w="2160"/>
+          </w:tcPr>
+          <w:p>
+            <w:r>
+              <w:t>8</w:t>
+            </w:r>
+          </w:p>
+        </w:tc>
+        <w:tc>
+          <w:tcPr>
+            <w:tcW w:type="dxa" w:w="2160"/>
+          </w:tcPr>
+          <w:p>
+            <w:r>
+              <w:t>23</w:t>
+            </w:r>
+          </w:p>
+        </w:tc>
+        <w:tc>
+          <w:tcPr>
+            <w:tcW w:type="dxa" w:w="2160"/>
+          </w:tcPr>
+          <w:p>
+            <w:r>
+              <w:t>+15</w:t>
+            </w:r>
+          </w:p>
+        </w:tc>
+      </w:tr>
+      <w:tr>
+        <w:tc>
+          <w:tcPr>
+            <w:tcW w:type="dxa" w:w="2160"/>
+          </w:tcPr>
+          <w:p>
+            <w:r>
+              <w:t>Modelos</w:t>
+            </w:r>
+          </w:p>
+        </w:tc>
+        <w:tc>
+          <w:tcPr>
+            <w:tcW w:type="dxa" w:w="2160"/>
+          </w:tcPr>
+          <w:p>
+            <w:r>
+              <w:t>6</w:t>
+            </w:r>
+          </w:p>
+        </w:tc>
+        <w:tc>
+          <w:tcPr>
+            <w:tcW w:type="dxa" w:w="2160"/>
+          </w:tcPr>
+          <w:p>
+            <w:r>
+              <w:t>15</w:t>
+            </w:r>
+          </w:p>
+        </w:tc>
+        <w:tc>
+          <w:tcPr>
+            <w:tcW w:type="dxa" w:w="2160"/>
+          </w:tcPr>
+          <w:p>
+            <w:r>
+              <w:t>+9</w:t>
+            </w:r>
+          </w:p>
+        </w:tc>
+      </w:tr>
+      <w:tr>
+        <w:tc>
+          <w:tcPr>
+            <w:tcW w:type="dxa" w:w="2160"/>
+          </w:tcPr>
+          <w:p>
+            <w:r>
+              <w:t>Tempo de Execução</w:t>
+            </w:r>
+          </w:p>
+        </w:tc>
+        <w:tc>
+          <w:tcPr>
+            <w:tcW w:type="dxa" w:w="2160"/>
+          </w:tcPr>
+          <w:p>
+            <w:r>
+              <w:t>~5s</w:t>
+            </w:r>
+          </w:p>
+        </w:tc>
+        <w:tc>
+          <w:tcPr>
+            <w:tcW w:type="dxa" w:w="2160"/>
+          </w:tcPr>
+          <w:p>
+            <w:r>
+              <w:t>~10s</w:t>
+            </w:r>
+          </w:p>
+        </w:tc>
+        <w:tc>
+          <w:tcPr>
+            <w:tcW w:type="dxa" w:w="2160"/>
+          </w:tcPr>
+          <w:p>
+            <w:r>
+              <w:t>+5s (paralelização)</w:t>
+            </w:r>
+          </w:p>
+        </w:tc>
+      </w:tr>
+      <w:tr>
+        <w:tc>
+          <w:tcPr>
+            <w:tcW w:type="dxa" w:w="2160"/>
+          </w:tcPr>
+          <w:p>
+            <w:r>
+              <w:t>Arquivos de Saída</w:t>
+            </w:r>
+          </w:p>
+        </w:tc>
+        <w:tc>
+          <w:tcPr>
+            <w:tcW w:type="dxa" w:w="2160"/>
+          </w:tcPr>
+          <w:p>
+            <w:r>
+              <w:t>1 CSV</w:t>
+            </w:r>
+          </w:p>
+        </w:tc>
+        <w:tc>
+          <w:tcPr>
+            <w:tcW w:type="dxa" w:w="2160"/>
+          </w:tcPr>
+          <w:p>
+            <w:r>
+              <w:t>15+ arquivos</w:t>
+            </w:r>
+          </w:p>
+        </w:tc>
+        <w:tc>
+          <w:tcPr>
+            <w:tcW w:type="dxa" w:w="2160"/>
+          </w:tcPr>
+          <w:p>
+            <w:r>
+              <w:t>+1400%</w:t>
+            </w:r>
+          </w:p>
+        </w:tc>
+      </w:tr>
+    </w:tbl>
+    <w:p>
+      <w:r>
+        <w:t>Tabela 2: Comparação quantitativa entre implementações</w:t>
+      </w:r>
+    </w:p>
+    <w:p>
+      <w:pPr>
+        <w:pStyle w:val="Heading2"/>
+      </w:pPr>
+      <w:r>
+        <w:t>Por que as Melhorias Foram Implementadas</w:t>
+      </w:r>
+    </w:p>
+    <w:p>
+      <w:r>
+        <w:t>Problemas do script original identificados e soluções implementadas:</w:t>
+      </w:r>
+    </w:p>
+    <w:p>
+      <w:pPr>
+        <w:pStyle w:val="Heading3"/>
+      </w:pPr>
+      <w:r>
+        <w:t>Problemas Identificados</w:t>
+      </w:r>
+    </w:p>
+    <w:p>
+      <w:pPr>
+        <w:pStyle w:val="ListBullet"/>
+      </w:pPr>
+      <w:r>
+        <w:t>Underfitting: Features limitadas levavam a modelos sub-otimizados</w:t>
+      </w:r>
+    </w:p>
+    <w:p>
+      <w:pPr>
+        <w:pStyle w:val="ListBullet"/>
+      </w:pPr>
+      <w:r>
+        <w:t>Overfitting potencial: Falta de validação robusta</w:t>
+      </w:r>
+    </w:p>
+    <w:p>
+      <w:pPr>
+        <w:pStyle w:val="ListBullet"/>
+      </w:pPr>
+      <w:r>
+        <w:t>Manutenibilidade: Código monolítico difícil de modificar</w:t>
+      </w:r>
+    </w:p>
+    <w:p>
+      <w:pPr>
+        <w:pStyle w:val="ListBullet"/>
+      </w:pPr>
+      <w:r>
+        <w:t>Reprodutibilidade: Sem seeds fixos, resultados variáveis</w:t>
+      </w:r>
+    </w:p>
+    <w:p>
+      <w:pPr>
+        <w:pStyle w:val="ListBullet"/>
+      </w:pPr>
+      <w:r>
+        <w:t>Documentação: Ausência de relatórios e explicações</w:t>
+      </w:r>
+    </w:p>
+    <w:p>
+      <w:pPr>
+        <w:pStyle w:val="ListBullet"/>
+      </w:pPr>
+      <w:r>
+        <w:t>Escalabilidade: Não suporta novos modelos facilmente</w:t>
+      </w:r>
+    </w:p>
+    <w:p>
+      <w:pPr>
+        <w:pStyle w:val="Heading3"/>
+      </w:pPr>
+      <w:r>
+        <w:t>Soluções Implementadas</w:t>
+      </w:r>
+    </w:p>
+    <w:p>
+      <w:pPr>
+        <w:pStyle w:val="ListBullet"/>
+      </w:pPr>
+      <w:r>
+        <w:t>Feature Engineering avançado: Captura de padrões complexos</w:t>
+      </w:r>
+    </w:p>
+    <w:p>
+      <w:pPr>
+        <w:pStyle w:val="ListBullet"/>
+      </w:pPr>
+      <w:r>
+        <w:t>Validação cruzada estratificada: Avaliação robusta</w:t>
+      </w:r>
+    </w:p>
+    <w:p>
+      <w:pPr>
+        <w:pStyle w:val="ListBullet"/>
+      </w:pPr>
+      <w:r>
+        <w:t>Arquitetura modular: Facilita manutenção e extensão</w:t>
+      </w:r>
+    </w:p>
+    <w:p>
+      <w:pPr>
+        <w:pStyle w:val="ListBullet"/>
+      </w:pPr>
+      <w:r>
+        <w:t>Seeds globais: Resultados consistentes</w:t>
+      </w:r>
+    </w:p>
+    <w:p>
+      <w:pPr>
+        <w:pStyle w:val="ListBullet"/>
+      </w:pPr>
+      <w:r>
+        <w:t>Relatórios acadêmicos: Documentação completa</w:t>
+      </w:r>
+    </w:p>
+    <w:p>
+      <w:pPr>
+        <w:pStyle w:val="ListBullet"/>
+      </w:pPr>
+      <w:r>
+        <w:t>Pipeline extensível: Fácil adição de componentes</w:t>
+      </w:r>
+    </w:p>
+    <w:p>
+      <w:pPr>
+        <w:pStyle w:val="Heading2"/>
+      </w:pPr>
+      <w:r>
+        <w:t>Impacto Educacional</w:t>
+      </w:r>
+    </w:p>
+    <w:p>
+      <w:r>
+        <w:t>Este trabalho demonstra a evolução de uma implementação básica para uma solução production-ready, ilustrando conceitos avançados de ML aplicados a um problema real. Os estudantes aprendem não apenas algoritmos, mas também boas práticas de desenvolvimento, engenharia de software e apresentação de resultados científicos.</w:t>
+      </w:r>
+    </w:p>
+    <w:p>
+      <w:pPr>
+        <w:pStyle w:val="Heading2"/>
+      </w:pPr>
+      <w:r>
+        <w:t>Lições Aprendidas</w:t>
+      </w:r>
+    </w:p>
+    <w:p>
+      <w:pPr>
+        <w:pStyle w:val="ListBullet"/>
+      </w:pPr>
+      <w:r>
+        <w:t>Qualidade &gt; Quantidade: Melhorar features é mais impactante que adicionar modelos</w:t>
+      </w:r>
+    </w:p>
+    <w:p>
+      <w:pPr>
+        <w:pStyle w:val="ListBullet"/>
+      </w:pPr>
+      <w:r>
+        <w:t>Validação é crucial: Cross-validation estratificada previne viés</w:t>
+      </w:r>
+    </w:p>
+    <w:p>
+      <w:pPr>
+        <w:pStyle w:val="ListBullet"/>
+      </w:pPr>
+      <w:r>
+        <w:t>Documentação é essencial: Relatórios facilitam compreensão</w:t>
+      </w:r>
+    </w:p>
+    <w:p>
+      <w:pPr>
+        <w:pStyle w:val="ListBullet"/>
+      </w:pPr>
+      <w:r>
+        <w:t>Modularidade aumenta produtividade: Código estruturado acelera desenvolvimento</w:t>
+      </w:r>
+    </w:p>
+    <w:p>
+      <w:pPr>
+        <w:pStyle w:val="ListBullet"/>
+      </w:pPr>
+      <w:r>
+        <w:t>Automação reduz erros: Pipelines garantem consistência</w:t>
+      </w:r>
+    </w:p>
+    <w:p>
+      <w:pPr>
+        <w:pStyle w:val="Heading1"/>
+      </w:pPr>
+      <w:r>
+        <w:t>Visualizações Geradas</w:t>
+      </w:r>
+    </w:p>
+    <w:p>
+      <w:r>
+        <w:t>As seguintes visualizações foram geradas e salvas no diretório output/graficos/:</w:t>
+      </w:r>
+    </w:p>
+    <w:p>
+      <w:pPr>
+        <w:pStyle w:val="ListNumber"/>
+      </w:pPr>
+      <w:r>
+        <w:t>1. Matriz de Confusão: output/graficos/03_matriz_confusao.png - Representa a matriz de confusão agregada dos modelos, mostrando os valores verdadeiros positivos, falsos positivos, verdadeiros negativos e falsos negativos para avaliar a precisão das previsões.</w:t>
+      </w:r>
+    </w:p>
+    <w:p>
+      <w:pPr>
+        <w:pStyle w:val="ListNumber"/>
+      </w:pPr>
+      <w:r>
+        <w:t>2. Curvas ROC: output/graficos/roc_curves/04_roc_curve.png - Curvas Receiver Operating Characteristic (ROC) para cada modelo, plotando a taxa de verdadeiros positivos contra a taxa de falsos positivos, com a área sob a curva (AUC) indicando o poder discriminativo do modelo.</w:t>
+      </w:r>
+    </w:p>
+    <w:p>
+      <w:pPr>
+        <w:pStyle w:val="ListNumber"/>
+      </w:pPr>
+      <w:r>
+        <w:t>3. Heatmap de Correlação: output/graficos/correlation/09_feature_correlation_heatmap.png - Mapa de calor mostrando as correlações entre as features numéricas, ajudando a identificar multicolinearidade e relações entre variáveis preditoras.</w:t>
+      </w:r>
+    </w:p>
+    <w:p>
+      <w:pPr>
+        <w:pStyle w:val="ListNumber"/>
+      </w:pPr>
+      <w:r>
+        <w:t>4. Timeline de Performance: output/graficos/timeline/10_model_performance_timeline.png - Gráfico de barras mostrando a performance média de validação cruzada de cada modelo, facilitando a comparação visual entre algoritmos.</w:t>
+      </w:r>
+    </w:p>
+    <w:p>
+      <w:pPr>
+        <w:pStyle w:val="ListNumber"/>
+      </w:pPr>
+      <w:r>
+        <w:t>5. Importância de Features: output/graficos/feature_importance/ - Conjunto de gráficos mostrando a importância relativa de cada feature para os modelos baseados em árvore, indicando quais variáveis mais influenciam as previsões de sobrevivência.</w:t>
+      </w:r>
+    </w:p>
+    <w:p>
+      <w:pPr>
+        <w:pStyle w:val="ListNumber"/>
+      </w:pPr>
+      <w:r>
+        <w:t>6. Plots de Calibração: output/graficos/calibration/ - Gráficos de calibração para cada modelo, comparando as probabilidades previstas com as frequências observadas, avaliando se as previsões de probabilidade estão bem calibradas.</w:t>
+      </w:r>
+    </w:p>
+    <w:p>
+      <w:r>
+        <w:t>---</w:t>
+      </w:r>
+    </w:p>
+    <w:p>
+      <w:r>
+        <w:t>Relatório gerado em: 04/01/2026 14:22:19</w:t>
+      </w:r>
+    </w:p>
+    <w:p>
+      <w:r>
+        <w:t>Pipeline Titanic ML - Versão 5.0</w:t>
+      </w:r>
+    </w:p>
     <w:sectPr>
       <w:pgSz w:w="12240" w:h="15840"/>
       <w:pgMar w:top="1440" w:right="1800" w:bottom="1440" w:left="1800" w:header="720" w:footer="720" w:gutter="0"/>

--- a/output/relatorios/relatorio_final.docx
+++ b/output/relatorios/relatorio_final.docx
@@ -2191,7 +2191,7 @@
     </w:p>
     <w:p>
       <w:r>
-        <w:t>Relatório gerado em: 04/01/2026 14:22:19</w:t>
+        <w:t>Relatório gerado em: 04/01/2026 14:43:56</w:t>
       </w:r>
     </w:p>
     <w:p>

--- a/output/relatorios/relatorio_final.docx
+++ b/output/relatorios/relatorio_final.docx
@@ -2191,7 +2191,7 @@
     </w:p>
     <w:p>
       <w:r>
-        <w:t>Relatório gerado em: 04/01/2026 14:43:56</w:t>
+        <w:t>Relatório gerado em: 04/01/2026 19:14:53</w:t>
       </w:r>
     </w:p>
     <w:p>

--- a/output/relatorios/relatorio_final.docx
+++ b/output/relatorios/relatorio_final.docx
@@ -612,7 +612,7 @@
           </w:tcPr>
           <w:p>
             <w:r>
-              <w:t>0.8103</w:t>
+              <w:t>0.8126</w:t>
             </w:r>
           </w:p>
         </w:tc>
@@ -622,7 +622,7 @@
           </w:tcPr>
           <w:p>
             <w:r>
-              <w:t>0.0278</w:t>
+              <w:t>0.0271</w:t>
             </w:r>
           </w:p>
         </w:tc>
@@ -632,7 +632,49 @@
           </w:tcPr>
           <w:p>
             <w:r>
-              <w:t>0.8316</w:t>
+              <w:t>0.8350</w:t>
+            </w:r>
+          </w:p>
+        </w:tc>
+      </w:tr>
+      <w:tr>
+        <w:tc>
+          <w:tcPr>
+            <w:tcW w:type="dxa" w:w="2160"/>
+          </w:tcPr>
+          <w:p>
+            <w:r>
+              <w:t>SGDClassifier</w:t>
+            </w:r>
+          </w:p>
+        </w:tc>
+        <w:tc>
+          <w:tcPr>
+            <w:tcW w:type="dxa" w:w="2160"/>
+          </w:tcPr>
+          <w:p>
+            <w:r>
+              <w:t>0.8114</w:t>
+            </w:r>
+          </w:p>
+        </w:tc>
+        <w:tc>
+          <w:tcPr>
+            <w:tcW w:type="dxa" w:w="2160"/>
+          </w:tcPr>
+          <w:p>
+            <w:r>
+              <w:t>0.0317</w:t>
+            </w:r>
+          </w:p>
+        </w:tc>
+        <w:tc>
+          <w:tcPr>
+            <w:tcW w:type="dxa" w:w="2160"/>
+          </w:tcPr>
+          <w:p>
+            <w:r>
+              <w:t>0.8418</w:t>
             </w:r>
           </w:p>
         </w:tc>
@@ -664,7 +706,7 @@
           </w:tcPr>
           <w:p>
             <w:r>
-              <w:t>0.0199</w:t>
+              <w:t>0.0222</w:t>
             </w:r>
           </w:p>
         </w:tc>
@@ -675,48 +717,6 @@
           <w:p>
             <w:r>
               <w:t>0.8249</w:t>
-            </w:r>
-          </w:p>
-        </w:tc>
-      </w:tr>
-      <w:tr>
-        <w:tc>
-          <w:tcPr>
-            <w:tcW w:type="dxa" w:w="2160"/>
-          </w:tcPr>
-          <w:p>
-            <w:r>
-              <w:t>RandomForest</w:t>
-            </w:r>
-          </w:p>
-        </w:tc>
-        <w:tc>
-          <w:tcPr>
-            <w:tcW w:type="dxa" w:w="2160"/>
-          </w:tcPr>
-          <w:p>
-            <w:r>
-              <w:t>0.8047</w:t>
-            </w:r>
-          </w:p>
-        </w:tc>
-        <w:tc>
-          <w:tcPr>
-            <w:tcW w:type="dxa" w:w="2160"/>
-          </w:tcPr>
-          <w:p>
-            <w:r>
-              <w:t>0.0291</w:t>
-            </w:r>
-          </w:p>
-        </w:tc>
-        <w:tc>
-          <w:tcPr>
-            <w:tcW w:type="dxa" w:w="2160"/>
-          </w:tcPr>
-          <w:p>
-            <w:r>
-              <w:t>0.8316</w:t>
             </w:r>
           </w:p>
         </w:tc>
@@ -780,7 +780,7 @@
           </w:tcPr>
           <w:p>
             <w:r>
-              <w:t>0.8025</w:t>
+              <w:t>0.8036</w:t>
             </w:r>
           </w:p>
         </w:tc>
@@ -790,7 +790,7 @@
           </w:tcPr>
           <w:p>
             <w:r>
-              <w:t>0.0177</w:t>
+              <w:t>0.0183</w:t>
             </w:r>
           </w:p>
         </w:tc>
@@ -854,7 +854,7 @@
           </w:tcPr>
           <w:p>
             <w:r>
-              <w:t>Bagging</w:t>
+              <w:t>RandomForest</w:t>
             </w:r>
           </w:p>
         </w:tc>
@@ -864,7 +864,7 @@
           </w:tcPr>
           <w:p>
             <w:r>
-              <w:t>0.7957</w:t>
+              <w:t>0.7969</w:t>
             </w:r>
           </w:p>
         </w:tc>
@@ -874,7 +874,7 @@
           </w:tcPr>
           <w:p>
             <w:r>
-              <w:t>0.0297</w:t>
+              <w:t>0.0240</w:t>
             </w:r>
           </w:p>
         </w:tc>
@@ -896,6 +896,48 @@
           </w:tcPr>
           <w:p>
             <w:r>
+              <w:t>Bagging</w:t>
+            </w:r>
+          </w:p>
+        </w:tc>
+        <w:tc>
+          <w:tcPr>
+            <w:tcW w:type="dxa" w:w="2160"/>
+          </w:tcPr>
+          <w:p>
+            <w:r>
+              <w:t>0.7969</w:t>
+            </w:r>
+          </w:p>
+        </w:tc>
+        <w:tc>
+          <w:tcPr>
+            <w:tcW w:type="dxa" w:w="2160"/>
+          </w:tcPr>
+          <w:p>
+            <w:r>
+              <w:t>0.0195</w:t>
+            </w:r>
+          </w:p>
+        </w:tc>
+        <w:tc>
+          <w:tcPr>
+            <w:tcW w:type="dxa" w:w="2160"/>
+          </w:tcPr>
+          <w:p>
+            <w:r>
+              <w:t>0.8182</w:t>
+            </w:r>
+          </w:p>
+        </w:tc>
+      </w:tr>
+      <w:tr>
+        <w:tc>
+          <w:tcPr>
+            <w:tcW w:type="dxa" w:w="2160"/>
+          </w:tcPr>
+          <w:p>
+            <w:r>
               <w:t>ExtraTrees</w:t>
             </w:r>
           </w:p>
@@ -906,7 +948,7 @@
           </w:tcPr>
           <w:p>
             <w:r>
-              <w:t>0.7823</w:t>
+              <w:t>0.7755</w:t>
             </w:r>
           </w:p>
         </w:tc>
@@ -926,7 +968,7 @@
           </w:tcPr>
           <w:p>
             <w:r>
-              <w:t>0.8148</w:t>
+              <w:t>0.8081</w:t>
             </w:r>
           </w:p>
         </w:tc>
@@ -958,7 +1000,7 @@
           </w:tcPr>
           <w:p>
             <w:r>
-              <w:t>0.0055</w:t>
+              <w:t>0.0198</w:t>
             </w:r>
           </w:p>
         </w:tc>
@@ -968,49 +1010,7 @@
           </w:tcPr>
           <w:p>
             <w:r>
-              <w:t>0.7677</w:t>
-            </w:r>
-          </w:p>
-        </w:tc>
-      </w:tr>
-      <w:tr>
-        <w:tc>
-          <w:tcPr>
-            <w:tcW w:type="dxa" w:w="2160"/>
-          </w:tcPr>
-          <w:p>
-            <w:r>
-              <w:t>SGDClassifier</w:t>
-            </w:r>
-          </w:p>
-        </w:tc>
-        <w:tc>
-          <w:tcPr>
-            <w:tcW w:type="dxa" w:w="2160"/>
-          </w:tcPr>
-          <w:p>
-            <w:r>
-              <w:t>0.7508</w:t>
-            </w:r>
-          </w:p>
-        </w:tc>
-        <w:tc>
-          <w:tcPr>
-            <w:tcW w:type="dxa" w:w="2160"/>
-          </w:tcPr>
-          <w:p>
-            <w:r>
-              <w:t>0.0795</w:t>
-            </w:r>
-          </w:p>
-        </w:tc>
-        <w:tc>
-          <w:tcPr>
-            <w:tcW w:type="dxa" w:w="2160"/>
-          </w:tcPr>
-          <w:p>
-            <w:r>
-              <w:t>0.8215</w:t>
+              <w:t>0.7879</w:t>
             </w:r>
           </w:p>
         </w:tc>
@@ -1376,7 +1376,7 @@
     </w:p>
     <w:p>
       <w:r>
-        <w:t>Este trabalho demonstrou a aplicação bem-sucedida de técnicas de machine learning para análise do desastre do Titanic. O pipeline desenvolvido alcançou uma acurácia de 0.8215, identificando fatores-chave para a sobrevivência.</w:t>
+        <w:t>Este trabalho demonstrou a aplicação bem-sucedida de técnicas de machine learning para análise do desastre do Titanic. O pipeline desenvolvido alcançou uma acurácia de 0.7879, identificando fatores-chave para a sobrevivência.</w:t>
       </w:r>
     </w:p>
     <w:p>
@@ -2191,7 +2191,7 @@
     </w:p>
     <w:p>
       <w:r>
-        <w:t>Relatório gerado em: 04/01/2026 19:14:53</w:t>
+        <w:t>Relatório gerado em: 04/01/2026 20:01:01</w:t>
       </w:r>
     </w:p>
     <w:p>

--- a/output/relatorios/relatorio_final.docx
+++ b/output/relatorios/relatorio_final.docx
@@ -2191,7 +2191,7 @@
     </w:p>
     <w:p>
       <w:r>
-        <w:t>Relatório gerado em: 04/01/2026 20:01:01</w:t>
+        <w:t>Relatório gerado em: 05/01/2026 00:25:57</w:t>
       </w:r>
     </w:p>
     <w:p>

--- a/output/relatorios/relatorio_final.docx
+++ b/output/relatorios/relatorio_final.docx
@@ -45,7 +45,7 @@
     </w:p>
     <w:p>
       <w:r>
-        <w:t>Este relatório apresenta uma análise completa do desenvolvimento de um pipeline de machine learning para a predição de sobrevivência no desastre do Titanic. Foram treinados 15 modelos de classificação diferentes, utilizando 23 features engenheiradas a partir dos dados originais. O melhor modelo alcançou uma acurácia de 0.8283 na validação cruzada. A análise inclui pré-processamento avançado, seleção de features, comparação de algoritmos e geração de insights sobre os fatores que influenciaram a sobrevivência dos passageiros.</w:t>
+        <w:t>Este relatório apresenta uma análise completa do desenvolvimento de um pipeline de machine learning para a predição de sobrevivência no desastre do Titanic. Foram treinados 2 modelos de classificação diferentes, utilizando 23 features engenheiradas a partir dos dados originais. O melhor modelo alcançou uma acurácia de 0.8500 na validação cruzada. A análise inclui pré-processamento avançado, seleção de features, comparação de algoritmos e geração de insights sobre os fatores que influenciaram a sobrevivência dos passageiros.</w:t>
       </w:r>
     </w:p>
     <w:p>
@@ -191,110 +191,6 @@
       </w:pPr>
       <w:r>
         <w:t>2. LogisticRegression</w:t>
-      </w:r>
-    </w:p>
-    <w:p>
-      <w:pPr>
-        <w:pStyle w:val="ListNumber"/>
-      </w:pPr>
-      <w:r>
-        <w:t>3. SVC</w:t>
-      </w:r>
-    </w:p>
-    <w:p>
-      <w:pPr>
-        <w:pStyle w:val="ListNumber"/>
-      </w:pPr>
-      <w:r>
-        <w:t>4. MLPClassifier</w:t>
-      </w:r>
-    </w:p>
-    <w:p>
-      <w:pPr>
-        <w:pStyle w:val="ListNumber"/>
-      </w:pPr>
-      <w:r>
-        <w:t>5. GradientBoosting</w:t>
-      </w:r>
-    </w:p>
-    <w:p>
-      <w:pPr>
-        <w:pStyle w:val="ListNumber"/>
-      </w:pPr>
-      <w:r>
-        <w:t>6. ExtraTrees</w:t>
-      </w:r>
-    </w:p>
-    <w:p>
-      <w:pPr>
-        <w:pStyle w:val="ListNumber"/>
-      </w:pPr>
-      <w:r>
-        <w:t>7. AdaBoost</w:t>
-      </w:r>
-    </w:p>
-    <w:p>
-      <w:pPr>
-        <w:pStyle w:val="ListNumber"/>
-      </w:pPr>
-      <w:r>
-        <w:t>8. Bagging</w:t>
-      </w:r>
-    </w:p>
-    <w:p>
-      <w:pPr>
-        <w:pStyle w:val="ListNumber"/>
-      </w:pPr>
-      <w:r>
-        <w:t>9. SGDClassifier</w:t>
-      </w:r>
-    </w:p>
-    <w:p>
-      <w:pPr>
-        <w:pStyle w:val="ListNumber"/>
-      </w:pPr>
-      <w:r>
-        <w:t>10. RidgeClassifier</w:t>
-      </w:r>
-    </w:p>
-    <w:p>
-      <w:pPr>
-        <w:pStyle w:val="ListNumber"/>
-      </w:pPr>
-      <w:r>
-        <w:t>11. LinearSVC</w:t>
-      </w:r>
-    </w:p>
-    <w:p>
-      <w:pPr>
-        <w:pStyle w:val="ListNumber"/>
-      </w:pPr>
-      <w:r>
-        <w:t>12. DecisionTree</w:t>
-      </w:r>
-    </w:p>
-    <w:p>
-      <w:pPr>
-        <w:pStyle w:val="ListNumber"/>
-      </w:pPr>
-      <w:r>
-        <w:t>13. XGBoost</w:t>
-      </w:r>
-    </w:p>
-    <w:p>
-      <w:pPr>
-        <w:pStyle w:val="ListNumber"/>
-      </w:pPr>
-      <w:r>
-        <w:t>14. LightGBM</w:t>
-      </w:r>
-    </w:p>
-    <w:p>
-      <w:pPr>
-        <w:pStyle w:val="ListNumber"/>
-      </w:pPr>
-      <w:r>
-        <w:t>15. CatBoost</w:t>
       </w:r>
     </w:p>
     <w:p>
@@ -392,7 +288,7 @@
           </w:tcPr>
           <w:p>
             <w:r>
-              <w:t>SVC</w:t>
+              <w:t>RandomForest</w:t>
             </w:r>
           </w:p>
         </w:tc>
@@ -402,7 +298,7 @@
           </w:tcPr>
           <w:p>
             <w:r>
-              <w:t>0.8283</w:t>
+              <w:t>0.8500</w:t>
             </w:r>
           </w:p>
         </w:tc>
@@ -412,7 +308,7 @@
           </w:tcPr>
           <w:p>
             <w:r>
-              <w:t>0.0120</w:t>
+              <w:t>0.0200</w:t>
             </w:r>
           </w:p>
         </w:tc>
@@ -422,133 +318,7 @@
           </w:tcPr>
           <w:p>
             <w:r>
-              <w:t>0.8384</w:t>
-            </w:r>
-          </w:p>
-        </w:tc>
-      </w:tr>
-      <w:tr>
-        <w:tc>
-          <w:tcPr>
-            <w:tcW w:type="dxa" w:w="2160"/>
-          </w:tcPr>
-          <w:p>
-            <w:r>
-              <w:t>RidgeClassifier</w:t>
-            </w:r>
-          </w:p>
-        </w:tc>
-        <w:tc>
-          <w:tcPr>
-            <w:tcW w:type="dxa" w:w="2160"/>
-          </w:tcPr>
-          <w:p>
-            <w:r>
-              <w:t>0.8227</w:t>
-            </w:r>
-          </w:p>
-        </w:tc>
-        <w:tc>
-          <w:tcPr>
-            <w:tcW w:type="dxa" w:w="2160"/>
-          </w:tcPr>
-          <w:p>
-            <w:r>
-              <w:t>0.0032</w:t>
-            </w:r>
-          </w:p>
-        </w:tc>
-        <w:tc>
-          <w:tcPr>
-            <w:tcW w:type="dxa" w:w="2160"/>
-          </w:tcPr>
-          <w:p>
-            <w:r>
-              <w:t>0.8249</w:t>
-            </w:r>
-          </w:p>
-        </w:tc>
-      </w:tr>
-      <w:tr>
-        <w:tc>
-          <w:tcPr>
-            <w:tcW w:type="dxa" w:w="2160"/>
-          </w:tcPr>
-          <w:p>
-            <w:r>
-              <w:t>AdaBoost</w:t>
-            </w:r>
-          </w:p>
-        </w:tc>
-        <w:tc>
-          <w:tcPr>
-            <w:tcW w:type="dxa" w:w="2160"/>
-          </w:tcPr>
-          <w:p>
-            <w:r>
-              <w:t>0.8182</w:t>
-            </w:r>
-          </w:p>
-        </w:tc>
-        <w:tc>
-          <w:tcPr>
-            <w:tcW w:type="dxa" w:w="2160"/>
-          </w:tcPr>
-          <w:p>
-            <w:r>
-              <w:t>0.0126</w:t>
-            </w:r>
-          </w:p>
-        </w:tc>
-        <w:tc>
-          <w:tcPr>
-            <w:tcW w:type="dxa" w:w="2160"/>
-          </w:tcPr>
-          <w:p>
-            <w:r>
-              <w:t>0.8316</w:t>
-            </w:r>
-          </w:p>
-        </w:tc>
-      </w:tr>
-      <w:tr>
-        <w:tc>
-          <w:tcPr>
-            <w:tcW w:type="dxa" w:w="2160"/>
-          </w:tcPr>
-          <w:p>
-            <w:r>
-              <w:t>LinearSVC</w:t>
-            </w:r>
-          </w:p>
-        </w:tc>
-        <w:tc>
-          <w:tcPr>
-            <w:tcW w:type="dxa" w:w="2160"/>
-          </w:tcPr>
-          <w:p>
-            <w:r>
-              <w:t>0.8171</w:t>
-            </w:r>
-          </w:p>
-        </w:tc>
-        <w:tc>
-          <w:tcPr>
-            <w:tcW w:type="dxa" w:w="2160"/>
-          </w:tcPr>
-          <w:p>
-            <w:r>
-              <w:t>0.0151</w:t>
-            </w:r>
-          </w:p>
-        </w:tc>
-        <w:tc>
-          <w:tcPr>
-            <w:tcW w:type="dxa" w:w="2160"/>
-          </w:tcPr>
-          <w:p>
-            <w:r>
-              <w:t>0.8350</w:t>
+              <w:t>0.8700</w:t>
             </w:r>
           </w:p>
         </w:tc>
@@ -570,7 +340,7 @@
           </w:tcPr>
           <w:p>
             <w:r>
-              <w:t>0.8159</w:t>
+              <w:t>0.7800</w:t>
             </w:r>
           </w:p>
         </w:tc>
@@ -580,7 +350,7 @@
           </w:tcPr>
           <w:p>
             <w:r>
-              <w:t>0.0151</w:t>
+              <w:t>0.0300</w:t>
             </w:r>
           </w:p>
         </w:tc>
@@ -590,427 +360,7 @@
           </w:tcPr>
           <w:p>
             <w:r>
-              <w:t>0.8350</w:t>
-            </w:r>
-          </w:p>
-        </w:tc>
-      </w:tr>
-      <w:tr>
-        <w:tc>
-          <w:tcPr>
-            <w:tcW w:type="dxa" w:w="2160"/>
-          </w:tcPr>
-          <w:p>
-            <w:r>
-              <w:t>CatBoost</w:t>
-            </w:r>
-          </w:p>
-        </w:tc>
-        <w:tc>
-          <w:tcPr>
-            <w:tcW w:type="dxa" w:w="2160"/>
-          </w:tcPr>
-          <w:p>
-            <w:r>
-              <w:t>0.8126</w:t>
-            </w:r>
-          </w:p>
-        </w:tc>
-        <w:tc>
-          <w:tcPr>
-            <w:tcW w:type="dxa" w:w="2160"/>
-          </w:tcPr>
-          <w:p>
-            <w:r>
-              <w:t>0.0271</w:t>
-            </w:r>
-          </w:p>
-        </w:tc>
-        <w:tc>
-          <w:tcPr>
-            <w:tcW w:type="dxa" w:w="2160"/>
-          </w:tcPr>
-          <w:p>
-            <w:r>
-              <w:t>0.8350</w:t>
-            </w:r>
-          </w:p>
-        </w:tc>
-      </w:tr>
-      <w:tr>
-        <w:tc>
-          <w:tcPr>
-            <w:tcW w:type="dxa" w:w="2160"/>
-          </w:tcPr>
-          <w:p>
-            <w:r>
-              <w:t>SGDClassifier</w:t>
-            </w:r>
-          </w:p>
-        </w:tc>
-        <w:tc>
-          <w:tcPr>
-            <w:tcW w:type="dxa" w:w="2160"/>
-          </w:tcPr>
-          <w:p>
-            <w:r>
-              <w:t>0.8114</w:t>
-            </w:r>
-          </w:p>
-        </w:tc>
-        <w:tc>
-          <w:tcPr>
-            <w:tcW w:type="dxa" w:w="2160"/>
-          </w:tcPr>
-          <w:p>
-            <w:r>
-              <w:t>0.0317</w:t>
-            </w:r>
-          </w:p>
-        </w:tc>
-        <w:tc>
-          <w:tcPr>
-            <w:tcW w:type="dxa" w:w="2160"/>
-          </w:tcPr>
-          <w:p>
-            <w:r>
-              <w:t>0.8418</w:t>
-            </w:r>
-          </w:p>
-        </w:tc>
-      </w:tr>
-      <w:tr>
-        <w:tc>
-          <w:tcPr>
-            <w:tcW w:type="dxa" w:w="2160"/>
-          </w:tcPr>
-          <w:p>
-            <w:r>
-              <w:t>MLPClassifier</w:t>
-            </w:r>
-          </w:p>
-        </w:tc>
-        <w:tc>
-          <w:tcPr>
-            <w:tcW w:type="dxa" w:w="2160"/>
-          </w:tcPr>
-          <w:p>
-            <w:r>
-              <w:t>0.8092</w:t>
-            </w:r>
-          </w:p>
-        </w:tc>
-        <w:tc>
-          <w:tcPr>
-            <w:tcW w:type="dxa" w:w="2160"/>
-          </w:tcPr>
-          <w:p>
-            <w:r>
-              <w:t>0.0222</w:t>
-            </w:r>
-          </w:p>
-        </w:tc>
-        <w:tc>
-          <w:tcPr>
-            <w:tcW w:type="dxa" w:w="2160"/>
-          </w:tcPr>
-          <w:p>
-            <w:r>
-              <w:t>0.8249</w:t>
-            </w:r>
-          </w:p>
-        </w:tc>
-      </w:tr>
-      <w:tr>
-        <w:tc>
-          <w:tcPr>
-            <w:tcW w:type="dxa" w:w="2160"/>
-          </w:tcPr>
-          <w:p>
-            <w:r>
-              <w:t>LightGBM</w:t>
-            </w:r>
-          </w:p>
-        </w:tc>
-        <w:tc>
-          <w:tcPr>
-            <w:tcW w:type="dxa" w:w="2160"/>
-          </w:tcPr>
-          <w:p>
-            <w:r>
-              <w:t>0.8047</w:t>
-            </w:r>
-          </w:p>
-        </w:tc>
-        <w:tc>
-          <w:tcPr>
-            <w:tcW w:type="dxa" w:w="2160"/>
-          </w:tcPr>
-          <w:p>
-            <w:r>
-              <w:t>0.0153</w:t>
-            </w:r>
-          </w:p>
-        </w:tc>
-        <w:tc>
-          <w:tcPr>
-            <w:tcW w:type="dxa" w:w="2160"/>
-          </w:tcPr>
-          <w:p>
-            <w:r>
-              <w:t>0.8215</w:t>
-            </w:r>
-          </w:p>
-        </w:tc>
-      </w:tr>
-      <w:tr>
-        <w:tc>
-          <w:tcPr>
-            <w:tcW w:type="dxa" w:w="2160"/>
-          </w:tcPr>
-          <w:p>
-            <w:r>
-              <w:t>GradientBoosting</w:t>
-            </w:r>
-          </w:p>
-        </w:tc>
-        <w:tc>
-          <w:tcPr>
-            <w:tcW w:type="dxa" w:w="2160"/>
-          </w:tcPr>
-          <w:p>
-            <w:r>
-              <w:t>0.8036</w:t>
-            </w:r>
-          </w:p>
-        </w:tc>
-        <w:tc>
-          <w:tcPr>
-            <w:tcW w:type="dxa" w:w="2160"/>
-          </w:tcPr>
-          <w:p>
-            <w:r>
-              <w:t>0.0183</w:t>
-            </w:r>
-          </w:p>
-        </w:tc>
-        <w:tc>
-          <w:tcPr>
-            <w:tcW w:type="dxa" w:w="2160"/>
-          </w:tcPr>
-          <w:p>
-            <w:r>
-              <w:t>0.8182</w:t>
-            </w:r>
-          </w:p>
-        </w:tc>
-      </w:tr>
-      <w:tr>
-        <w:tc>
-          <w:tcPr>
-            <w:tcW w:type="dxa" w:w="2160"/>
-          </w:tcPr>
-          <w:p>
-            <w:r>
-              <w:t>XGBoost</w:t>
-            </w:r>
-          </w:p>
-        </w:tc>
-        <w:tc>
-          <w:tcPr>
-            <w:tcW w:type="dxa" w:w="2160"/>
-          </w:tcPr>
-          <w:p>
-            <w:r>
-              <w:t>0.7980</w:t>
-            </w:r>
-          </w:p>
-        </w:tc>
-        <w:tc>
-          <w:tcPr>
-            <w:tcW w:type="dxa" w:w="2160"/>
-          </w:tcPr>
-          <w:p>
-            <w:r>
-              <w:t>0.0167</w:t>
-            </w:r>
-          </w:p>
-        </w:tc>
-        <w:tc>
-          <w:tcPr>
-            <w:tcW w:type="dxa" w:w="2160"/>
-          </w:tcPr>
-          <w:p>
-            <w:r>
-              <w:t>0.8114</w:t>
-            </w:r>
-          </w:p>
-        </w:tc>
-      </w:tr>
-      <w:tr>
-        <w:tc>
-          <w:tcPr>
-            <w:tcW w:type="dxa" w:w="2160"/>
-          </w:tcPr>
-          <w:p>
-            <w:r>
-              <w:t>RandomForest</w:t>
-            </w:r>
-          </w:p>
-        </w:tc>
-        <w:tc>
-          <w:tcPr>
-            <w:tcW w:type="dxa" w:w="2160"/>
-          </w:tcPr>
-          <w:p>
-            <w:r>
-              <w:t>0.7969</w:t>
-            </w:r>
-          </w:p>
-        </w:tc>
-        <w:tc>
-          <w:tcPr>
-            <w:tcW w:type="dxa" w:w="2160"/>
-          </w:tcPr>
-          <w:p>
-            <w:r>
-              <w:t>0.0240</w:t>
-            </w:r>
-          </w:p>
-        </w:tc>
-        <w:tc>
-          <w:tcPr>
-            <w:tcW w:type="dxa" w:w="2160"/>
-          </w:tcPr>
-          <w:p>
-            <w:r>
-              <w:t>0.8215</w:t>
-            </w:r>
-          </w:p>
-        </w:tc>
-      </w:tr>
-      <w:tr>
-        <w:tc>
-          <w:tcPr>
-            <w:tcW w:type="dxa" w:w="2160"/>
-          </w:tcPr>
-          <w:p>
-            <w:r>
-              <w:t>Bagging</w:t>
-            </w:r>
-          </w:p>
-        </w:tc>
-        <w:tc>
-          <w:tcPr>
-            <w:tcW w:type="dxa" w:w="2160"/>
-          </w:tcPr>
-          <w:p>
-            <w:r>
-              <w:t>0.7969</w:t>
-            </w:r>
-          </w:p>
-        </w:tc>
-        <w:tc>
-          <w:tcPr>
-            <w:tcW w:type="dxa" w:w="2160"/>
-          </w:tcPr>
-          <w:p>
-            <w:r>
-              <w:t>0.0195</w:t>
-            </w:r>
-          </w:p>
-        </w:tc>
-        <w:tc>
-          <w:tcPr>
-            <w:tcW w:type="dxa" w:w="2160"/>
-          </w:tcPr>
-          <w:p>
-            <w:r>
-              <w:t>0.8182</w:t>
-            </w:r>
-          </w:p>
-        </w:tc>
-      </w:tr>
-      <w:tr>
-        <w:tc>
-          <w:tcPr>
-            <w:tcW w:type="dxa" w:w="2160"/>
-          </w:tcPr>
-          <w:p>
-            <w:r>
-              <w:t>ExtraTrees</w:t>
-            </w:r>
-          </w:p>
-        </w:tc>
-        <w:tc>
-          <w:tcPr>
-            <w:tcW w:type="dxa" w:w="2160"/>
-          </w:tcPr>
-          <w:p>
-            <w:r>
-              <w:t>0.7755</w:t>
-            </w:r>
-          </w:p>
-        </w:tc>
-        <w:tc>
-          <w:tcPr>
-            <w:tcW w:type="dxa" w:w="2160"/>
-          </w:tcPr>
-          <w:p>
-            <w:r>
-              <w:t>0.0231</w:t>
-            </w:r>
-          </w:p>
-        </w:tc>
-        <w:tc>
-          <w:tcPr>
-            <w:tcW w:type="dxa" w:w="2160"/>
-          </w:tcPr>
-          <w:p>
-            <w:r>
-              <w:t>0.8081</w:t>
-            </w:r>
-          </w:p>
-        </w:tc>
-      </w:tr>
-      <w:tr>
-        <w:tc>
-          <w:tcPr>
-            <w:tcW w:type="dxa" w:w="2160"/>
-          </w:tcPr>
-          <w:p>
-            <w:r>
-              <w:t>DecisionTree</w:t>
-            </w:r>
-          </w:p>
-        </w:tc>
-        <w:tc>
-          <w:tcPr>
-            <w:tcW w:type="dxa" w:w="2160"/>
-          </w:tcPr>
-          <w:p>
-            <w:r>
-              <w:t>0.7609</w:t>
-            </w:r>
-          </w:p>
-        </w:tc>
-        <w:tc>
-          <w:tcPr>
-            <w:tcW w:type="dxa" w:w="2160"/>
-          </w:tcPr>
-          <w:p>
-            <w:r>
-              <w:t>0.0198</w:t>
-            </w:r>
-          </w:p>
-        </w:tc>
-        <w:tc>
-          <w:tcPr>
-            <w:tcW w:type="dxa" w:w="2160"/>
-          </w:tcPr>
-          <w:p>
-            <w:r>
-              <w:t>0.7879</w:t>
+              <w:t>0.8000</w:t>
             </w:r>
           </w:p>
         </w:tc>
@@ -1031,7 +381,7 @@
     </w:p>
     <w:p>
       <w:r>
-        <w:t>O modelo com melhor desempenho foi o SVC, alcançando uma acurácia média de 0.8283 com desvio padrão de 0.0120.</w:t>
+        <w:t>O modelo com melhor desempenho foi o RandomForest, alcançando uma acurácia média de 0.8500 com desvio padrão de 0.0200.</w:t>
       </w:r>
     </w:p>
     <w:p>
@@ -1105,7 +455,7 @@
         <w:pStyle w:val="ListNumber"/>
       </w:pPr>
       <w:r>
-        <w:t>1. Pclass</w:t>
+        <w:t>1. age_normalized</w:t>
       </w:r>
     </w:p>
     <w:p>
@@ -1113,7 +463,7 @@
         <w:pStyle w:val="ListNumber"/>
       </w:pPr>
       <w:r>
-        <w:t>2. Sex</w:t>
+        <w:t>2. fare_log</w:t>
       </w:r>
     </w:p>
     <w:p>
@@ -1121,7 +471,7 @@
         <w:pStyle w:val="ListNumber"/>
       </w:pPr>
       <w:r>
-        <w:t>3. Age</w:t>
+        <w:t>3. family_size</w:t>
       </w:r>
     </w:p>
     <w:p>
@@ -1129,7 +479,7 @@
         <w:pStyle w:val="ListNumber"/>
       </w:pPr>
       <w:r>
-        <w:t>4. SibSp</w:t>
+        <w:t>4. title_encoded</w:t>
       </w:r>
     </w:p>
     <w:p>
@@ -1137,7 +487,7 @@
         <w:pStyle w:val="ListNumber"/>
       </w:pPr>
       <w:r>
-        <w:t>5. Parch</w:t>
+        <w:t>5. cabin_deck</w:t>
       </w:r>
     </w:p>
     <w:p>
@@ -1145,7 +495,7 @@
         <w:pStyle w:val="ListNumber"/>
       </w:pPr>
       <w:r>
-        <w:t>6. Fare</w:t>
+        <w:t>6. embarked_onehot_S</w:t>
       </w:r>
     </w:p>
     <w:p>
@@ -1153,7 +503,7 @@
         <w:pStyle w:val="ListNumber"/>
       </w:pPr>
       <w:r>
-        <w:t>7. Embarked</w:t>
+        <w:t>7. embarked_onehot_C</w:t>
       </w:r>
     </w:p>
     <w:p>
@@ -1161,7 +511,7 @@
         <w:pStyle w:val="ListNumber"/>
       </w:pPr>
       <w:r>
-        <w:t>8. FamilySize</w:t>
+        <w:t>8. embarked_onehot_Q</w:t>
       </w:r>
     </w:p>
     <w:p>
@@ -1169,7 +519,7 @@
         <w:pStyle w:val="ListNumber"/>
       </w:pPr>
       <w:r>
-        <w:t>9. IsAlone</w:t>
+        <w:t>9. sex_male</w:t>
       </w:r>
     </w:p>
     <w:p>
@@ -1177,7 +527,7 @@
         <w:pStyle w:val="ListNumber"/>
       </w:pPr>
       <w:r>
-        <w:t>10. TicketPrefix</w:t>
+        <w:t>10. pclass_1</w:t>
       </w:r>
     </w:p>
     <w:p>
@@ -1185,7 +535,7 @@
         <w:pStyle w:val="ListNumber"/>
       </w:pPr>
       <w:r>
-        <w:t>11. feat_AgeBin</w:t>
+        <w:t>11. pclass_2</w:t>
       </w:r>
     </w:p>
     <w:p>
@@ -1193,7 +543,7 @@
         <w:pStyle w:val="ListNumber"/>
       </w:pPr>
       <w:r>
-        <w:t>12. feat_FareBin</w:t>
+        <w:t>12. pclass_3</w:t>
       </w:r>
     </w:p>
     <w:p>
@@ -1201,7 +551,7 @@
         <w:pStyle w:val="ListNumber"/>
       </w:pPr>
       <w:r>
-        <w:t>13. feat_AgeCategory_v2</w:t>
+        <w:t>13. sibsp_scaled</w:t>
       </w:r>
     </w:p>
     <w:p>
@@ -1209,7 +559,7 @@
         <w:pStyle w:val="ListNumber"/>
       </w:pPr>
       <w:r>
-        <w:t>14. feat_FareCategory_v2</w:t>
+        <w:t>14. parch_scaled</w:t>
       </w:r>
     </w:p>
     <w:p>
@@ -1217,7 +567,7 @@
         <w:pStyle w:val="ListNumber"/>
       </w:pPr>
       <w:r>
-        <w:t>15. feat_Age_missing</w:t>
+        <w:t>15. age_fare_interaction</w:t>
       </w:r>
     </w:p>
     <w:p>
@@ -1225,7 +575,7 @@
         <w:pStyle w:val="ListNumber"/>
       </w:pPr>
       <w:r>
-        <w:t>16. feat_Cabin_missing</w:t>
+        <w:t>16. family_wealth_score</w:t>
       </w:r>
     </w:p>
     <w:p>
@@ -1233,7 +583,7 @@
         <w:pStyle w:val="ListNumber"/>
       </w:pPr>
       <w:r>
-        <w:t>17. feat_Embarked_missing</w:t>
+        <w:t>17. cabin_number</w:t>
       </w:r>
     </w:p>
     <w:p>
@@ -1241,7 +591,7 @@
         <w:pStyle w:val="ListNumber"/>
       </w:pPr>
       <w:r>
-        <w:t>18. feat_Fare_missing</w:t>
+        <w:t>18. ticket_prefix</w:t>
       </w:r>
     </w:p>
     <w:p>
@@ -1249,7 +599,7 @@
         <w:pStyle w:val="ListNumber"/>
       </w:pPr>
       <w:r>
-        <w:t>19. feat_Pclass_te</w:t>
+        <w:t>19. name_length</w:t>
       </w:r>
     </w:p>
     <w:p>
@@ -1257,7 +607,7 @@
         <w:pStyle w:val="ListNumber"/>
       </w:pPr>
       <w:r>
-        <w:t>20. feat_Sex_te</w:t>
+        <w:t>20. age_group</w:t>
       </w:r>
     </w:p>
     <w:p>
@@ -1265,7 +615,7 @@
         <w:pStyle w:val="ListNumber"/>
       </w:pPr>
       <w:r>
-        <w:t>21. feat_Embarked_te</w:t>
+        <w:t>21. Pclass</w:t>
       </w:r>
     </w:p>
     <w:p>
@@ -1273,7 +623,7 @@
         <w:pStyle w:val="ListNumber"/>
       </w:pPr>
       <w:r>
-        <w:t>22. feat_Title_te</w:t>
+        <w:t>22. Sex</w:t>
       </w:r>
     </w:p>
     <w:p>
@@ -1281,7 +631,7 @@
         <w:pStyle w:val="ListNumber"/>
       </w:pPr>
       <w:r>
-        <w:t>23. feat_TicketPrefix_te</w:t>
+        <w:t>23. Embarked</w:t>
       </w:r>
     </w:p>
     <w:p>
@@ -1376,7 +726,7 @@
     </w:p>
     <w:p>
       <w:r>
-        <w:t>Este trabalho demonstrou a aplicação bem-sucedida de técnicas de machine learning para análise do desastre do Titanic. O pipeline desenvolvido alcançou uma acurácia de 0.7879, identificando fatores-chave para a sobrevivência.</w:t>
+        <w:t>Este trabalho demonstrou a aplicação bem-sucedida de técnicas de machine learning para análise do desastre do Titanic. O pipeline desenvolvido alcançou uma acurácia de 0.8000, identificando fatores-chave para a sobrevivência.</w:t>
       </w:r>
     </w:p>
     <w:p>
@@ -1449,7 +799,19 @@
       <w:r>
         <w:t>```</w:t>
         <w:br/>
-        <w:t>{}</w:t>
+        <w:t>{</w:t>
+        <w:br/>
+        <w:t xml:space="preserve">  "generate_md": true,</w:t>
+        <w:br/>
+        <w:t xml:space="preserve">  "generate_docx": true,</w:t>
+        <w:br/>
+        <w:t xml:space="preserve">  "generate_pdf": true,</w:t>
+        <w:br/>
+        <w:t xml:space="preserve">  "include_calibration_plots": true,</w:t>
+        <w:br/>
+        <w:t xml:space="preserve">  "include_feature_importance": true</w:t>
+        <w:br/>
+        <w:t>}</w:t>
         <w:br/>
         <w:t>```</w:t>
       </w:r>
@@ -1559,7 +921,7 @@
     </w:p>
     <w:p>
       <w:r>
-        <w:t>Atual: 15+ modelos state-of-the-art, validação estratificada</w:t>
+        <w:t>Atual: 2+ modelos state-of-the-art, validação estratificada</w:t>
       </w:r>
     </w:p>
     <w:p>
@@ -1832,7 +1194,7 @@
           </w:tcPr>
           <w:p>
             <w:r>
-              <w:t>15</w:t>
+              <w:t>2</w:t>
             </w:r>
           </w:p>
         </w:tc>
@@ -1842,7 +1204,7 @@
           </w:tcPr>
           <w:p>
             <w:r>
-              <w:t>+9</w:t>
+              <w:t>+-4</w:t>
             </w:r>
           </w:p>
         </w:tc>
@@ -2191,7 +1553,7 @@
     </w:p>
     <w:p>
       <w:r>
-        <w:t>Relatório gerado em: 05/01/2026 00:25:57</w:t>
+        <w:t>Relatório gerado em: 17/01/2026 11:44:36</w:t>
       </w:r>
     </w:p>
     <w:p>

--- a/output/relatorios/relatorio_final.docx
+++ b/output/relatorios/relatorio_final.docx
@@ -1553,7 +1553,7 @@
     </w:p>
     <w:p>
       <w:r>
-        <w:t>Relatório gerado em: 17/01/2026 11:44:36</w:t>
+        <w:t>Relatório gerado em: 17/01/2026 11:56:55</w:t>
       </w:r>
     </w:p>
     <w:p>

--- a/output/relatorios/relatorio_final.docx
+++ b/output/relatorios/relatorio_final.docx
@@ -45,7 +45,7 @@
     </w:p>
     <w:p>
       <w:r>
-        <w:t>Este relatório apresenta uma análise completa do desenvolvimento de um pipeline de machine learning para a predição de sobrevivência no desastre do Titanic. Foram treinados 2 modelos de classificação diferentes, utilizando 23 features engenheiradas a partir dos dados originais. O melhor modelo alcançou uma acurácia de 0.8500 na validação cruzada. A análise inclui pré-processamento avançado, seleção de features, comparação de algoritmos e geração de insights sobre os fatores que influenciaram a sobrevivência dos passageiros.</w:t>
+        <w:t>Este relatório apresenta uma análise completa do desenvolvimento de um pipeline de machine learning para a predição de sobrevivência no desastre do Titanic. Foram treinados 22 modelos de classificação diferentes, utilizando 28 features engenheiradas a partir dos dados originais. O melhor modelo alcançou uma acurácia de 0.8373 na validação cruzada. A análise inclui pré-processamento avançado, seleção de features, comparação de algoritmos e geração de insights sobre os fatores que influenciaram a sobrevivência dos passageiros.</w:t>
       </w:r>
     </w:p>
     <w:p>
@@ -191,6 +191,166 @@
       </w:pPr>
       <w:r>
         <w:t>2. LogisticRegression</w:t>
+      </w:r>
+    </w:p>
+    <w:p>
+      <w:pPr>
+        <w:pStyle w:val="ListNumber"/>
+      </w:pPr>
+      <w:r>
+        <w:t>3. SVC</w:t>
+      </w:r>
+    </w:p>
+    <w:p>
+      <w:pPr>
+        <w:pStyle w:val="ListNumber"/>
+      </w:pPr>
+      <w:r>
+        <w:t>4. KNeighbors</w:t>
+      </w:r>
+    </w:p>
+    <w:p>
+      <w:pPr>
+        <w:pStyle w:val="ListNumber"/>
+      </w:pPr>
+      <w:r>
+        <w:t>5. GaussianNB</w:t>
+      </w:r>
+    </w:p>
+    <w:p>
+      <w:pPr>
+        <w:pStyle w:val="ListNumber"/>
+      </w:pPr>
+      <w:r>
+        <w:t>6. MLPClassifier</w:t>
+      </w:r>
+    </w:p>
+    <w:p>
+      <w:pPr>
+        <w:pStyle w:val="ListNumber"/>
+      </w:pPr>
+      <w:r>
+        <w:t>7. GradientBoosting</w:t>
+      </w:r>
+    </w:p>
+    <w:p>
+      <w:pPr>
+        <w:pStyle w:val="ListNumber"/>
+      </w:pPr>
+      <w:r>
+        <w:t>8. ExtraTrees</w:t>
+      </w:r>
+    </w:p>
+    <w:p>
+      <w:pPr>
+        <w:pStyle w:val="ListNumber"/>
+      </w:pPr>
+      <w:r>
+        <w:t>9. AdaBoost</w:t>
+      </w:r>
+    </w:p>
+    <w:p>
+      <w:pPr>
+        <w:pStyle w:val="ListNumber"/>
+      </w:pPr>
+      <w:r>
+        <w:t>10. Bagging</w:t>
+      </w:r>
+    </w:p>
+    <w:p>
+      <w:pPr>
+        <w:pStyle w:val="ListNumber"/>
+      </w:pPr>
+      <w:r>
+        <w:t>11. SGDClassifier</w:t>
+      </w:r>
+    </w:p>
+    <w:p>
+      <w:pPr>
+        <w:pStyle w:val="ListNumber"/>
+      </w:pPr>
+      <w:r>
+        <w:t>12. RidgeClassifier</w:t>
+      </w:r>
+    </w:p>
+    <w:p>
+      <w:pPr>
+        <w:pStyle w:val="ListNumber"/>
+      </w:pPr>
+      <w:r>
+        <w:t>13. LinearSVC</w:t>
+      </w:r>
+    </w:p>
+    <w:p>
+      <w:pPr>
+        <w:pStyle w:val="ListNumber"/>
+      </w:pPr>
+      <w:r>
+        <w:t>14. DecisionTree</w:t>
+      </w:r>
+    </w:p>
+    <w:p>
+      <w:pPr>
+        <w:pStyle w:val="ListNumber"/>
+      </w:pPr>
+      <w:r>
+        <w:t>15. BernoulliNB</w:t>
+      </w:r>
+    </w:p>
+    <w:p>
+      <w:pPr>
+        <w:pStyle w:val="ListNumber"/>
+      </w:pPr>
+      <w:r>
+        <w:t>16. LinearDiscriminantAnalysis</w:t>
+      </w:r>
+    </w:p>
+    <w:p>
+      <w:pPr>
+        <w:pStyle w:val="ListNumber"/>
+      </w:pPr>
+      <w:r>
+        <w:t>17. QuadraticDiscriminantAnalysis</w:t>
+      </w:r>
+    </w:p>
+    <w:p>
+      <w:pPr>
+        <w:pStyle w:val="ListNumber"/>
+      </w:pPr>
+      <w:r>
+        <w:t>18. XGBoost</w:t>
+      </w:r>
+    </w:p>
+    <w:p>
+      <w:pPr>
+        <w:pStyle w:val="ListNumber"/>
+      </w:pPr>
+      <w:r>
+        <w:t>19. LightGBM</w:t>
+      </w:r>
+    </w:p>
+    <w:p>
+      <w:pPr>
+        <w:pStyle w:val="ListNumber"/>
+      </w:pPr>
+      <w:r>
+        <w:t>20. CatBoost</w:t>
+      </w:r>
+    </w:p>
+    <w:p>
+      <w:pPr>
+        <w:pStyle w:val="ListNumber"/>
+      </w:pPr>
+      <w:r>
+        <w:t>21. VotingEnsemble</w:t>
+      </w:r>
+    </w:p>
+    <w:p>
+      <w:pPr>
+        <w:pStyle w:val="ListNumber"/>
+      </w:pPr>
+      <w:r>
+        <w:t>22. StackingEnsemble</w:t>
       </w:r>
     </w:p>
     <w:p>
@@ -288,7 +448,7 @@
           </w:tcPr>
           <w:p>
             <w:r>
-              <w:t>RandomForest</w:t>
+              <w:t>LogisticRegression</w:t>
             </w:r>
           </w:p>
         </w:tc>
@@ -298,7 +458,7 @@
           </w:tcPr>
           <w:p>
             <w:r>
-              <w:t>0.8500</w:t>
+              <w:t>0.8373</w:t>
             </w:r>
           </w:p>
         </w:tc>
@@ -308,7 +468,7 @@
           </w:tcPr>
           <w:p>
             <w:r>
-              <w:t>0.0200</w:t>
+              <w:t>0.0079</w:t>
             </w:r>
           </w:p>
         </w:tc>
@@ -318,7 +478,7 @@
           </w:tcPr>
           <w:p>
             <w:r>
-              <w:t>0.8700</w:t>
+              <w:t>0.8485</w:t>
             </w:r>
           </w:p>
         </w:tc>
@@ -330,7 +490,7 @@
           </w:tcPr>
           <w:p>
             <w:r>
-              <w:t>LogisticRegression</w:t>
+              <w:t>LinearSVC</w:t>
             </w:r>
           </w:p>
         </w:tc>
@@ -340,7 +500,7 @@
           </w:tcPr>
           <w:p>
             <w:r>
-              <w:t>0.7800</w:t>
+              <w:t>0.8350</w:t>
             </w:r>
           </w:p>
         </w:tc>
@@ -350,7 +510,7 @@
           </w:tcPr>
           <w:p>
             <w:r>
-              <w:t>0.0300</w:t>
+              <w:t>0.0110</w:t>
             </w:r>
           </w:p>
         </w:tc>
@@ -360,7 +520,847 @@
           </w:tcPr>
           <w:p>
             <w:r>
-              <w:t>0.8000</w:t>
+              <w:t>0.8485</w:t>
+            </w:r>
+          </w:p>
+        </w:tc>
+      </w:tr>
+      <w:tr>
+        <w:tc>
+          <w:tcPr>
+            <w:tcW w:type="dxa" w:w="2160"/>
+          </w:tcPr>
+          <w:p>
+            <w:r>
+              <w:t>SVC</w:t>
+            </w:r>
+          </w:p>
+        </w:tc>
+        <w:tc>
+          <w:tcPr>
+            <w:tcW w:type="dxa" w:w="2160"/>
+          </w:tcPr>
+          <w:p>
+            <w:r>
+              <w:t>0.8339</w:t>
+            </w:r>
+          </w:p>
+        </w:tc>
+        <w:tc>
+          <w:tcPr>
+            <w:tcW w:type="dxa" w:w="2160"/>
+          </w:tcPr>
+          <w:p>
+            <w:r>
+              <w:t>0.0088</w:t>
+            </w:r>
+          </w:p>
+        </w:tc>
+        <w:tc>
+          <w:tcPr>
+            <w:tcW w:type="dxa" w:w="2160"/>
+          </w:tcPr>
+          <w:p>
+            <w:r>
+              <w:t>0.8418</w:t>
+            </w:r>
+          </w:p>
+        </w:tc>
+      </w:tr>
+      <w:tr>
+        <w:tc>
+          <w:tcPr>
+            <w:tcW w:type="dxa" w:w="2160"/>
+          </w:tcPr>
+          <w:p>
+            <w:r>
+              <w:t>RidgeClassifier</w:t>
+            </w:r>
+          </w:p>
+        </w:tc>
+        <w:tc>
+          <w:tcPr>
+            <w:tcW w:type="dxa" w:w="2160"/>
+          </w:tcPr>
+          <w:p>
+            <w:r>
+              <w:t>0.8316</w:t>
+            </w:r>
+          </w:p>
+        </w:tc>
+        <w:tc>
+          <w:tcPr>
+            <w:tcW w:type="dxa" w:w="2160"/>
+          </w:tcPr>
+          <w:p>
+            <w:r>
+              <w:t>0.0073</w:t>
+            </w:r>
+          </w:p>
+        </w:tc>
+        <w:tc>
+          <w:tcPr>
+            <w:tcW w:type="dxa" w:w="2160"/>
+          </w:tcPr>
+          <w:p>
+            <w:r>
+              <w:t>0.8384</w:t>
+            </w:r>
+          </w:p>
+        </w:tc>
+      </w:tr>
+      <w:tr>
+        <w:tc>
+          <w:tcPr>
+            <w:tcW w:type="dxa" w:w="2160"/>
+          </w:tcPr>
+          <w:p>
+            <w:r>
+              <w:t>VotingEnsemble</w:t>
+            </w:r>
+          </w:p>
+        </w:tc>
+        <w:tc>
+          <w:tcPr>
+            <w:tcW w:type="dxa" w:w="2160"/>
+          </w:tcPr>
+          <w:p>
+            <w:r>
+              <w:t>0.8316</w:t>
+            </w:r>
+          </w:p>
+        </w:tc>
+        <w:tc>
+          <w:tcPr>
+            <w:tcW w:type="dxa" w:w="2160"/>
+          </w:tcPr>
+          <w:p>
+            <w:r>
+              <w:t>0.0099</w:t>
+            </w:r>
+          </w:p>
+        </w:tc>
+        <w:tc>
+          <w:tcPr>
+            <w:tcW w:type="dxa" w:w="2160"/>
+          </w:tcPr>
+          <w:p>
+            <w:r>
+              <w:t>0.8418</w:t>
+            </w:r>
+          </w:p>
+        </w:tc>
+      </w:tr>
+      <w:tr>
+        <w:tc>
+          <w:tcPr>
+            <w:tcW w:type="dxa" w:w="2160"/>
+          </w:tcPr>
+          <w:p>
+            <w:r>
+              <w:t>SGDClassifier</w:t>
+            </w:r>
+          </w:p>
+        </w:tc>
+        <w:tc>
+          <w:tcPr>
+            <w:tcW w:type="dxa" w:w="2160"/>
+          </w:tcPr>
+          <w:p>
+            <w:r>
+              <w:t>0.8294</w:t>
+            </w:r>
+          </w:p>
+        </w:tc>
+        <w:tc>
+          <w:tcPr>
+            <w:tcW w:type="dxa" w:w="2160"/>
+          </w:tcPr>
+          <w:p>
+            <w:r>
+              <w:t>0.0088</w:t>
+            </w:r>
+          </w:p>
+        </w:tc>
+        <w:tc>
+          <w:tcPr>
+            <w:tcW w:type="dxa" w:w="2160"/>
+          </w:tcPr>
+          <w:p>
+            <w:r>
+              <w:t>0.8418</w:t>
+            </w:r>
+          </w:p>
+        </w:tc>
+      </w:tr>
+      <w:tr>
+        <w:tc>
+          <w:tcPr>
+            <w:tcW w:type="dxa" w:w="2160"/>
+          </w:tcPr>
+          <w:p>
+            <w:r>
+              <w:t>CatBoost</w:t>
+            </w:r>
+          </w:p>
+        </w:tc>
+        <w:tc>
+          <w:tcPr>
+            <w:tcW w:type="dxa" w:w="2160"/>
+          </w:tcPr>
+          <w:p>
+            <w:r>
+              <w:t>0.8283</w:t>
+            </w:r>
+          </w:p>
+        </w:tc>
+        <w:tc>
+          <w:tcPr>
+            <w:tcW w:type="dxa" w:w="2160"/>
+          </w:tcPr>
+          <w:p>
+            <w:r>
+              <w:t>0.0145</w:t>
+            </w:r>
+          </w:p>
+        </w:tc>
+        <w:tc>
+          <w:tcPr>
+            <w:tcW w:type="dxa" w:w="2160"/>
+          </w:tcPr>
+          <w:p>
+            <w:r>
+              <w:t>0.8418</w:t>
+            </w:r>
+          </w:p>
+        </w:tc>
+      </w:tr>
+      <w:tr>
+        <w:tc>
+          <w:tcPr>
+            <w:tcW w:type="dxa" w:w="2160"/>
+          </w:tcPr>
+          <w:p>
+            <w:r>
+              <w:t>StackingEnsemble</w:t>
+            </w:r>
+          </w:p>
+        </w:tc>
+        <w:tc>
+          <w:tcPr>
+            <w:tcW w:type="dxa" w:w="2160"/>
+          </w:tcPr>
+          <w:p>
+            <w:r>
+              <w:t>0.8283</w:t>
+            </w:r>
+          </w:p>
+        </w:tc>
+        <w:tc>
+          <w:tcPr>
+            <w:tcW w:type="dxa" w:w="2160"/>
+          </w:tcPr>
+          <w:p>
+            <w:r>
+              <w:t>0.0099</w:t>
+            </w:r>
+          </w:p>
+        </w:tc>
+        <w:tc>
+          <w:tcPr>
+            <w:tcW w:type="dxa" w:w="2160"/>
+          </w:tcPr>
+          <w:p>
+            <w:r>
+              <w:t>0.8384</w:t>
+            </w:r>
+          </w:p>
+        </w:tc>
+      </w:tr>
+      <w:tr>
+        <w:tc>
+          <w:tcPr>
+            <w:tcW w:type="dxa" w:w="2160"/>
+          </w:tcPr>
+          <w:p>
+            <w:r>
+              <w:t>RandomForest</w:t>
+            </w:r>
+          </w:p>
+        </w:tc>
+        <w:tc>
+          <w:tcPr>
+            <w:tcW w:type="dxa" w:w="2160"/>
+          </w:tcPr>
+          <w:p>
+            <w:r>
+              <w:t>0.8260</w:t>
+            </w:r>
+          </w:p>
+        </w:tc>
+        <w:tc>
+          <w:tcPr>
+            <w:tcW w:type="dxa" w:w="2160"/>
+          </w:tcPr>
+          <w:p>
+            <w:r>
+              <w:t>0.0084</w:t>
+            </w:r>
+          </w:p>
+        </w:tc>
+        <w:tc>
+          <w:tcPr>
+            <w:tcW w:type="dxa" w:w="2160"/>
+          </w:tcPr>
+          <w:p>
+            <w:r>
+              <w:t>0.8350</w:t>
+            </w:r>
+          </w:p>
+        </w:tc>
+      </w:tr>
+      <w:tr>
+        <w:tc>
+          <w:tcPr>
+            <w:tcW w:type="dxa" w:w="2160"/>
+          </w:tcPr>
+          <w:p>
+            <w:r>
+              <w:t>GradientBoosting</w:t>
+            </w:r>
+          </w:p>
+        </w:tc>
+        <w:tc>
+          <w:tcPr>
+            <w:tcW w:type="dxa" w:w="2160"/>
+          </w:tcPr>
+          <w:p>
+            <w:r>
+              <w:t>0.8238</w:t>
+            </w:r>
+          </w:p>
+        </w:tc>
+        <w:tc>
+          <w:tcPr>
+            <w:tcW w:type="dxa" w:w="2160"/>
+          </w:tcPr>
+          <w:p>
+            <w:r>
+              <w:t>0.0161</w:t>
+            </w:r>
+          </w:p>
+        </w:tc>
+        <w:tc>
+          <w:tcPr>
+            <w:tcW w:type="dxa" w:w="2160"/>
+          </w:tcPr>
+          <w:p>
+            <w:r>
+              <w:t>0.8384</w:t>
+            </w:r>
+          </w:p>
+        </w:tc>
+      </w:tr>
+      <w:tr>
+        <w:tc>
+          <w:tcPr>
+            <w:tcW w:type="dxa" w:w="2160"/>
+          </w:tcPr>
+          <w:p>
+            <w:r>
+              <w:t>XGBoost</w:t>
+            </w:r>
+          </w:p>
+        </w:tc>
+        <w:tc>
+          <w:tcPr>
+            <w:tcW w:type="dxa" w:w="2160"/>
+          </w:tcPr>
+          <w:p>
+            <w:r>
+              <w:t>0.8215</w:t>
+            </w:r>
+          </w:p>
+        </w:tc>
+        <w:tc>
+          <w:tcPr>
+            <w:tcW w:type="dxa" w:w="2160"/>
+          </w:tcPr>
+          <w:p>
+            <w:r>
+              <w:t>0.0287</w:t>
+            </w:r>
+          </w:p>
+        </w:tc>
+        <w:tc>
+          <w:tcPr>
+            <w:tcW w:type="dxa" w:w="2160"/>
+          </w:tcPr>
+          <w:p>
+            <w:r>
+              <w:t>0.8451</w:t>
+            </w:r>
+          </w:p>
+        </w:tc>
+      </w:tr>
+      <w:tr>
+        <w:tc>
+          <w:tcPr>
+            <w:tcW w:type="dxa" w:w="2160"/>
+          </w:tcPr>
+          <w:p>
+            <w:r>
+              <w:t>ExtraTrees</w:t>
+            </w:r>
+          </w:p>
+        </w:tc>
+        <w:tc>
+          <w:tcPr>
+            <w:tcW w:type="dxa" w:w="2160"/>
+          </w:tcPr>
+          <w:p>
+            <w:r>
+              <w:t>0.8193</w:t>
+            </w:r>
+          </w:p>
+        </w:tc>
+        <w:tc>
+          <w:tcPr>
+            <w:tcW w:type="dxa" w:w="2160"/>
+          </w:tcPr>
+          <w:p>
+            <w:r>
+              <w:t>0.0063</w:t>
+            </w:r>
+          </w:p>
+        </w:tc>
+        <w:tc>
+          <w:tcPr>
+            <w:tcW w:type="dxa" w:w="2160"/>
+          </w:tcPr>
+          <w:p>
+            <w:r>
+              <w:t>0.8283</w:t>
+            </w:r>
+          </w:p>
+        </w:tc>
+      </w:tr>
+      <w:tr>
+        <w:tc>
+          <w:tcPr>
+            <w:tcW w:type="dxa" w:w="2160"/>
+          </w:tcPr>
+          <w:p>
+            <w:r>
+              <w:t>AdaBoost</w:t>
+            </w:r>
+          </w:p>
+        </w:tc>
+        <w:tc>
+          <w:tcPr>
+            <w:tcW w:type="dxa" w:w="2160"/>
+          </w:tcPr>
+          <w:p>
+            <w:r>
+              <w:t>0.8182</w:t>
+            </w:r>
+          </w:p>
+        </w:tc>
+        <w:tc>
+          <w:tcPr>
+            <w:tcW w:type="dxa" w:w="2160"/>
+          </w:tcPr>
+          <w:p>
+            <w:r>
+              <w:t>0.0073</w:t>
+            </w:r>
+          </w:p>
+        </w:tc>
+        <w:tc>
+          <w:tcPr>
+            <w:tcW w:type="dxa" w:w="2160"/>
+          </w:tcPr>
+          <w:p>
+            <w:r>
+              <w:t>0.8283</w:t>
+            </w:r>
+          </w:p>
+        </w:tc>
+      </w:tr>
+      <w:tr>
+        <w:tc>
+          <w:tcPr>
+            <w:tcW w:type="dxa" w:w="2160"/>
+          </w:tcPr>
+          <w:p>
+            <w:r>
+              <w:t>Bagging</w:t>
+            </w:r>
+          </w:p>
+        </w:tc>
+        <w:tc>
+          <w:tcPr>
+            <w:tcW w:type="dxa" w:w="2160"/>
+          </w:tcPr>
+          <w:p>
+            <w:r>
+              <w:t>0.8171</w:t>
+            </w:r>
+          </w:p>
+        </w:tc>
+        <w:tc>
+          <w:tcPr>
+            <w:tcW w:type="dxa" w:w="2160"/>
+          </w:tcPr>
+          <w:p>
+            <w:r>
+              <w:t>0.0151</w:t>
+            </w:r>
+          </w:p>
+        </w:tc>
+        <w:tc>
+          <w:tcPr>
+            <w:tcW w:type="dxa" w:w="2160"/>
+          </w:tcPr>
+          <w:p>
+            <w:r>
+              <w:t>0.8384</w:t>
+            </w:r>
+          </w:p>
+        </w:tc>
+      </w:tr>
+      <w:tr>
+        <w:tc>
+          <w:tcPr>
+            <w:tcW w:type="dxa" w:w="2160"/>
+          </w:tcPr>
+          <w:p>
+            <w:r>
+              <w:t>LightGBM</w:t>
+            </w:r>
+          </w:p>
+        </w:tc>
+        <w:tc>
+          <w:tcPr>
+            <w:tcW w:type="dxa" w:w="2160"/>
+          </w:tcPr>
+          <w:p>
+            <w:r>
+              <w:t>0.8159</w:t>
+            </w:r>
+          </w:p>
+        </w:tc>
+        <w:tc>
+          <w:tcPr>
+            <w:tcW w:type="dxa" w:w="2160"/>
+          </w:tcPr>
+          <w:p>
+            <w:r>
+              <w:t>0.0294</w:t>
+            </w:r>
+          </w:p>
+        </w:tc>
+        <w:tc>
+          <w:tcPr>
+            <w:tcW w:type="dxa" w:w="2160"/>
+          </w:tcPr>
+          <w:p>
+            <w:r>
+              <w:t>0.8384</w:t>
+            </w:r>
+          </w:p>
+        </w:tc>
+      </w:tr>
+      <w:tr>
+        <w:tc>
+          <w:tcPr>
+            <w:tcW w:type="dxa" w:w="2160"/>
+          </w:tcPr>
+          <w:p>
+            <w:r>
+              <w:t>MLPClassifier</w:t>
+            </w:r>
+          </w:p>
+        </w:tc>
+        <w:tc>
+          <w:tcPr>
+            <w:tcW w:type="dxa" w:w="2160"/>
+          </w:tcPr>
+          <w:p>
+            <w:r>
+              <w:t>0.8103</w:t>
+            </w:r>
+          </w:p>
+        </w:tc>
+        <w:tc>
+          <w:tcPr>
+            <w:tcW w:type="dxa" w:w="2160"/>
+          </w:tcPr>
+          <w:p>
+            <w:r>
+              <w:t>0.0260</w:t>
+            </w:r>
+          </w:p>
+        </w:tc>
+        <w:tc>
+          <w:tcPr>
+            <w:tcW w:type="dxa" w:w="2160"/>
+          </w:tcPr>
+          <w:p>
+            <w:r>
+              <w:t>0.8350</w:t>
+            </w:r>
+          </w:p>
+        </w:tc>
+      </w:tr>
+      <w:tr>
+        <w:tc>
+          <w:tcPr>
+            <w:tcW w:type="dxa" w:w="2160"/>
+          </w:tcPr>
+          <w:p>
+            <w:r>
+              <w:t>BernoulliNB</w:t>
+            </w:r>
+          </w:p>
+        </w:tc>
+        <w:tc>
+          <w:tcPr>
+            <w:tcW w:type="dxa" w:w="2160"/>
+          </w:tcPr>
+          <w:p>
+            <w:r>
+              <w:t>0.8103</w:t>
+            </w:r>
+          </w:p>
+        </w:tc>
+        <w:tc>
+          <w:tcPr>
+            <w:tcW w:type="dxa" w:w="2160"/>
+          </w:tcPr>
+          <w:p>
+            <w:r>
+              <w:t>0.0278</w:t>
+            </w:r>
+          </w:p>
+        </w:tc>
+        <w:tc>
+          <w:tcPr>
+            <w:tcW w:type="dxa" w:w="2160"/>
+          </w:tcPr>
+          <w:p>
+            <w:r>
+              <w:t>0.8316</w:t>
+            </w:r>
+          </w:p>
+        </w:tc>
+      </w:tr>
+      <w:tr>
+        <w:tc>
+          <w:tcPr>
+            <w:tcW w:type="dxa" w:w="2160"/>
+          </w:tcPr>
+          <w:p>
+            <w:r>
+              <w:t>LinearDiscriminantAnalysis</w:t>
+            </w:r>
+          </w:p>
+        </w:tc>
+        <w:tc>
+          <w:tcPr>
+            <w:tcW w:type="dxa" w:w="2160"/>
+          </w:tcPr>
+          <w:p>
+            <w:r>
+              <w:t>0.8103</w:t>
+            </w:r>
+          </w:p>
+        </w:tc>
+        <w:tc>
+          <w:tcPr>
+            <w:tcW w:type="dxa" w:w="2160"/>
+          </w:tcPr>
+          <w:p>
+            <w:r>
+              <w:t>0.0289</w:t>
+            </w:r>
+          </w:p>
+        </w:tc>
+        <w:tc>
+          <w:tcPr>
+            <w:tcW w:type="dxa" w:w="2160"/>
+          </w:tcPr>
+          <w:p>
+            <w:r>
+              <w:t>0.8451</w:t>
+            </w:r>
+          </w:p>
+        </w:tc>
+      </w:tr>
+      <w:tr>
+        <w:tc>
+          <w:tcPr>
+            <w:tcW w:type="dxa" w:w="2160"/>
+          </w:tcPr>
+          <w:p>
+            <w:r>
+              <w:t>KNeighbors</w:t>
+            </w:r>
+          </w:p>
+        </w:tc>
+        <w:tc>
+          <w:tcPr>
+            <w:tcW w:type="dxa" w:w="2160"/>
+          </w:tcPr>
+          <w:p>
+            <w:r>
+              <w:t>0.8047</w:t>
+            </w:r>
+          </w:p>
+        </w:tc>
+        <w:tc>
+          <w:tcPr>
+            <w:tcW w:type="dxa" w:w="2160"/>
+          </w:tcPr>
+          <w:p>
+            <w:r>
+              <w:t>0.0172</w:t>
+            </w:r>
+          </w:p>
+        </w:tc>
+        <w:tc>
+          <w:tcPr>
+            <w:tcW w:type="dxa" w:w="2160"/>
+          </w:tcPr>
+          <w:p>
+            <w:r>
+              <w:t>0.8283</w:t>
+            </w:r>
+          </w:p>
+        </w:tc>
+      </w:tr>
+      <w:tr>
+        <w:tc>
+          <w:tcPr>
+            <w:tcW w:type="dxa" w:w="2160"/>
+          </w:tcPr>
+          <w:p>
+            <w:r>
+              <w:t>DecisionTree</w:t>
+            </w:r>
+          </w:p>
+        </w:tc>
+        <w:tc>
+          <w:tcPr>
+            <w:tcW w:type="dxa" w:w="2160"/>
+          </w:tcPr>
+          <w:p>
+            <w:r>
+              <w:t>0.8036</w:t>
+            </w:r>
+          </w:p>
+        </w:tc>
+        <w:tc>
+          <w:tcPr>
+            <w:tcW w:type="dxa" w:w="2160"/>
+          </w:tcPr>
+          <w:p>
+            <w:r>
+              <w:t>0.0161</w:t>
+            </w:r>
+          </w:p>
+        </w:tc>
+        <w:tc>
+          <w:tcPr>
+            <w:tcW w:type="dxa" w:w="2160"/>
+          </w:tcPr>
+          <w:p>
+            <w:r>
+              <w:t>0.8182</w:t>
+            </w:r>
+          </w:p>
+        </w:tc>
+      </w:tr>
+      <w:tr>
+        <w:tc>
+          <w:tcPr>
+            <w:tcW w:type="dxa" w:w="2160"/>
+          </w:tcPr>
+          <w:p>
+            <w:r>
+              <w:t>QuadraticDiscriminantAnalysis</w:t>
+            </w:r>
+          </w:p>
+        </w:tc>
+        <w:tc>
+          <w:tcPr>
+            <w:tcW w:type="dxa" w:w="2160"/>
+          </w:tcPr>
+          <w:p>
+            <w:r>
+              <w:t>0.7172</w:t>
+            </w:r>
+          </w:p>
+        </w:tc>
+        <w:tc>
+          <w:tcPr>
+            <w:tcW w:type="dxa" w:w="2160"/>
+          </w:tcPr>
+          <w:p>
+            <w:r>
+              <w:t>0.0172</w:t>
+            </w:r>
+          </w:p>
+        </w:tc>
+        <w:tc>
+          <w:tcPr>
+            <w:tcW w:type="dxa" w:w="2160"/>
+          </w:tcPr>
+          <w:p>
+            <w:r>
+              <w:t>0.7340</w:t>
+            </w:r>
+          </w:p>
+        </w:tc>
+      </w:tr>
+      <w:tr>
+        <w:tc>
+          <w:tcPr>
+            <w:tcW w:type="dxa" w:w="2160"/>
+          </w:tcPr>
+          <w:p>
+            <w:r>
+              <w:t>GaussianNB</w:t>
+            </w:r>
+          </w:p>
+        </w:tc>
+        <w:tc>
+          <w:tcPr>
+            <w:tcW w:type="dxa" w:w="2160"/>
+          </w:tcPr>
+          <w:p>
+            <w:r>
+              <w:t>0.6049</w:t>
+            </w:r>
+          </w:p>
+        </w:tc>
+        <w:tc>
+          <w:tcPr>
+            <w:tcW w:type="dxa" w:w="2160"/>
+          </w:tcPr>
+          <w:p>
+            <w:r>
+              <w:t>0.0141</w:t>
+            </w:r>
+          </w:p>
+        </w:tc>
+        <w:tc>
+          <w:tcPr>
+            <w:tcW w:type="dxa" w:w="2160"/>
+          </w:tcPr>
+          <w:p>
+            <w:r>
+              <w:t>0.6195</w:t>
             </w:r>
           </w:p>
         </w:tc>
@@ -381,7 +1381,7 @@
     </w:p>
     <w:p>
       <w:r>
-        <w:t>O modelo com melhor desempenho foi o RandomForest, alcançando uma acurácia média de 0.8500 com desvio padrão de 0.0200.</w:t>
+        <w:t>O modelo com melhor desempenho foi o LogisticRegression, alcançando uma acurácia média de 0.8373 com desvio padrão de 0.0079.</w:t>
       </w:r>
     </w:p>
     <w:p>
@@ -447,7 +1447,7 @@
     </w:p>
     <w:p>
       <w:r>
-        <w:t>Foram criadas 23 features a partir dos dados originais:</w:t>
+        <w:t>Foram criadas 28 features a partir dos dados originais:</w:t>
       </w:r>
     </w:p>
     <w:p>
@@ -455,7 +1455,7 @@
         <w:pStyle w:val="ListNumber"/>
       </w:pPr>
       <w:r>
-        <w:t>1. age_normalized</w:t>
+        <w:t>1. Pclass</w:t>
       </w:r>
     </w:p>
     <w:p>
@@ -463,7 +1463,7 @@
         <w:pStyle w:val="ListNumber"/>
       </w:pPr>
       <w:r>
-        <w:t>2. fare_log</w:t>
+        <w:t>2. Name</w:t>
       </w:r>
     </w:p>
     <w:p>
@@ -471,7 +1471,7 @@
         <w:pStyle w:val="ListNumber"/>
       </w:pPr>
       <w:r>
-        <w:t>3. family_size</w:t>
+        <w:t>3. Sex</w:t>
       </w:r>
     </w:p>
     <w:p>
@@ -479,7 +1479,7 @@
         <w:pStyle w:val="ListNumber"/>
       </w:pPr>
       <w:r>
-        <w:t>4. title_encoded</w:t>
+        <w:t>4. Age</w:t>
       </w:r>
     </w:p>
     <w:p>
@@ -487,7 +1487,7 @@
         <w:pStyle w:val="ListNumber"/>
       </w:pPr>
       <w:r>
-        <w:t>5. cabin_deck</w:t>
+        <w:t>5. SibSp</w:t>
       </w:r>
     </w:p>
     <w:p>
@@ -495,7 +1495,7 @@
         <w:pStyle w:val="ListNumber"/>
       </w:pPr>
       <w:r>
-        <w:t>6. embarked_onehot_S</w:t>
+        <w:t>6. Parch</w:t>
       </w:r>
     </w:p>
     <w:p>
@@ -503,7 +1503,7 @@
         <w:pStyle w:val="ListNumber"/>
       </w:pPr>
       <w:r>
-        <w:t>7. embarked_onehot_C</w:t>
+        <w:t>7. Ticket</w:t>
       </w:r>
     </w:p>
     <w:p>
@@ -511,7 +1511,7 @@
         <w:pStyle w:val="ListNumber"/>
       </w:pPr>
       <w:r>
-        <w:t>8. embarked_onehot_Q</w:t>
+        <w:t>8. Fare</w:t>
       </w:r>
     </w:p>
     <w:p>
@@ -519,7 +1519,7 @@
         <w:pStyle w:val="ListNumber"/>
       </w:pPr>
       <w:r>
-        <w:t>9. sex_male</w:t>
+        <w:t>9. Cabin</w:t>
       </w:r>
     </w:p>
     <w:p>
@@ -527,7 +1527,7 @@
         <w:pStyle w:val="ListNumber"/>
       </w:pPr>
       <w:r>
-        <w:t>10. pclass_1</w:t>
+        <w:t>10. Embarked</w:t>
       </w:r>
     </w:p>
     <w:p>
@@ -535,7 +1535,7 @@
         <w:pStyle w:val="ListNumber"/>
       </w:pPr>
       <w:r>
-        <w:t>11. pclass_2</w:t>
+        <w:t>11. Title</w:t>
       </w:r>
     </w:p>
     <w:p>
@@ -543,7 +1543,7 @@
         <w:pStyle w:val="ListNumber"/>
       </w:pPr>
       <w:r>
-        <w:t>12. pclass_3</w:t>
+        <w:t>12. Title_Group</w:t>
       </w:r>
     </w:p>
     <w:p>
@@ -551,7 +1551,7 @@
         <w:pStyle w:val="ListNumber"/>
       </w:pPr>
       <w:r>
-        <w:t>13. sibsp_scaled</w:t>
+        <w:t>13. FamilySize</w:t>
       </w:r>
     </w:p>
     <w:p>
@@ -559,7 +1559,7 @@
         <w:pStyle w:val="ListNumber"/>
       </w:pPr>
       <w:r>
-        <w:t>14. parch_scaled</w:t>
+        <w:t>14. IsAlone</w:t>
       </w:r>
     </w:p>
     <w:p>
@@ -567,7 +1567,7 @@
         <w:pStyle w:val="ListNumber"/>
       </w:pPr>
       <w:r>
-        <w:t>15. age_fare_interaction</w:t>
+        <w:t>15. AgeGroup</w:t>
       </w:r>
     </w:p>
     <w:p>
@@ -575,7 +1575,7 @@
         <w:pStyle w:val="ListNumber"/>
       </w:pPr>
       <w:r>
-        <w:t>16. family_wealth_score</w:t>
+        <w:t>16. FareGroup</w:t>
       </w:r>
     </w:p>
     <w:p>
@@ -583,7 +1583,7 @@
         <w:pStyle w:val="ListNumber"/>
       </w:pPr>
       <w:r>
-        <w:t>17. cabin_number</w:t>
+        <w:t>17. CabinDeck</w:t>
       </w:r>
     </w:p>
     <w:p>
@@ -591,7 +1591,7 @@
         <w:pStyle w:val="ListNumber"/>
       </w:pPr>
       <w:r>
-        <w:t>18. ticket_prefix</w:t>
+        <w:t>18. TicketFreq</w:t>
       </w:r>
     </w:p>
     <w:p>
@@ -599,7 +1599,7 @@
         <w:pStyle w:val="ListNumber"/>
       </w:pPr>
       <w:r>
-        <w:t>19. name_length</w:t>
+        <w:t>19. Age*Pclass</w:t>
       </w:r>
     </w:p>
     <w:p>
@@ -607,7 +1607,7 @@
         <w:pStyle w:val="ListNumber"/>
       </w:pPr>
       <w:r>
-        <w:t>20. age_group</w:t>
+        <w:t>20. FarePerPerson</w:t>
       </w:r>
     </w:p>
     <w:p>
@@ -615,7 +1615,7 @@
         <w:pStyle w:val="ListNumber"/>
       </w:pPr>
       <w:r>
-        <w:t>21. Pclass</w:t>
+        <w:t>21. Title*Pclass</w:t>
       </w:r>
     </w:p>
     <w:p>
@@ -623,7 +1623,7 @@
         <w:pStyle w:val="ListNumber"/>
       </w:pPr>
       <w:r>
-        <w:t>22. Sex</w:t>
+        <w:t>22. Age*Sex</w:t>
       </w:r>
     </w:p>
     <w:p>
@@ -631,7 +1631,47 @@
         <w:pStyle w:val="ListNumber"/>
       </w:pPr>
       <w:r>
-        <w:t>23. Embarked</w:t>
+        <w:t>23. FamilySizeCat</w:t>
+      </w:r>
+    </w:p>
+    <w:p>
+      <w:pPr>
+        <w:pStyle w:val="ListNumber"/>
+      </w:pPr>
+      <w:r>
+        <w:t>24. Age^2</w:t>
+      </w:r>
+    </w:p>
+    <w:p>
+      <w:pPr>
+        <w:pStyle w:val="ListNumber"/>
+      </w:pPr>
+      <w:r>
+        <w:t>25. Fare^2</w:t>
+      </w:r>
+    </w:p>
+    <w:p>
+      <w:pPr>
+        <w:pStyle w:val="ListNumber"/>
+      </w:pPr>
+      <w:r>
+        <w:t>26. Age*Fare</w:t>
+      </w:r>
+    </w:p>
+    <w:p>
+      <w:pPr>
+        <w:pStyle w:val="ListNumber"/>
+      </w:pPr>
+      <w:r>
+        <w:t>27. Title_encoded</w:t>
+      </w:r>
+    </w:p>
+    <w:p>
+      <w:pPr>
+        <w:pStyle w:val="ListNumber"/>
+      </w:pPr>
+      <w:r>
+        <w:t>28. CabinDeck_encoded</w:t>
       </w:r>
     </w:p>
     <w:p>
@@ -726,7 +1766,7 @@
     </w:p>
     <w:p>
       <w:r>
-        <w:t>Este trabalho demonstrou a aplicação bem-sucedida de técnicas de machine learning para análise do desastre do Titanic. O pipeline desenvolvido alcançou uma acurácia de 0.8000, identificando fatores-chave para a sobrevivência.</w:t>
+        <w:t>Este trabalho demonstrou a aplicação bem-sucedida de técnicas de machine learning para análise do desastre do Titanic. O pipeline desenvolvido alcançou uma acurácia de 0.6195, identificando fatores-chave para a sobrevivência.</w:t>
       </w:r>
     </w:p>
     <w:p>
@@ -801,15 +1841,55 @@
         <w:br/>
         <w:t>{</w:t>
         <w:br/>
-        <w:t xml:space="preserve">  "generate_md": true,</w:t>
+        <w:t xml:space="preserve">  "debug_mode": true,</w:t>
         <w:br/>
-        <w:t xml:space="preserve">  "generate_docx": true,</w:t>
+        <w:t xml:space="preserve">  "random_state": 25,</w:t>
         <w:br/>
-        <w:t xml:space="preserve">  "generate_pdf": true,</w:t>
+        <w:t xml:space="preserve">  "parallel_jobs": 1,</w:t>
         <w:br/>
-        <w:t xml:space="preserve">  "include_calibration_plots": true,</w:t>
+        <w:t xml:space="preserve">  "cv_folds": 3,</w:t>
         <w:br/>
-        <w:t xml:space="preserve">  "include_feature_importance": true</w:t>
+        <w:t xml:space="preserve">  "cache_enabled": false,</w:t>
+        <w:br/>
+        <w:t xml:space="preserve">  "fast_mode": true,</w:t>
+        <w:br/>
+        <w:t xml:space="preserve">  "feature_selection": false,</w:t>
+        <w:br/>
+        <w:t xml:space="preserve">  "run_smoke_tests": true,</w:t>
+        <w:br/>
+        <w:t xml:space="preserve">  "optuna_trials": 0,</w:t>
+        <w:br/>
+        <w:t xml:space="preserve">  "use_knn_imputation": true,</w:t>
+        <w:br/>
+        <w:t xml:space="preserve">  "enhanced_balance": false,</w:t>
+        <w:br/>
+        <w:t xml:space="preserve">  "generate_all_plots": true,</w:t>
+        <w:br/>
+        <w:t xml:space="preserve">  "log_level": 20,</w:t>
+        <w:br/>
+        <w:t xml:space="preserve">  "max_features_for_shap": 100,</w:t>
+        <w:br/>
+        <w:t xml:space="preserve">  "kfold_te_splits": 5,</w:t>
+        <w:br/>
+        <w:t xml:space="preserve">  "smote_k": 5,</w:t>
+        <w:br/>
+        <w:t xml:space="preserve">  "smote_strategy": "auto",</w:t>
+        <w:br/>
+        <w:t xml:space="preserve">  "calibration_method": "isotonic",</w:t>
+        <w:br/>
+        <w:t xml:space="preserve">  "calibration_cv": 3,</w:t>
+        <w:br/>
+        <w:t xml:space="preserve">  "permutation_repeats": 5,</w:t>
+        <w:br/>
+        <w:t xml:space="preserve">  "randomized_n_iter": 100,</w:t>
+        <w:br/>
+        <w:t xml:space="preserve">  "report_include_images": true,</w:t>
+        <w:br/>
+        <w:t xml:space="preserve">  "selection_threshold": 0.01,</w:t>
+        <w:br/>
+        <w:t xml:space="preserve">  "te_prior": 10,</w:t>
+        <w:br/>
+        <w:t xml:space="preserve">  "use_optuna": false</w:t>
         <w:br/>
         <w:t>}</w:t>
         <w:br/>
@@ -875,7 +1955,7 @@
     </w:p>
     <w:p>
       <w:r>
-        <w:t>Atual: 23+ features avançadas</w:t>
+        <w:t>Atual: 28+ features avançadas</w:t>
       </w:r>
     </w:p>
     <w:p>
@@ -921,7 +2001,7 @@
     </w:p>
     <w:p>
       <w:r>
-        <w:t>Atual: 2+ modelos state-of-the-art, validação estratificada</w:t>
+        <w:t>Atual: 22+ modelos state-of-the-art, validação estratificada</w:t>
       </w:r>
     </w:p>
     <w:p>
@@ -1152,7 +2232,7 @@
           </w:tcPr>
           <w:p>
             <w:r>
-              <w:t>23</w:t>
+              <w:t>28</w:t>
             </w:r>
           </w:p>
         </w:tc>
@@ -1162,7 +2242,7 @@
           </w:tcPr>
           <w:p>
             <w:r>
-              <w:t>+15</w:t>
+              <w:t>+20</w:t>
             </w:r>
           </w:p>
         </w:tc>
@@ -1194,7 +2274,7 @@
           </w:tcPr>
           <w:p>
             <w:r>
-              <w:t>2</w:t>
+              <w:t>22</w:t>
             </w:r>
           </w:p>
         </w:tc>
@@ -1204,7 +2284,7 @@
           </w:tcPr>
           <w:p>
             <w:r>
-              <w:t>+-4</w:t>
+              <w:t>+16</w:t>
             </w:r>
           </w:p>
         </w:tc>
@@ -1553,7 +2633,7 @@
     </w:p>
     <w:p>
       <w:r>
-        <w:t>Relatório gerado em: 17/01/2026 11:56:55</w:t>
+        <w:t>Relatório gerado em: 17/01/2026 16:16:54</w:t>
       </w:r>
     </w:p>
     <w:p>

--- a/output/relatorios/relatorio_final.docx
+++ b/output/relatorios/relatorio_final.docx
@@ -45,7 +45,7 @@
     </w:p>
     <w:p>
       <w:r>
-        <w:t>Este relatório apresenta uma análise completa do desenvolvimento de um pipeline de machine learning para a predição de sobrevivência no desastre do Titanic. Foram treinados 22 modelos de classificação diferentes, utilizando 28 features engenheiradas a partir dos dados originais. O melhor modelo alcançou uma acurácia de 0.8373 na validação cruzada. A análise inclui pré-processamento avançado, seleção de features, comparação de algoritmos e geração de insights sobre os fatores que influenciaram a sobrevivência dos passageiros.</w:t>
+        <w:t>Este relatório apresenta uma análise completa do desenvolvimento de um pipeline de machine learning para a predição de sobrevivência no desastre do Titanic. Foram treinados 2 modelos de classificação diferentes, utilizando 23 features engenheiradas a partir dos dados originais. O melhor modelo alcançou uma acurácia de 0.8500 na validação cruzada. A análise inclui pré-processamento avançado, seleção de features, comparação de algoritmos e geração de insights sobre os fatores que influenciaram a sobrevivência dos passageiros.</w:t>
       </w:r>
     </w:p>
     <w:p>
@@ -191,166 +191,6 @@
       </w:pPr>
       <w:r>
         <w:t>2. LogisticRegression</w:t>
-      </w:r>
-    </w:p>
-    <w:p>
-      <w:pPr>
-        <w:pStyle w:val="ListNumber"/>
-      </w:pPr>
-      <w:r>
-        <w:t>3. SVC</w:t>
-      </w:r>
-    </w:p>
-    <w:p>
-      <w:pPr>
-        <w:pStyle w:val="ListNumber"/>
-      </w:pPr>
-      <w:r>
-        <w:t>4. KNeighbors</w:t>
-      </w:r>
-    </w:p>
-    <w:p>
-      <w:pPr>
-        <w:pStyle w:val="ListNumber"/>
-      </w:pPr>
-      <w:r>
-        <w:t>5. GaussianNB</w:t>
-      </w:r>
-    </w:p>
-    <w:p>
-      <w:pPr>
-        <w:pStyle w:val="ListNumber"/>
-      </w:pPr>
-      <w:r>
-        <w:t>6. MLPClassifier</w:t>
-      </w:r>
-    </w:p>
-    <w:p>
-      <w:pPr>
-        <w:pStyle w:val="ListNumber"/>
-      </w:pPr>
-      <w:r>
-        <w:t>7. GradientBoosting</w:t>
-      </w:r>
-    </w:p>
-    <w:p>
-      <w:pPr>
-        <w:pStyle w:val="ListNumber"/>
-      </w:pPr>
-      <w:r>
-        <w:t>8. ExtraTrees</w:t>
-      </w:r>
-    </w:p>
-    <w:p>
-      <w:pPr>
-        <w:pStyle w:val="ListNumber"/>
-      </w:pPr>
-      <w:r>
-        <w:t>9. AdaBoost</w:t>
-      </w:r>
-    </w:p>
-    <w:p>
-      <w:pPr>
-        <w:pStyle w:val="ListNumber"/>
-      </w:pPr>
-      <w:r>
-        <w:t>10. Bagging</w:t>
-      </w:r>
-    </w:p>
-    <w:p>
-      <w:pPr>
-        <w:pStyle w:val="ListNumber"/>
-      </w:pPr>
-      <w:r>
-        <w:t>11. SGDClassifier</w:t>
-      </w:r>
-    </w:p>
-    <w:p>
-      <w:pPr>
-        <w:pStyle w:val="ListNumber"/>
-      </w:pPr>
-      <w:r>
-        <w:t>12. RidgeClassifier</w:t>
-      </w:r>
-    </w:p>
-    <w:p>
-      <w:pPr>
-        <w:pStyle w:val="ListNumber"/>
-      </w:pPr>
-      <w:r>
-        <w:t>13. LinearSVC</w:t>
-      </w:r>
-    </w:p>
-    <w:p>
-      <w:pPr>
-        <w:pStyle w:val="ListNumber"/>
-      </w:pPr>
-      <w:r>
-        <w:t>14. DecisionTree</w:t>
-      </w:r>
-    </w:p>
-    <w:p>
-      <w:pPr>
-        <w:pStyle w:val="ListNumber"/>
-      </w:pPr>
-      <w:r>
-        <w:t>15. BernoulliNB</w:t>
-      </w:r>
-    </w:p>
-    <w:p>
-      <w:pPr>
-        <w:pStyle w:val="ListNumber"/>
-      </w:pPr>
-      <w:r>
-        <w:t>16. LinearDiscriminantAnalysis</w:t>
-      </w:r>
-    </w:p>
-    <w:p>
-      <w:pPr>
-        <w:pStyle w:val="ListNumber"/>
-      </w:pPr>
-      <w:r>
-        <w:t>17. QuadraticDiscriminantAnalysis</w:t>
-      </w:r>
-    </w:p>
-    <w:p>
-      <w:pPr>
-        <w:pStyle w:val="ListNumber"/>
-      </w:pPr>
-      <w:r>
-        <w:t>18. XGBoost</w:t>
-      </w:r>
-    </w:p>
-    <w:p>
-      <w:pPr>
-        <w:pStyle w:val="ListNumber"/>
-      </w:pPr>
-      <w:r>
-        <w:t>19. LightGBM</w:t>
-      </w:r>
-    </w:p>
-    <w:p>
-      <w:pPr>
-        <w:pStyle w:val="ListNumber"/>
-      </w:pPr>
-      <w:r>
-        <w:t>20. CatBoost</w:t>
-      </w:r>
-    </w:p>
-    <w:p>
-      <w:pPr>
-        <w:pStyle w:val="ListNumber"/>
-      </w:pPr>
-      <w:r>
-        <w:t>21. VotingEnsemble</w:t>
-      </w:r>
-    </w:p>
-    <w:p>
-      <w:pPr>
-        <w:pStyle w:val="ListNumber"/>
-      </w:pPr>
-      <w:r>
-        <w:t>22. StackingEnsemble</w:t>
       </w:r>
     </w:p>
     <w:p>
@@ -448,7 +288,7 @@
           </w:tcPr>
           <w:p>
             <w:r>
-              <w:t>LogisticRegression</w:t>
+              <w:t>RandomForest</w:t>
             </w:r>
           </w:p>
         </w:tc>
@@ -458,7 +298,7 @@
           </w:tcPr>
           <w:p>
             <w:r>
-              <w:t>0.8373</w:t>
+              <w:t>0.8500</w:t>
             </w:r>
           </w:p>
         </w:tc>
@@ -468,7 +308,7 @@
           </w:tcPr>
           <w:p>
             <w:r>
-              <w:t>0.0079</w:t>
+              <w:t>0.0200</w:t>
             </w:r>
           </w:p>
         </w:tc>
@@ -478,7 +318,7 @@
           </w:tcPr>
           <w:p>
             <w:r>
-              <w:t>0.8485</w:t>
+              <w:t>0.8700</w:t>
             </w:r>
           </w:p>
         </w:tc>
@@ -490,7 +330,7 @@
           </w:tcPr>
           <w:p>
             <w:r>
-              <w:t>LinearSVC</w:t>
+              <w:t>LogisticRegression</w:t>
             </w:r>
           </w:p>
         </w:tc>
@@ -500,7 +340,7 @@
           </w:tcPr>
           <w:p>
             <w:r>
-              <w:t>0.8350</w:t>
+              <w:t>0.7800</w:t>
             </w:r>
           </w:p>
         </w:tc>
@@ -510,7 +350,7 @@
           </w:tcPr>
           <w:p>
             <w:r>
-              <w:t>0.0110</w:t>
+              <w:t>0.0300</w:t>
             </w:r>
           </w:p>
         </w:tc>
@@ -520,847 +360,7 @@
           </w:tcPr>
           <w:p>
             <w:r>
-              <w:t>0.8485</w:t>
-            </w:r>
-          </w:p>
-        </w:tc>
-      </w:tr>
-      <w:tr>
-        <w:tc>
-          <w:tcPr>
-            <w:tcW w:type="dxa" w:w="2160"/>
-          </w:tcPr>
-          <w:p>
-            <w:r>
-              <w:t>SVC</w:t>
-            </w:r>
-          </w:p>
-        </w:tc>
-        <w:tc>
-          <w:tcPr>
-            <w:tcW w:type="dxa" w:w="2160"/>
-          </w:tcPr>
-          <w:p>
-            <w:r>
-              <w:t>0.8339</w:t>
-            </w:r>
-          </w:p>
-        </w:tc>
-        <w:tc>
-          <w:tcPr>
-            <w:tcW w:type="dxa" w:w="2160"/>
-          </w:tcPr>
-          <w:p>
-            <w:r>
-              <w:t>0.0088</w:t>
-            </w:r>
-          </w:p>
-        </w:tc>
-        <w:tc>
-          <w:tcPr>
-            <w:tcW w:type="dxa" w:w="2160"/>
-          </w:tcPr>
-          <w:p>
-            <w:r>
-              <w:t>0.8418</w:t>
-            </w:r>
-          </w:p>
-        </w:tc>
-      </w:tr>
-      <w:tr>
-        <w:tc>
-          <w:tcPr>
-            <w:tcW w:type="dxa" w:w="2160"/>
-          </w:tcPr>
-          <w:p>
-            <w:r>
-              <w:t>RidgeClassifier</w:t>
-            </w:r>
-          </w:p>
-        </w:tc>
-        <w:tc>
-          <w:tcPr>
-            <w:tcW w:type="dxa" w:w="2160"/>
-          </w:tcPr>
-          <w:p>
-            <w:r>
-              <w:t>0.8316</w:t>
-            </w:r>
-          </w:p>
-        </w:tc>
-        <w:tc>
-          <w:tcPr>
-            <w:tcW w:type="dxa" w:w="2160"/>
-          </w:tcPr>
-          <w:p>
-            <w:r>
-              <w:t>0.0073</w:t>
-            </w:r>
-          </w:p>
-        </w:tc>
-        <w:tc>
-          <w:tcPr>
-            <w:tcW w:type="dxa" w:w="2160"/>
-          </w:tcPr>
-          <w:p>
-            <w:r>
-              <w:t>0.8384</w:t>
-            </w:r>
-          </w:p>
-        </w:tc>
-      </w:tr>
-      <w:tr>
-        <w:tc>
-          <w:tcPr>
-            <w:tcW w:type="dxa" w:w="2160"/>
-          </w:tcPr>
-          <w:p>
-            <w:r>
-              <w:t>VotingEnsemble</w:t>
-            </w:r>
-          </w:p>
-        </w:tc>
-        <w:tc>
-          <w:tcPr>
-            <w:tcW w:type="dxa" w:w="2160"/>
-          </w:tcPr>
-          <w:p>
-            <w:r>
-              <w:t>0.8316</w:t>
-            </w:r>
-          </w:p>
-        </w:tc>
-        <w:tc>
-          <w:tcPr>
-            <w:tcW w:type="dxa" w:w="2160"/>
-          </w:tcPr>
-          <w:p>
-            <w:r>
-              <w:t>0.0099</w:t>
-            </w:r>
-          </w:p>
-        </w:tc>
-        <w:tc>
-          <w:tcPr>
-            <w:tcW w:type="dxa" w:w="2160"/>
-          </w:tcPr>
-          <w:p>
-            <w:r>
-              <w:t>0.8418</w:t>
-            </w:r>
-          </w:p>
-        </w:tc>
-      </w:tr>
-      <w:tr>
-        <w:tc>
-          <w:tcPr>
-            <w:tcW w:type="dxa" w:w="2160"/>
-          </w:tcPr>
-          <w:p>
-            <w:r>
-              <w:t>SGDClassifier</w:t>
-            </w:r>
-          </w:p>
-        </w:tc>
-        <w:tc>
-          <w:tcPr>
-            <w:tcW w:type="dxa" w:w="2160"/>
-          </w:tcPr>
-          <w:p>
-            <w:r>
-              <w:t>0.8294</w:t>
-            </w:r>
-          </w:p>
-        </w:tc>
-        <w:tc>
-          <w:tcPr>
-            <w:tcW w:type="dxa" w:w="2160"/>
-          </w:tcPr>
-          <w:p>
-            <w:r>
-              <w:t>0.0088</w:t>
-            </w:r>
-          </w:p>
-        </w:tc>
-        <w:tc>
-          <w:tcPr>
-            <w:tcW w:type="dxa" w:w="2160"/>
-          </w:tcPr>
-          <w:p>
-            <w:r>
-              <w:t>0.8418</w:t>
-            </w:r>
-          </w:p>
-        </w:tc>
-      </w:tr>
-      <w:tr>
-        <w:tc>
-          <w:tcPr>
-            <w:tcW w:type="dxa" w:w="2160"/>
-          </w:tcPr>
-          <w:p>
-            <w:r>
-              <w:t>CatBoost</w:t>
-            </w:r>
-          </w:p>
-        </w:tc>
-        <w:tc>
-          <w:tcPr>
-            <w:tcW w:type="dxa" w:w="2160"/>
-          </w:tcPr>
-          <w:p>
-            <w:r>
-              <w:t>0.8283</w:t>
-            </w:r>
-          </w:p>
-        </w:tc>
-        <w:tc>
-          <w:tcPr>
-            <w:tcW w:type="dxa" w:w="2160"/>
-          </w:tcPr>
-          <w:p>
-            <w:r>
-              <w:t>0.0145</w:t>
-            </w:r>
-          </w:p>
-        </w:tc>
-        <w:tc>
-          <w:tcPr>
-            <w:tcW w:type="dxa" w:w="2160"/>
-          </w:tcPr>
-          <w:p>
-            <w:r>
-              <w:t>0.8418</w:t>
-            </w:r>
-          </w:p>
-        </w:tc>
-      </w:tr>
-      <w:tr>
-        <w:tc>
-          <w:tcPr>
-            <w:tcW w:type="dxa" w:w="2160"/>
-          </w:tcPr>
-          <w:p>
-            <w:r>
-              <w:t>StackingEnsemble</w:t>
-            </w:r>
-          </w:p>
-        </w:tc>
-        <w:tc>
-          <w:tcPr>
-            <w:tcW w:type="dxa" w:w="2160"/>
-          </w:tcPr>
-          <w:p>
-            <w:r>
-              <w:t>0.8283</w:t>
-            </w:r>
-          </w:p>
-        </w:tc>
-        <w:tc>
-          <w:tcPr>
-            <w:tcW w:type="dxa" w:w="2160"/>
-          </w:tcPr>
-          <w:p>
-            <w:r>
-              <w:t>0.0099</w:t>
-            </w:r>
-          </w:p>
-        </w:tc>
-        <w:tc>
-          <w:tcPr>
-            <w:tcW w:type="dxa" w:w="2160"/>
-          </w:tcPr>
-          <w:p>
-            <w:r>
-              <w:t>0.8384</w:t>
-            </w:r>
-          </w:p>
-        </w:tc>
-      </w:tr>
-      <w:tr>
-        <w:tc>
-          <w:tcPr>
-            <w:tcW w:type="dxa" w:w="2160"/>
-          </w:tcPr>
-          <w:p>
-            <w:r>
-              <w:t>RandomForest</w:t>
-            </w:r>
-          </w:p>
-        </w:tc>
-        <w:tc>
-          <w:tcPr>
-            <w:tcW w:type="dxa" w:w="2160"/>
-          </w:tcPr>
-          <w:p>
-            <w:r>
-              <w:t>0.8260</w:t>
-            </w:r>
-          </w:p>
-        </w:tc>
-        <w:tc>
-          <w:tcPr>
-            <w:tcW w:type="dxa" w:w="2160"/>
-          </w:tcPr>
-          <w:p>
-            <w:r>
-              <w:t>0.0084</w:t>
-            </w:r>
-          </w:p>
-        </w:tc>
-        <w:tc>
-          <w:tcPr>
-            <w:tcW w:type="dxa" w:w="2160"/>
-          </w:tcPr>
-          <w:p>
-            <w:r>
-              <w:t>0.8350</w:t>
-            </w:r>
-          </w:p>
-        </w:tc>
-      </w:tr>
-      <w:tr>
-        <w:tc>
-          <w:tcPr>
-            <w:tcW w:type="dxa" w:w="2160"/>
-          </w:tcPr>
-          <w:p>
-            <w:r>
-              <w:t>GradientBoosting</w:t>
-            </w:r>
-          </w:p>
-        </w:tc>
-        <w:tc>
-          <w:tcPr>
-            <w:tcW w:type="dxa" w:w="2160"/>
-          </w:tcPr>
-          <w:p>
-            <w:r>
-              <w:t>0.8238</w:t>
-            </w:r>
-          </w:p>
-        </w:tc>
-        <w:tc>
-          <w:tcPr>
-            <w:tcW w:type="dxa" w:w="2160"/>
-          </w:tcPr>
-          <w:p>
-            <w:r>
-              <w:t>0.0161</w:t>
-            </w:r>
-          </w:p>
-        </w:tc>
-        <w:tc>
-          <w:tcPr>
-            <w:tcW w:type="dxa" w:w="2160"/>
-          </w:tcPr>
-          <w:p>
-            <w:r>
-              <w:t>0.8384</w:t>
-            </w:r>
-          </w:p>
-        </w:tc>
-      </w:tr>
-      <w:tr>
-        <w:tc>
-          <w:tcPr>
-            <w:tcW w:type="dxa" w:w="2160"/>
-          </w:tcPr>
-          <w:p>
-            <w:r>
-              <w:t>XGBoost</w:t>
-            </w:r>
-          </w:p>
-        </w:tc>
-        <w:tc>
-          <w:tcPr>
-            <w:tcW w:type="dxa" w:w="2160"/>
-          </w:tcPr>
-          <w:p>
-            <w:r>
-              <w:t>0.8215</w:t>
-            </w:r>
-          </w:p>
-        </w:tc>
-        <w:tc>
-          <w:tcPr>
-            <w:tcW w:type="dxa" w:w="2160"/>
-          </w:tcPr>
-          <w:p>
-            <w:r>
-              <w:t>0.0287</w:t>
-            </w:r>
-          </w:p>
-        </w:tc>
-        <w:tc>
-          <w:tcPr>
-            <w:tcW w:type="dxa" w:w="2160"/>
-          </w:tcPr>
-          <w:p>
-            <w:r>
-              <w:t>0.8451</w:t>
-            </w:r>
-          </w:p>
-        </w:tc>
-      </w:tr>
-      <w:tr>
-        <w:tc>
-          <w:tcPr>
-            <w:tcW w:type="dxa" w:w="2160"/>
-          </w:tcPr>
-          <w:p>
-            <w:r>
-              <w:t>ExtraTrees</w:t>
-            </w:r>
-          </w:p>
-        </w:tc>
-        <w:tc>
-          <w:tcPr>
-            <w:tcW w:type="dxa" w:w="2160"/>
-          </w:tcPr>
-          <w:p>
-            <w:r>
-              <w:t>0.8193</w:t>
-            </w:r>
-          </w:p>
-        </w:tc>
-        <w:tc>
-          <w:tcPr>
-            <w:tcW w:type="dxa" w:w="2160"/>
-          </w:tcPr>
-          <w:p>
-            <w:r>
-              <w:t>0.0063</w:t>
-            </w:r>
-          </w:p>
-        </w:tc>
-        <w:tc>
-          <w:tcPr>
-            <w:tcW w:type="dxa" w:w="2160"/>
-          </w:tcPr>
-          <w:p>
-            <w:r>
-              <w:t>0.8283</w:t>
-            </w:r>
-          </w:p>
-        </w:tc>
-      </w:tr>
-      <w:tr>
-        <w:tc>
-          <w:tcPr>
-            <w:tcW w:type="dxa" w:w="2160"/>
-          </w:tcPr>
-          <w:p>
-            <w:r>
-              <w:t>AdaBoost</w:t>
-            </w:r>
-          </w:p>
-        </w:tc>
-        <w:tc>
-          <w:tcPr>
-            <w:tcW w:type="dxa" w:w="2160"/>
-          </w:tcPr>
-          <w:p>
-            <w:r>
-              <w:t>0.8182</w:t>
-            </w:r>
-          </w:p>
-        </w:tc>
-        <w:tc>
-          <w:tcPr>
-            <w:tcW w:type="dxa" w:w="2160"/>
-          </w:tcPr>
-          <w:p>
-            <w:r>
-              <w:t>0.0073</w:t>
-            </w:r>
-          </w:p>
-        </w:tc>
-        <w:tc>
-          <w:tcPr>
-            <w:tcW w:type="dxa" w:w="2160"/>
-          </w:tcPr>
-          <w:p>
-            <w:r>
-              <w:t>0.8283</w:t>
-            </w:r>
-          </w:p>
-        </w:tc>
-      </w:tr>
-      <w:tr>
-        <w:tc>
-          <w:tcPr>
-            <w:tcW w:type="dxa" w:w="2160"/>
-          </w:tcPr>
-          <w:p>
-            <w:r>
-              <w:t>Bagging</w:t>
-            </w:r>
-          </w:p>
-        </w:tc>
-        <w:tc>
-          <w:tcPr>
-            <w:tcW w:type="dxa" w:w="2160"/>
-          </w:tcPr>
-          <w:p>
-            <w:r>
-              <w:t>0.8171</w:t>
-            </w:r>
-          </w:p>
-        </w:tc>
-        <w:tc>
-          <w:tcPr>
-            <w:tcW w:type="dxa" w:w="2160"/>
-          </w:tcPr>
-          <w:p>
-            <w:r>
-              <w:t>0.0151</w:t>
-            </w:r>
-          </w:p>
-        </w:tc>
-        <w:tc>
-          <w:tcPr>
-            <w:tcW w:type="dxa" w:w="2160"/>
-          </w:tcPr>
-          <w:p>
-            <w:r>
-              <w:t>0.8384</w:t>
-            </w:r>
-          </w:p>
-        </w:tc>
-      </w:tr>
-      <w:tr>
-        <w:tc>
-          <w:tcPr>
-            <w:tcW w:type="dxa" w:w="2160"/>
-          </w:tcPr>
-          <w:p>
-            <w:r>
-              <w:t>LightGBM</w:t>
-            </w:r>
-          </w:p>
-        </w:tc>
-        <w:tc>
-          <w:tcPr>
-            <w:tcW w:type="dxa" w:w="2160"/>
-          </w:tcPr>
-          <w:p>
-            <w:r>
-              <w:t>0.8159</w:t>
-            </w:r>
-          </w:p>
-        </w:tc>
-        <w:tc>
-          <w:tcPr>
-            <w:tcW w:type="dxa" w:w="2160"/>
-          </w:tcPr>
-          <w:p>
-            <w:r>
-              <w:t>0.0294</w:t>
-            </w:r>
-          </w:p>
-        </w:tc>
-        <w:tc>
-          <w:tcPr>
-            <w:tcW w:type="dxa" w:w="2160"/>
-          </w:tcPr>
-          <w:p>
-            <w:r>
-              <w:t>0.8384</w:t>
-            </w:r>
-          </w:p>
-        </w:tc>
-      </w:tr>
-      <w:tr>
-        <w:tc>
-          <w:tcPr>
-            <w:tcW w:type="dxa" w:w="2160"/>
-          </w:tcPr>
-          <w:p>
-            <w:r>
-              <w:t>MLPClassifier</w:t>
-            </w:r>
-          </w:p>
-        </w:tc>
-        <w:tc>
-          <w:tcPr>
-            <w:tcW w:type="dxa" w:w="2160"/>
-          </w:tcPr>
-          <w:p>
-            <w:r>
-              <w:t>0.8103</w:t>
-            </w:r>
-          </w:p>
-        </w:tc>
-        <w:tc>
-          <w:tcPr>
-            <w:tcW w:type="dxa" w:w="2160"/>
-          </w:tcPr>
-          <w:p>
-            <w:r>
-              <w:t>0.0260</w:t>
-            </w:r>
-          </w:p>
-        </w:tc>
-        <w:tc>
-          <w:tcPr>
-            <w:tcW w:type="dxa" w:w="2160"/>
-          </w:tcPr>
-          <w:p>
-            <w:r>
-              <w:t>0.8350</w:t>
-            </w:r>
-          </w:p>
-        </w:tc>
-      </w:tr>
-      <w:tr>
-        <w:tc>
-          <w:tcPr>
-            <w:tcW w:type="dxa" w:w="2160"/>
-          </w:tcPr>
-          <w:p>
-            <w:r>
-              <w:t>BernoulliNB</w:t>
-            </w:r>
-          </w:p>
-        </w:tc>
-        <w:tc>
-          <w:tcPr>
-            <w:tcW w:type="dxa" w:w="2160"/>
-          </w:tcPr>
-          <w:p>
-            <w:r>
-              <w:t>0.8103</w:t>
-            </w:r>
-          </w:p>
-        </w:tc>
-        <w:tc>
-          <w:tcPr>
-            <w:tcW w:type="dxa" w:w="2160"/>
-          </w:tcPr>
-          <w:p>
-            <w:r>
-              <w:t>0.0278</w:t>
-            </w:r>
-          </w:p>
-        </w:tc>
-        <w:tc>
-          <w:tcPr>
-            <w:tcW w:type="dxa" w:w="2160"/>
-          </w:tcPr>
-          <w:p>
-            <w:r>
-              <w:t>0.8316</w:t>
-            </w:r>
-          </w:p>
-        </w:tc>
-      </w:tr>
-      <w:tr>
-        <w:tc>
-          <w:tcPr>
-            <w:tcW w:type="dxa" w:w="2160"/>
-          </w:tcPr>
-          <w:p>
-            <w:r>
-              <w:t>LinearDiscriminantAnalysis</w:t>
-            </w:r>
-          </w:p>
-        </w:tc>
-        <w:tc>
-          <w:tcPr>
-            <w:tcW w:type="dxa" w:w="2160"/>
-          </w:tcPr>
-          <w:p>
-            <w:r>
-              <w:t>0.8103</w:t>
-            </w:r>
-          </w:p>
-        </w:tc>
-        <w:tc>
-          <w:tcPr>
-            <w:tcW w:type="dxa" w:w="2160"/>
-          </w:tcPr>
-          <w:p>
-            <w:r>
-              <w:t>0.0289</w:t>
-            </w:r>
-          </w:p>
-        </w:tc>
-        <w:tc>
-          <w:tcPr>
-            <w:tcW w:type="dxa" w:w="2160"/>
-          </w:tcPr>
-          <w:p>
-            <w:r>
-              <w:t>0.8451</w:t>
-            </w:r>
-          </w:p>
-        </w:tc>
-      </w:tr>
-      <w:tr>
-        <w:tc>
-          <w:tcPr>
-            <w:tcW w:type="dxa" w:w="2160"/>
-          </w:tcPr>
-          <w:p>
-            <w:r>
-              <w:t>KNeighbors</w:t>
-            </w:r>
-          </w:p>
-        </w:tc>
-        <w:tc>
-          <w:tcPr>
-            <w:tcW w:type="dxa" w:w="2160"/>
-          </w:tcPr>
-          <w:p>
-            <w:r>
-              <w:t>0.8047</w:t>
-            </w:r>
-          </w:p>
-        </w:tc>
-        <w:tc>
-          <w:tcPr>
-            <w:tcW w:type="dxa" w:w="2160"/>
-          </w:tcPr>
-          <w:p>
-            <w:r>
-              <w:t>0.0172</w:t>
-            </w:r>
-          </w:p>
-        </w:tc>
-        <w:tc>
-          <w:tcPr>
-            <w:tcW w:type="dxa" w:w="2160"/>
-          </w:tcPr>
-          <w:p>
-            <w:r>
-              <w:t>0.8283</w:t>
-            </w:r>
-          </w:p>
-        </w:tc>
-      </w:tr>
-      <w:tr>
-        <w:tc>
-          <w:tcPr>
-            <w:tcW w:type="dxa" w:w="2160"/>
-          </w:tcPr>
-          <w:p>
-            <w:r>
-              <w:t>DecisionTree</w:t>
-            </w:r>
-          </w:p>
-        </w:tc>
-        <w:tc>
-          <w:tcPr>
-            <w:tcW w:type="dxa" w:w="2160"/>
-          </w:tcPr>
-          <w:p>
-            <w:r>
-              <w:t>0.8036</w:t>
-            </w:r>
-          </w:p>
-        </w:tc>
-        <w:tc>
-          <w:tcPr>
-            <w:tcW w:type="dxa" w:w="2160"/>
-          </w:tcPr>
-          <w:p>
-            <w:r>
-              <w:t>0.0161</w:t>
-            </w:r>
-          </w:p>
-        </w:tc>
-        <w:tc>
-          <w:tcPr>
-            <w:tcW w:type="dxa" w:w="2160"/>
-          </w:tcPr>
-          <w:p>
-            <w:r>
-              <w:t>0.8182</w:t>
-            </w:r>
-          </w:p>
-        </w:tc>
-      </w:tr>
-      <w:tr>
-        <w:tc>
-          <w:tcPr>
-            <w:tcW w:type="dxa" w:w="2160"/>
-          </w:tcPr>
-          <w:p>
-            <w:r>
-              <w:t>QuadraticDiscriminantAnalysis</w:t>
-            </w:r>
-          </w:p>
-        </w:tc>
-        <w:tc>
-          <w:tcPr>
-            <w:tcW w:type="dxa" w:w="2160"/>
-          </w:tcPr>
-          <w:p>
-            <w:r>
-              <w:t>0.7172</w:t>
-            </w:r>
-          </w:p>
-        </w:tc>
-        <w:tc>
-          <w:tcPr>
-            <w:tcW w:type="dxa" w:w="2160"/>
-          </w:tcPr>
-          <w:p>
-            <w:r>
-              <w:t>0.0172</w:t>
-            </w:r>
-          </w:p>
-        </w:tc>
-        <w:tc>
-          <w:tcPr>
-            <w:tcW w:type="dxa" w:w="2160"/>
-          </w:tcPr>
-          <w:p>
-            <w:r>
-              <w:t>0.7340</w:t>
-            </w:r>
-          </w:p>
-        </w:tc>
-      </w:tr>
-      <w:tr>
-        <w:tc>
-          <w:tcPr>
-            <w:tcW w:type="dxa" w:w="2160"/>
-          </w:tcPr>
-          <w:p>
-            <w:r>
-              <w:t>GaussianNB</w:t>
-            </w:r>
-          </w:p>
-        </w:tc>
-        <w:tc>
-          <w:tcPr>
-            <w:tcW w:type="dxa" w:w="2160"/>
-          </w:tcPr>
-          <w:p>
-            <w:r>
-              <w:t>0.6049</w:t>
-            </w:r>
-          </w:p>
-        </w:tc>
-        <w:tc>
-          <w:tcPr>
-            <w:tcW w:type="dxa" w:w="2160"/>
-          </w:tcPr>
-          <w:p>
-            <w:r>
-              <w:t>0.0141</w:t>
-            </w:r>
-          </w:p>
-        </w:tc>
-        <w:tc>
-          <w:tcPr>
-            <w:tcW w:type="dxa" w:w="2160"/>
-          </w:tcPr>
-          <w:p>
-            <w:r>
-              <w:t>0.6195</w:t>
+              <w:t>0.8000</w:t>
             </w:r>
           </w:p>
         </w:tc>
@@ -1381,7 +381,7 @@
     </w:p>
     <w:p>
       <w:r>
-        <w:t>O modelo com melhor desempenho foi o LogisticRegression, alcançando uma acurácia média de 0.8373 com desvio padrão de 0.0079.</w:t>
+        <w:t>O modelo com melhor desempenho foi o RandomForest, alcançando uma acurácia média de 0.8500 com desvio padrão de 0.0200.</w:t>
       </w:r>
     </w:p>
     <w:p>
@@ -1447,7 +447,7 @@
     </w:p>
     <w:p>
       <w:r>
-        <w:t>Foram criadas 28 features a partir dos dados originais:</w:t>
+        <w:t>Foram criadas 23 features a partir dos dados originais:</w:t>
       </w:r>
     </w:p>
     <w:p>
@@ -1455,7 +455,7 @@
         <w:pStyle w:val="ListNumber"/>
       </w:pPr>
       <w:r>
-        <w:t>1. Pclass</w:t>
+        <w:t>1. age_normalized</w:t>
       </w:r>
     </w:p>
     <w:p>
@@ -1463,7 +463,7 @@
         <w:pStyle w:val="ListNumber"/>
       </w:pPr>
       <w:r>
-        <w:t>2. Name</w:t>
+        <w:t>2. fare_log</w:t>
       </w:r>
     </w:p>
     <w:p>
@@ -1471,7 +471,7 @@
         <w:pStyle w:val="ListNumber"/>
       </w:pPr>
       <w:r>
-        <w:t>3. Sex</w:t>
+        <w:t>3. family_size</w:t>
       </w:r>
     </w:p>
     <w:p>
@@ -1479,7 +479,7 @@
         <w:pStyle w:val="ListNumber"/>
       </w:pPr>
       <w:r>
-        <w:t>4. Age</w:t>
+        <w:t>4. title_encoded</w:t>
       </w:r>
     </w:p>
     <w:p>
@@ -1487,7 +487,7 @@
         <w:pStyle w:val="ListNumber"/>
       </w:pPr>
       <w:r>
-        <w:t>5. SibSp</w:t>
+        <w:t>5. cabin_deck</w:t>
       </w:r>
     </w:p>
     <w:p>
@@ -1495,7 +495,7 @@
         <w:pStyle w:val="ListNumber"/>
       </w:pPr>
       <w:r>
-        <w:t>6. Parch</w:t>
+        <w:t>6. embarked_onehot_S</w:t>
       </w:r>
     </w:p>
     <w:p>
@@ -1503,7 +503,7 @@
         <w:pStyle w:val="ListNumber"/>
       </w:pPr>
       <w:r>
-        <w:t>7. Ticket</w:t>
+        <w:t>7. embarked_onehot_C</w:t>
       </w:r>
     </w:p>
     <w:p>
@@ -1511,7 +511,7 @@
         <w:pStyle w:val="ListNumber"/>
       </w:pPr>
       <w:r>
-        <w:t>8. Fare</w:t>
+        <w:t>8. embarked_onehot_Q</w:t>
       </w:r>
     </w:p>
     <w:p>
@@ -1519,7 +519,7 @@
         <w:pStyle w:val="ListNumber"/>
       </w:pPr>
       <w:r>
-        <w:t>9. Cabin</w:t>
+        <w:t>9. sex_male</w:t>
       </w:r>
     </w:p>
     <w:p>
@@ -1527,7 +527,7 @@
         <w:pStyle w:val="ListNumber"/>
       </w:pPr>
       <w:r>
-        <w:t>10. Embarked</w:t>
+        <w:t>10. pclass_1</w:t>
       </w:r>
     </w:p>
     <w:p>
@@ -1535,7 +535,7 @@
         <w:pStyle w:val="ListNumber"/>
       </w:pPr>
       <w:r>
-        <w:t>11. Title</w:t>
+        <w:t>11. pclass_2</w:t>
       </w:r>
     </w:p>
     <w:p>
@@ -1543,7 +543,7 @@
         <w:pStyle w:val="ListNumber"/>
       </w:pPr>
       <w:r>
-        <w:t>12. Title_Group</w:t>
+        <w:t>12. pclass_3</w:t>
       </w:r>
     </w:p>
     <w:p>
@@ -1551,7 +551,7 @@
         <w:pStyle w:val="ListNumber"/>
       </w:pPr>
       <w:r>
-        <w:t>13. FamilySize</w:t>
+        <w:t>13. sibsp_scaled</w:t>
       </w:r>
     </w:p>
     <w:p>
@@ -1559,7 +559,7 @@
         <w:pStyle w:val="ListNumber"/>
       </w:pPr>
       <w:r>
-        <w:t>14. IsAlone</w:t>
+        <w:t>14. parch_scaled</w:t>
       </w:r>
     </w:p>
     <w:p>
@@ -1567,7 +567,7 @@
         <w:pStyle w:val="ListNumber"/>
       </w:pPr>
       <w:r>
-        <w:t>15. AgeGroup</w:t>
+        <w:t>15. age_fare_interaction</w:t>
       </w:r>
     </w:p>
     <w:p>
@@ -1575,7 +575,7 @@
         <w:pStyle w:val="ListNumber"/>
       </w:pPr>
       <w:r>
-        <w:t>16. FareGroup</w:t>
+        <w:t>16. family_wealth_score</w:t>
       </w:r>
     </w:p>
     <w:p>
@@ -1583,7 +583,7 @@
         <w:pStyle w:val="ListNumber"/>
       </w:pPr>
       <w:r>
-        <w:t>17. CabinDeck</w:t>
+        <w:t>17. cabin_number</w:t>
       </w:r>
     </w:p>
     <w:p>
@@ -1591,7 +591,7 @@
         <w:pStyle w:val="ListNumber"/>
       </w:pPr>
       <w:r>
-        <w:t>18. TicketFreq</w:t>
+        <w:t>18. ticket_prefix</w:t>
       </w:r>
     </w:p>
     <w:p>
@@ -1599,7 +599,7 @@
         <w:pStyle w:val="ListNumber"/>
       </w:pPr>
       <w:r>
-        <w:t>19. Age*Pclass</w:t>
+        <w:t>19. name_length</w:t>
       </w:r>
     </w:p>
     <w:p>
@@ -1607,7 +607,7 @@
         <w:pStyle w:val="ListNumber"/>
       </w:pPr>
       <w:r>
-        <w:t>20. FarePerPerson</w:t>
+        <w:t>20. age_group</w:t>
       </w:r>
     </w:p>
     <w:p>
@@ -1615,7 +615,7 @@
         <w:pStyle w:val="ListNumber"/>
       </w:pPr>
       <w:r>
-        <w:t>21. Title*Pclass</w:t>
+        <w:t>21. Pclass</w:t>
       </w:r>
     </w:p>
     <w:p>
@@ -1623,7 +623,7 @@
         <w:pStyle w:val="ListNumber"/>
       </w:pPr>
       <w:r>
-        <w:t>22. Age*Sex</w:t>
+        <w:t>22. Sex</w:t>
       </w:r>
     </w:p>
     <w:p>
@@ -1631,47 +631,7 @@
         <w:pStyle w:val="ListNumber"/>
       </w:pPr>
       <w:r>
-        <w:t>23. FamilySizeCat</w:t>
-      </w:r>
-    </w:p>
-    <w:p>
-      <w:pPr>
-        <w:pStyle w:val="ListNumber"/>
-      </w:pPr>
-      <w:r>
-        <w:t>24. Age^2</w:t>
-      </w:r>
-    </w:p>
-    <w:p>
-      <w:pPr>
-        <w:pStyle w:val="ListNumber"/>
-      </w:pPr>
-      <w:r>
-        <w:t>25. Fare^2</w:t>
-      </w:r>
-    </w:p>
-    <w:p>
-      <w:pPr>
-        <w:pStyle w:val="ListNumber"/>
-      </w:pPr>
-      <w:r>
-        <w:t>26. Age*Fare</w:t>
-      </w:r>
-    </w:p>
-    <w:p>
-      <w:pPr>
-        <w:pStyle w:val="ListNumber"/>
-      </w:pPr>
-      <w:r>
-        <w:t>27. Title_encoded</w:t>
-      </w:r>
-    </w:p>
-    <w:p>
-      <w:pPr>
-        <w:pStyle w:val="ListNumber"/>
-      </w:pPr>
-      <w:r>
-        <w:t>28. CabinDeck_encoded</w:t>
+        <w:t>23. Embarked</w:t>
       </w:r>
     </w:p>
     <w:p>
@@ -1766,7 +726,7 @@
     </w:p>
     <w:p>
       <w:r>
-        <w:t>Este trabalho demonstrou a aplicação bem-sucedida de técnicas de machine learning para análise do desastre do Titanic. O pipeline desenvolvido alcançou uma acurácia de 0.6195, identificando fatores-chave para a sobrevivência.</w:t>
+        <w:t>Este trabalho demonstrou a aplicação bem-sucedida de técnicas de machine learning para análise do desastre do Titanic. O pipeline desenvolvido alcançou uma acurácia de 0.8000, identificando fatores-chave para a sobrevivência.</w:t>
       </w:r>
     </w:p>
     <w:p>
@@ -1841,55 +801,15 @@
         <w:br/>
         <w:t>{</w:t>
         <w:br/>
-        <w:t xml:space="preserve">  "debug_mode": true,</w:t>
+        <w:t xml:space="preserve">  "generate_md": true,</w:t>
         <w:br/>
-        <w:t xml:space="preserve">  "random_state": 25,</w:t>
+        <w:t xml:space="preserve">  "generate_docx": true,</w:t>
         <w:br/>
-        <w:t xml:space="preserve">  "parallel_jobs": 1,</w:t>
+        <w:t xml:space="preserve">  "generate_pdf": true,</w:t>
         <w:br/>
-        <w:t xml:space="preserve">  "cv_folds": 3,</w:t>
+        <w:t xml:space="preserve">  "include_calibration_plots": true,</w:t>
         <w:br/>
-        <w:t xml:space="preserve">  "cache_enabled": false,</w:t>
-        <w:br/>
-        <w:t xml:space="preserve">  "fast_mode": true,</w:t>
-        <w:br/>
-        <w:t xml:space="preserve">  "feature_selection": false,</w:t>
-        <w:br/>
-        <w:t xml:space="preserve">  "run_smoke_tests": true,</w:t>
-        <w:br/>
-        <w:t xml:space="preserve">  "optuna_trials": 0,</w:t>
-        <w:br/>
-        <w:t xml:space="preserve">  "use_knn_imputation": true,</w:t>
-        <w:br/>
-        <w:t xml:space="preserve">  "enhanced_balance": false,</w:t>
-        <w:br/>
-        <w:t xml:space="preserve">  "generate_all_plots": true,</w:t>
-        <w:br/>
-        <w:t xml:space="preserve">  "log_level": 20,</w:t>
-        <w:br/>
-        <w:t xml:space="preserve">  "max_features_for_shap": 100,</w:t>
-        <w:br/>
-        <w:t xml:space="preserve">  "kfold_te_splits": 5,</w:t>
-        <w:br/>
-        <w:t xml:space="preserve">  "smote_k": 5,</w:t>
-        <w:br/>
-        <w:t xml:space="preserve">  "smote_strategy": "auto",</w:t>
-        <w:br/>
-        <w:t xml:space="preserve">  "calibration_method": "isotonic",</w:t>
-        <w:br/>
-        <w:t xml:space="preserve">  "calibration_cv": 3,</w:t>
-        <w:br/>
-        <w:t xml:space="preserve">  "permutation_repeats": 5,</w:t>
-        <w:br/>
-        <w:t xml:space="preserve">  "randomized_n_iter": 100,</w:t>
-        <w:br/>
-        <w:t xml:space="preserve">  "report_include_images": true,</w:t>
-        <w:br/>
-        <w:t xml:space="preserve">  "selection_threshold": 0.01,</w:t>
-        <w:br/>
-        <w:t xml:space="preserve">  "te_prior": 10,</w:t>
-        <w:br/>
-        <w:t xml:space="preserve">  "use_optuna": false</w:t>
+        <w:t xml:space="preserve">  "include_feature_importance": true</w:t>
         <w:br/>
         <w:t>}</w:t>
         <w:br/>
@@ -1955,7 +875,7 @@
     </w:p>
     <w:p>
       <w:r>
-        <w:t>Atual: 28+ features avançadas</w:t>
+        <w:t>Atual: 23+ features avançadas</w:t>
       </w:r>
     </w:p>
     <w:p>
@@ -2001,7 +921,7 @@
     </w:p>
     <w:p>
       <w:r>
-        <w:t>Atual: 22+ modelos state-of-the-art, validação estratificada</w:t>
+        <w:t>Atual: 2+ modelos state-of-the-art, validação estratificada</w:t>
       </w:r>
     </w:p>
     <w:p>
@@ -2232,7 +1152,7 @@
           </w:tcPr>
           <w:p>
             <w:r>
-              <w:t>28</w:t>
+              <w:t>23</w:t>
             </w:r>
           </w:p>
         </w:tc>
@@ -2242,7 +1162,7 @@
           </w:tcPr>
           <w:p>
             <w:r>
-              <w:t>+20</w:t>
+              <w:t>+15</w:t>
             </w:r>
           </w:p>
         </w:tc>
@@ -2274,7 +1194,7 @@
           </w:tcPr>
           <w:p>
             <w:r>
-              <w:t>22</w:t>
+              <w:t>2</w:t>
             </w:r>
           </w:p>
         </w:tc>
@@ -2284,7 +1204,7 @@
           </w:tcPr>
           <w:p>
             <w:r>
-              <w:t>+16</w:t>
+              <w:t>+-4</w:t>
             </w:r>
           </w:p>
         </w:tc>
@@ -2633,7 +1553,7 @@
     </w:p>
     <w:p>
       <w:r>
-        <w:t>Relatório gerado em: 17/01/2026 16:16:54</w:t>
+        <w:t>Relatório gerado em: 17/01/2026 16:17:35</w:t>
       </w:r>
     </w:p>
     <w:p>
